--- a/static/media/5.kh_giam_sat_ktr_dot_xuat.docx
+++ b/static/media/5.kh_giam_sat_ktr_dot_xuat.docx
@@ -1,11 +1,11 @@
 
 <file path=word/document.xml><?xml version="1.0" encoding="utf-8"?>
-<w:document xmlns:wpc="http://schemas.microsoft.com/office/word/2010/wordprocessingCanvas" xmlns:cx="http://schemas.microsoft.com/office/drawing/2014/chartex" xmlns:cx1="http://schemas.microsoft.com/office/drawing/2015/9/8/chartex" xmlns:cx2="http://schemas.microsoft.com/office/drawing/2015/10/21/chartex" xmlns:cx3="http://schemas.microsoft.com/office/drawing/2016/5/9/chartex" xmlns:cx4="http://schemas.microsoft.com/office/drawing/2016/5/10/chartex" xmlns:cx5="http://schemas.microsoft.com/office/drawing/2016/5/11/chartex" xmlns:cx6="http://schemas.microsoft.com/office/drawing/2016/5/12/chartex" xmlns:cx7="http://schemas.microsoft.com/office/drawing/2016/5/13/chartex" xmlns:cx8="http://schemas.microsoft.com/office/drawing/2016/5/14/chartex" xmlns:mc="http://schemas.openxmlformats.org/markup-compatibility/2006" xmlns:aink="http://schemas.microsoft.com/office/drawing/2016/ink" xmlns:am3d="http://schemas.microsoft.com/office/drawing/2017/model3d" xmlns:o="urn:schemas-microsoft-com:office:office" xmlns:r="http://schemas.openxmlformats.org/officeDocument/2006/relationships" xmlns:m="http://schemas.openxmlformats.org/officeDocument/2006/math" xmlns:v="urn:schemas-microsoft-com:vml" xmlns:wp14="http://schemas.microsoft.com/office/word/2010/wordprocessingDrawing" xmlns:wp="http://schemas.openxmlformats.org/drawingml/2006/wordprocessingDrawing" xmlns:w10="urn:schemas-microsoft-com:office:word" xmlns:w="http://schemas.openxmlformats.org/wordprocessingml/2006/main" xmlns:w14="http://schemas.microsoft.com/office/word/2010/wordml" xmlns:w15="http://schemas.microsoft.com/office/word/2012/wordml" xmlns:w16cex="http://schemas.microsoft.com/office/word/2018/wordml/cex" xmlns:w16cid="http://schemas.microsoft.com/office/word/2016/wordml/cid" xmlns:w16="http://schemas.microsoft.com/office/word/2018/wordml" xmlns:w16sdtdh="http://schemas.microsoft.com/office/word/2020/wordml/sdtdatahash" xmlns:w16se="http://schemas.microsoft.com/office/word/2015/wordml/symex" xmlns:wpg="http://schemas.microsoft.com/office/word/2010/wordprocessingGroup" xmlns:wpi="http://schemas.microsoft.com/office/word/2010/wordprocessingInk" xmlns:wne="http://schemas.microsoft.com/office/word/2006/wordml" xmlns:wps="http://schemas.microsoft.com/office/word/2010/wordprocessingShape" mc:Ignorable="w14 w15 w16se w16cid w16 w16cex w16sdtdh wp14">
+<w:document xmlns:wpc="http://schemas.microsoft.com/office/word/2010/wordprocessingCanvas" xmlns:cx="http://schemas.microsoft.com/office/drawing/2014/chartex" xmlns:cx1="http://schemas.microsoft.com/office/drawing/2015/9/8/chartex" xmlns:cx2="http://schemas.microsoft.com/office/drawing/2015/10/21/chartex" xmlns:cx3="http://schemas.microsoft.com/office/drawing/2016/5/9/chartex" xmlns:cx4="http://schemas.microsoft.com/office/drawing/2016/5/10/chartex" xmlns:cx5="http://schemas.microsoft.com/office/drawing/2016/5/11/chartex" xmlns:cx6="http://schemas.microsoft.com/office/drawing/2016/5/12/chartex" xmlns:cx7="http://schemas.microsoft.com/office/drawing/2016/5/13/chartex" xmlns:cx8="http://schemas.microsoft.com/office/drawing/2016/5/14/chartex" xmlns:mc="http://schemas.openxmlformats.org/markup-compatibility/2006" xmlns:aink="http://schemas.microsoft.com/office/drawing/2016/ink" xmlns:am3d="http://schemas.microsoft.com/office/drawing/2017/model3d" xmlns:o="urn:schemas-microsoft-com:office:office" xmlns:oel="http://schemas.microsoft.com/office/2019/extlst" xmlns:r="http://schemas.openxmlformats.org/officeDocument/2006/relationships" xmlns:m="http://schemas.openxmlformats.org/officeDocument/2006/math" xmlns:v="urn:schemas-microsoft-com:vml" xmlns:wp14="http://schemas.microsoft.com/office/word/2010/wordprocessingDrawing" xmlns:wp="http://schemas.openxmlformats.org/drawingml/2006/wordprocessingDrawing" xmlns:w10="urn:schemas-microsoft-com:office:word" xmlns:w="http://schemas.openxmlformats.org/wordprocessingml/2006/main" xmlns:w14="http://schemas.microsoft.com/office/word/2010/wordml" xmlns:w15="http://schemas.microsoft.com/office/word/2012/wordml" xmlns:w16cex="http://schemas.microsoft.com/office/word/2018/wordml/cex" xmlns:w16cid="http://schemas.microsoft.com/office/word/2016/wordml/cid" xmlns:w16="http://schemas.microsoft.com/office/word/2018/wordml" xmlns:w16du="http://schemas.microsoft.com/office/word/2023/wordml/word16du" xmlns:w16sdtdh="http://schemas.microsoft.com/office/word/2020/wordml/sdtdatahash" xmlns:w16sdtfl="http://schemas.microsoft.com/office/word/2024/wordml/sdtformatlock" xmlns:w16se="http://schemas.microsoft.com/office/word/2015/wordml/symex" xmlns:wpg="http://schemas.microsoft.com/office/word/2010/wordprocessingGroup" xmlns:wpi="http://schemas.microsoft.com/office/word/2010/wordprocessingInk" xmlns:wne="http://schemas.microsoft.com/office/word/2006/wordml" xmlns:wps="http://schemas.microsoft.com/office/word/2010/wordprocessingShape" mc:Ignorable="w14 w15 w16se w16cid w16 w16cex w16sdtdh w16sdtfl w16du wp14">
   <w:body>
     <w:p>
       <w:pPr>
         <w:tabs>
-          <w:tab w:val="center" w:pos="1800"/>
+          <w:tab w:val="center" w:pos="1701"/>
           <w:tab w:val="center" w:pos="7020"/>
         </w:tabs>
         <w:jc w:val="both"/>
@@ -30,7 +30,7 @@
           <w:sz w:val="24"/>
           <w:szCs w:val="24"/>
         </w:rPr>
-        <w:t>TỔNG CỤC THUẾ</w:t>
+        <w:t>CỤC THUẾ</w:t>
       </w:r>
       <w:r>
         <w:rPr>
@@ -68,7 +68,7 @@
     <w:p>
       <w:pPr>
         <w:tabs>
-          <w:tab w:val="center" w:pos="1800"/>
+          <w:tab w:val="center" w:pos="1701"/>
           <w:tab w:val="center" w:pos="7020"/>
         </w:tabs>
         <w:jc w:val="both"/>
@@ -90,21 +90,35 @@
           <w:b/>
           <w:color w:val="000000" w:themeColor="text1"/>
         </w:rPr>
-        <w:t>CỤC THUẾ</w:t>
-      </w:r>
-      <w:r>
-        <w:rPr>
-          <w:b/>
-          <w:color w:val="000000" w:themeColor="text1"/>
-        </w:rPr>
-        <w:t xml:space="preserve"> TỈNH</w:t>
-      </w:r>
-      <w:r>
-        <w:rPr>
-          <w:b/>
-          <w:color w:val="000000" w:themeColor="text1"/>
-        </w:rPr>
-        <w:t xml:space="preserve"> QUẢNG TRỊ</w:t>
+        <w:t>C</w:t>
+      </w:r>
+      <w:r>
+        <w:rPr>
+          <w:b/>
+          <w:color w:val="000000" w:themeColor="text1"/>
+        </w:rPr>
+        <w:t>HI C</w:t>
+      </w:r>
+      <w:r>
+        <w:rPr>
+          <w:b/>
+          <w:color w:val="000000" w:themeColor="text1"/>
+        </w:rPr>
+        <w:t>ỤC THUẾ</w:t>
+      </w:r>
+      <w:r>
+        <w:rPr>
+          <w:b/>
+          <w:color w:val="000000" w:themeColor="text1"/>
+        </w:rPr>
+        <w:t xml:space="preserve"> </w:t>
+      </w:r>
+      <w:r>
+        <w:rPr>
+          <w:b/>
+          <w:color w:val="000000" w:themeColor="text1"/>
+        </w:rPr>
+        <w:t>KHU VỰC XI</w:t>
       </w:r>
       <w:r>
         <w:rPr>
@@ -222,7 +236,7 @@
           </mc:Choice>
           <mc:Fallback>
             <w:pict>
-              <v:line w14:anchorId="63709B99" id="Line 14" o:spid="_x0000_s1026" style="position:absolute;z-index:251658752;visibility:visible;mso-wrap-style:square;mso-width-percent:0;mso-height-percent:0;mso-wrap-distance-left:9pt;mso-wrap-distance-top:0;mso-wrap-distance-right:9pt;mso-wrap-distance-bottom:0;mso-position-horizontal:absolute;mso-position-horizontal-relative:text;mso-position-vertical:absolute;mso-position-vertical-relative:text;mso-width-percent:0;mso-height-percent:0;mso-width-relative:page;mso-height-relative:page" from="270.6pt,1.4pt" to="432.6pt,1.4pt" o:gfxdata="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"/>
+              <v:line w14:anchorId="48F4C382" id="Line 14" o:spid="_x0000_s1026" style="position:absolute;z-index:251658752;visibility:visible;mso-wrap-style:square;mso-width-percent:0;mso-height-percent:0;mso-wrap-distance-left:9pt;mso-wrap-distance-top:0;mso-wrap-distance-right:9pt;mso-wrap-distance-bottom:0;mso-position-horizontal:absolute;mso-position-horizontal-relative:text;mso-position-vertical:absolute;mso-position-vertical-relative:text;mso-width-percent:0;mso-height-percent:0;mso-width-relative:page;mso-height-relative:page" from="270.6pt,1.4pt" to="432.6pt,1.4pt" o:gfxdata="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"/>
             </w:pict>
           </mc:Fallback>
         </mc:AlternateContent>
@@ -297,7 +311,7 @@
           </mc:Choice>
           <mc:Fallback>
             <w:pict>
-              <v:line w14:anchorId="4F839293" id="Line 12" o:spid="_x0000_s1026" style="position:absolute;z-index:251656704;visibility:visible;mso-wrap-style:square;mso-width-percent:0;mso-height-percent:0;mso-wrap-distance-left:9pt;mso-wrap-distance-top:0;mso-wrap-distance-right:9pt;mso-wrap-distance-bottom:0;mso-position-horizontal:absolute;mso-position-horizontal-relative:text;mso-position-vertical:absolute;mso-position-vertical-relative:text;mso-width-percent:0;mso-height-percent:0;mso-width-relative:page;mso-height-relative:page" from="56.85pt,.45pt" to="119.85pt,.45pt" o:gfxdata="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"/>
+              <v:line w14:anchorId="72C7616B" id="Line 12" o:spid="_x0000_s1026" style="position:absolute;z-index:251656704;visibility:visible;mso-wrap-style:square;mso-width-percent:0;mso-height-percent:0;mso-wrap-distance-left:9pt;mso-wrap-distance-top:0;mso-wrap-distance-right:9pt;mso-wrap-distance-bottom:0;mso-position-horizontal:absolute;mso-position-horizontal-relative:text;mso-position-vertical:absolute;mso-position-vertical-relative:text;mso-width-percent:0;mso-height-percent:0;mso-width-relative:page;mso-height-relative:page" from="56.85pt,.45pt" to="119.85pt,.45pt" o:gfxdata="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"/>
             </w:pict>
           </mc:Fallback>
         </mc:AlternateContent>
@@ -372,7 +386,7 @@
           </mc:Choice>
           <mc:Fallback>
             <w:pict>
-              <v:line w14:anchorId="275D406C" id="Line 13" o:spid="_x0000_s1026" style="position:absolute;z-index:251657728;visibility:visible;mso-wrap-style:square;mso-width-percent:0;mso-height-percent:0;mso-wrap-distance-left:9pt;mso-wrap-distance-top:0;mso-wrap-distance-right:9pt;mso-wrap-distance-bottom:0;mso-position-horizontal:absolute;mso-position-horizontal-relative:text;mso-position-vertical:absolute;mso-position-vertical-relative:text;mso-width-percent:0;mso-height-percent:0;mso-width-relative:page;mso-height-relative:page" from="34.65pt,1.9pt" to="34.65pt,1.9pt" o:gfxdata="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"/>
+              <v:line w14:anchorId="551A2E75" id="Line 13" o:spid="_x0000_s1026" style="position:absolute;z-index:251657728;visibility:visible;mso-wrap-style:square;mso-width-percent:0;mso-height-percent:0;mso-wrap-distance-left:9pt;mso-wrap-distance-top:0;mso-wrap-distance-right:9pt;mso-wrap-distance-bottom:0;mso-position-horizontal:absolute;mso-position-horizontal-relative:text;mso-position-vertical:absolute;mso-position-vertical-relative:text;mso-width-percent:0;mso-height-percent:0;mso-width-relative:page;mso-height-relative:page" from="34.65pt,1.9pt" to="34.65pt,1.9pt" o:gfxdata="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"/>
             </w:pict>
           </mc:Fallback>
         </mc:AlternateContent>
@@ -538,19 +552,8 @@
     </w:p>
     <w:p>
       <w:pPr>
-        <w:spacing w:before="60" w:after="40"/>
-        <w:jc w:val="both"/>
-        <w:rPr>
-          <w:color w:val="000000" w:themeColor="text1"/>
-          <w:sz w:val="8"/>
-          <w:szCs w:val="28"/>
-        </w:rPr>
-      </w:pPr>
-    </w:p>
-    <w:p>
-      <w:pPr>
         <w:spacing w:line="259" w:lineRule="auto"/>
-        <w:ind w:firstLine="709"/>
+        <w:ind w:firstLine="567"/>
         <w:jc w:val="both"/>
         <w:rPr>
           <w:color w:val="000000" w:themeColor="text1"/>
@@ -580,15 +583,39 @@
           <w:sz w:val="28"/>
           <w:szCs w:val="28"/>
         </w:rPr>
-        <w:t>/QĐ-CT</w:t>
-      </w:r>
-      <w:r>
-        <w:rPr>
-          <w:color w:val="000000" w:themeColor="text1"/>
-          <w:sz w:val="28"/>
-          <w:szCs w:val="28"/>
-        </w:rPr>
-        <w:t>QTR</w:t>
+        <w:t>/QĐ-C</w:t>
+      </w:r>
+      <w:r>
+        <w:rPr>
+          <w:color w:val="000000" w:themeColor="text1"/>
+          <w:sz w:val="28"/>
+          <w:szCs w:val="28"/>
+        </w:rPr>
+        <w:t>C</w:t>
+      </w:r>
+      <w:r>
+        <w:rPr>
+          <w:color w:val="000000" w:themeColor="text1"/>
+          <w:sz w:val="28"/>
+          <w:szCs w:val="28"/>
+        </w:rPr>
+        <w:t>T</w:t>
+      </w:r>
+      <w:r>
+        <w:rPr>
+          <w:color w:val="000000" w:themeColor="text1"/>
+          <w:sz w:val="28"/>
+          <w:szCs w:val="28"/>
+        </w:rPr>
+        <w:t xml:space="preserve">KV.XI </w:t>
+      </w:r>
+      <w:r>
+        <w:rPr>
+          <w:color w:val="000000" w:themeColor="text1"/>
+          <w:sz w:val="28"/>
+          <w:szCs w:val="28"/>
+        </w:rPr>
+        <w:t>&lt;ngay_thang&gt;</w:t>
       </w:r>
       <w:r>
         <w:rPr>
@@ -604,7 +631,15 @@
           <w:sz w:val="28"/>
           <w:szCs w:val="28"/>
         </w:rPr>
-        <w:t>&lt;ngay_thang&gt;</w:t>
+        <w:t xml:space="preserve">của </w:t>
+      </w:r>
+      <w:r>
+        <w:rPr>
+          <w:color w:val="000000" w:themeColor="text1"/>
+          <w:sz w:val="28"/>
+          <w:szCs w:val="28"/>
+        </w:rPr>
+        <w:t>Chi cục thuế khu vực XI</w:t>
       </w:r>
       <w:r>
         <w:rPr>
@@ -620,38 +655,6 @@
           <w:sz w:val="28"/>
           <w:szCs w:val="28"/>
         </w:rPr>
-        <w:t xml:space="preserve">của Cục trưởng </w:t>
-      </w:r>
-      <w:r>
-        <w:rPr>
-          <w:color w:val="000000" w:themeColor="text1"/>
-          <w:sz w:val="28"/>
-          <w:szCs w:val="28"/>
-        </w:rPr>
-        <w:t>C</w:t>
-      </w:r>
-      <w:r>
-        <w:rPr>
-          <w:color w:val="000000" w:themeColor="text1"/>
-          <w:sz w:val="28"/>
-          <w:szCs w:val="28"/>
-        </w:rPr>
-        <w:t xml:space="preserve">ục </w:t>
-      </w:r>
-      <w:r>
-        <w:rPr>
-          <w:color w:val="000000" w:themeColor="text1"/>
-          <w:sz w:val="28"/>
-          <w:szCs w:val="28"/>
-        </w:rPr>
-        <w:t xml:space="preserve">Thuế tỉnh Quảng Trị </w:t>
-      </w:r>
-      <w:r>
-        <w:rPr>
-          <w:color w:val="000000" w:themeColor="text1"/>
-          <w:sz w:val="28"/>
-          <w:szCs w:val="28"/>
-        </w:rPr>
         <w:t xml:space="preserve">về việc giám sát hoạt động của Đoàn </w:t>
       </w:r>
       <w:r>
@@ -747,22 +750,15 @@
     <w:p>
       <w:pPr>
         <w:spacing w:line="259" w:lineRule="auto"/>
-        <w:jc w:val="both"/>
-        <w:rPr>
-          <w:b/>
-          <w:color w:val="000000" w:themeColor="text1"/>
-          <w:sz w:val="28"/>
-          <w:szCs w:val="28"/>
-        </w:rPr>
-      </w:pPr>
-      <w:r>
-        <w:rPr>
-          <w:color w:val="000000" w:themeColor="text1"/>
-          <w:sz w:val="28"/>
-          <w:szCs w:val="28"/>
-        </w:rPr>
-        <w:tab/>
-      </w:r>
+        <w:ind w:firstLine="567"/>
+        <w:jc w:val="both"/>
+        <w:rPr>
+          <w:b/>
+          <w:color w:val="000000" w:themeColor="text1"/>
+          <w:sz w:val="28"/>
+          <w:szCs w:val="28"/>
+        </w:rPr>
+      </w:pPr>
       <w:r>
         <w:rPr>
           <w:b/>
@@ -776,199 +772,47 @@
     <w:p>
       <w:pPr>
         <w:spacing w:line="259" w:lineRule="auto"/>
-        <w:ind w:firstLine="720"/>
-        <w:jc w:val="both"/>
-        <w:rPr>
-          <w:color w:val="000000" w:themeColor="text1"/>
-          <w:sz w:val="28"/>
-          <w:szCs w:val="28"/>
-        </w:rPr>
-      </w:pPr>
-      <w:r>
-        <w:rPr>
-          <w:color w:val="000000" w:themeColor="text1"/>
-          <w:sz w:val="28"/>
-          <w:szCs w:val="28"/>
-        </w:rPr>
-        <w:t xml:space="preserve">- Mục đích: </w:t>
-      </w:r>
-      <w:r>
-        <w:rPr>
-          <w:color w:val="000000" w:themeColor="text1"/>
-          <w:sz w:val="28"/>
-          <w:szCs w:val="28"/>
-        </w:rPr>
-        <w:t xml:space="preserve">Giám sát hoạt động của Đoàn </w:t>
-      </w:r>
-      <w:r>
-        <w:rPr>
-          <w:color w:val="000000" w:themeColor="text1"/>
-          <w:sz w:val="28"/>
-          <w:szCs w:val="28"/>
-        </w:rPr>
-        <w:t>kiểm</w:t>
-      </w:r>
-      <w:r>
-        <w:rPr>
-          <w:color w:val="000000" w:themeColor="text1"/>
-          <w:sz w:val="28"/>
-          <w:szCs w:val="28"/>
-        </w:rPr>
-        <w:t xml:space="preserve"> tra</w:t>
-      </w:r>
-      <w:r>
-        <w:rPr>
-          <w:color w:val="000000" w:themeColor="text1"/>
-          <w:sz w:val="28"/>
-          <w:szCs w:val="28"/>
-        </w:rPr>
-        <w:t xml:space="preserve"> thuế </w:t>
-      </w:r>
-      <w:r>
-        <w:rPr>
-          <w:color w:val="000000" w:themeColor="text1"/>
-          <w:sz w:val="28"/>
-          <w:szCs w:val="28"/>
-        </w:rPr>
-        <w:t>nhằm theo dõi, nắm bắt việc chấp</w:t>
-      </w:r>
-      <w:r>
-        <w:rPr>
-          <w:color w:val="000000" w:themeColor="text1"/>
-          <w:sz w:val="28"/>
-          <w:szCs w:val="28"/>
-        </w:rPr>
-        <w:t xml:space="preserve"> hành pháp luật, tuân thủ Luật Q</w:t>
-      </w:r>
-      <w:r>
-        <w:rPr>
-          <w:color w:val="000000" w:themeColor="text1"/>
-          <w:sz w:val="28"/>
-          <w:szCs w:val="28"/>
-        </w:rPr>
-        <w:t xml:space="preserve">uản lý thuế, Quy trình </w:t>
-      </w:r>
-      <w:r>
-        <w:rPr>
-          <w:color w:val="000000" w:themeColor="text1"/>
-          <w:sz w:val="28"/>
-          <w:szCs w:val="28"/>
-        </w:rPr>
-        <w:t>thanh</w:t>
-      </w:r>
-      <w:r>
-        <w:rPr>
-          <w:color w:val="000000" w:themeColor="text1"/>
-          <w:sz w:val="28"/>
-          <w:szCs w:val="28"/>
-        </w:rPr>
-        <w:t xml:space="preserve"> tra thuế, tuân thủ chuẩn mực đạo đức, quy tắc ứng xử của công chức thuế và ý thức kỷ luật của Trưởng đoàn, thành viên Đoàn </w:t>
-      </w:r>
-      <w:r>
-        <w:rPr>
-          <w:color w:val="000000" w:themeColor="text1"/>
-          <w:sz w:val="28"/>
-          <w:szCs w:val="28"/>
-        </w:rPr>
-        <w:t>kiểm</w:t>
-      </w:r>
-      <w:r>
-        <w:rPr>
-          <w:color w:val="000000" w:themeColor="text1"/>
-          <w:sz w:val="28"/>
-          <w:szCs w:val="28"/>
-        </w:rPr>
-        <w:t xml:space="preserve"> tra thuế; tình hình thực hiện nhiệm vụ và triển khai hoạt động </w:t>
-      </w:r>
-      <w:r>
-        <w:rPr>
-          <w:color w:val="000000" w:themeColor="text1"/>
-          <w:sz w:val="28"/>
-          <w:szCs w:val="28"/>
-        </w:rPr>
-        <w:t>kiểm</w:t>
-      </w:r>
-      <w:r>
-        <w:rPr>
-          <w:color w:val="000000" w:themeColor="text1"/>
-          <w:sz w:val="28"/>
-          <w:szCs w:val="28"/>
-        </w:rPr>
-        <w:t xml:space="preserve"> tra thuế</w:t>
-      </w:r>
-      <w:r>
-        <w:rPr>
-          <w:color w:val="000000" w:themeColor="text1"/>
-          <w:sz w:val="28"/>
-          <w:szCs w:val="28"/>
-        </w:rPr>
-        <w:t xml:space="preserve"> để kịp thời có biện pháp chấn chỉnh, xử lý nhằm đảm bảo thực hiện đúng mục đích, yêu cầu, nội dung theo kế hoạch </w:t>
-      </w:r>
-      <w:r>
-        <w:rPr>
-          <w:color w:val="000000" w:themeColor="text1"/>
-          <w:sz w:val="28"/>
-          <w:szCs w:val="28"/>
-        </w:rPr>
-        <w:t>thanh</w:t>
-      </w:r>
-      <w:r>
-        <w:rPr>
-          <w:color w:val="000000" w:themeColor="text1"/>
-          <w:sz w:val="28"/>
-          <w:szCs w:val="28"/>
-        </w:rPr>
-        <w:t xml:space="preserve"> tra đã được phê duyệt.</w:t>
+        <w:ind w:firstLine="567"/>
+        <w:jc w:val="both"/>
+        <w:rPr>
+          <w:color w:val="000000" w:themeColor="text1"/>
+          <w:sz w:val="28"/>
+          <w:szCs w:val="28"/>
+        </w:rPr>
+      </w:pPr>
+      <w:r>
+        <w:rPr>
+          <w:color w:val="000000" w:themeColor="text1"/>
+          <w:sz w:val="28"/>
+          <w:szCs w:val="28"/>
+        </w:rPr>
+        <w:t>- Mục đích: Giám sát hoạt động của đoàn kiểm tra nhằm theo dõi, nắm bắt việc chấp hành pháp luật, tuân thủ Luật Quản lý thuế, Quy trình kiểm tra thuế, tuân thủ chuẩn mực đạo đức, quy tắc ứng xử của công chức thuế và ý thức kỷ luật của trưởng đoàn, thành viên đoàn kiểm tra thuế; tình hình thực hiện nhiệm vụ và triển khai hoạt động kiểm tra thuế để kịp thời có biện pháp chấn chỉnh, xử lý nhằm đảm bảo thực hiện đúng mục đích, yêu cầu, nội dung theo kế hoạch kiểm tra đã được phê duyệt.</w:t>
       </w:r>
     </w:p>
     <w:p>
       <w:pPr>
         <w:spacing w:line="259" w:lineRule="auto"/>
-        <w:ind w:firstLine="720"/>
-        <w:jc w:val="both"/>
-        <w:rPr>
-          <w:color w:val="000000" w:themeColor="text1"/>
-          <w:sz w:val="28"/>
-          <w:szCs w:val="28"/>
-        </w:rPr>
-      </w:pPr>
-      <w:r>
-        <w:rPr>
-          <w:color w:val="000000" w:themeColor="text1"/>
-          <w:sz w:val="28"/>
-          <w:szCs w:val="28"/>
-        </w:rPr>
-        <w:t xml:space="preserve">- Yêu cầu: </w:t>
-      </w:r>
-      <w:r>
-        <w:rPr>
-          <w:color w:val="000000" w:themeColor="text1"/>
-          <w:sz w:val="28"/>
-          <w:szCs w:val="28"/>
-        </w:rPr>
-        <w:t xml:space="preserve">việc giám sát phải được thực hiện thường xuyên, liên tục trong quá trình hoạt động của Đoàn </w:t>
-      </w:r>
-      <w:r>
-        <w:rPr>
-          <w:color w:val="000000" w:themeColor="text1"/>
-          <w:sz w:val="28"/>
-          <w:szCs w:val="28"/>
-        </w:rPr>
-        <w:t>kiểm</w:t>
-      </w:r>
-      <w:r>
-        <w:rPr>
-          <w:color w:val="000000" w:themeColor="text1"/>
-          <w:sz w:val="28"/>
-          <w:szCs w:val="28"/>
-        </w:rPr>
-        <w:t xml:space="preserve"> tra thuế tại trụ sở NNT và đảm bảo tính khách quan, kịp thời, đầy đủ, chính xác.</w:t>
+        <w:ind w:firstLine="567"/>
+        <w:jc w:val="both"/>
+        <w:rPr>
+          <w:color w:val="000000" w:themeColor="text1"/>
+          <w:sz w:val="28"/>
+          <w:szCs w:val="28"/>
+        </w:rPr>
+      </w:pPr>
+      <w:r>
+        <w:rPr>
+          <w:color w:val="000000" w:themeColor="text1"/>
+          <w:sz w:val="28"/>
+          <w:szCs w:val="28"/>
+        </w:rPr>
+        <w:t>- Yêu cầu: việc giám sát phải được thực hiện thường xuyên, liên tục trong quá trình hoạt động của đoàn kiểm tra thuế tại trụ sở NNT và đảm bảo tính khách quan, kịp thời, đầy đủ, chính xác.</w:t>
       </w:r>
     </w:p>
     <w:p>
       <w:pPr>
         <w:spacing w:line="259" w:lineRule="auto"/>
-        <w:ind w:firstLine="720"/>
+        <w:ind w:firstLine="567"/>
         <w:jc w:val="both"/>
         <w:rPr>
           <w:b/>
@@ -1005,55 +849,7 @@
           <w:sz w:val="28"/>
           <w:szCs w:val="28"/>
         </w:rPr>
-        <w:t xml:space="preserve">Thực hiện theo quy định tại Điều 8 của quy chế giám sát hoạt động của đoàn </w:t>
-      </w:r>
-      <w:r>
-        <w:rPr>
-          <w:color w:val="000000" w:themeColor="text1"/>
-          <w:sz w:val="28"/>
-          <w:szCs w:val="28"/>
-        </w:rPr>
-        <w:t>kiểm</w:t>
-      </w:r>
-      <w:r>
-        <w:rPr>
-          <w:color w:val="000000" w:themeColor="text1"/>
-          <w:sz w:val="28"/>
-          <w:szCs w:val="28"/>
-        </w:rPr>
-        <w:t xml:space="preserve"> tra thuế (kèm theo Quyết định số </w:t>
-      </w:r>
-      <w:r>
-        <w:rPr>
-          <w:color w:val="000000" w:themeColor="text1"/>
-          <w:sz w:val="28"/>
-          <w:szCs w:val="28"/>
-        </w:rPr>
-        <w:t>1614</w:t>
-      </w:r>
-      <w:r>
-        <w:rPr>
-          <w:color w:val="000000" w:themeColor="text1"/>
-          <w:sz w:val="28"/>
-          <w:szCs w:val="28"/>
-        </w:rPr>
-        <w:t xml:space="preserve">/QĐ-TCT ngày </w:t>
-      </w:r>
-      <w:r>
-        <w:rPr>
-          <w:color w:val="000000" w:themeColor="text1"/>
-          <w:sz w:val="28"/>
-          <w:szCs w:val="28"/>
-        </w:rPr>
-        <w:t>13/10/2020</w:t>
-      </w:r>
-      <w:r>
-        <w:rPr>
-          <w:color w:val="000000" w:themeColor="text1"/>
-          <w:sz w:val="28"/>
-          <w:szCs w:val="28"/>
-        </w:rPr>
-        <w:t xml:space="preserve"> của Tổng cục trưởng Tổng cục Thuế), cụ thể:</w:t>
+        <w:t>Thực hiện theo quy định tại Điều 8 của quy chế giám sát hoạt động của đoàn kiểm tra (kèm theo Quyết định số 1614/QĐ-TCT ngày 13/10/2020 của Tổng cục Thuế), cụ thể:</w:t>
       </w:r>
     </w:p>
     <w:p>
@@ -1074,39 +870,7 @@
           <w:sz w:val="28"/>
           <w:szCs w:val="28"/>
         </w:rPr>
-        <w:t xml:space="preserve">1. Giám sát việc chấp hành pháp luật của Trưởng đoàn </w:t>
-      </w:r>
-      <w:r>
-        <w:rPr>
-          <w:color w:val="000000" w:themeColor="text1"/>
-          <w:sz w:val="28"/>
-          <w:szCs w:val="28"/>
-        </w:rPr>
-        <w:t>thanh</w:t>
-      </w:r>
-      <w:r>
-        <w:rPr>
-          <w:color w:val="000000" w:themeColor="text1"/>
-          <w:sz w:val="28"/>
-          <w:szCs w:val="28"/>
-        </w:rPr>
-        <w:t xml:space="preserve"> tra, thành viên Đoàn </w:t>
-      </w:r>
-      <w:r>
-        <w:rPr>
-          <w:color w:val="000000" w:themeColor="text1"/>
-          <w:sz w:val="28"/>
-          <w:szCs w:val="28"/>
-        </w:rPr>
-        <w:t>kiểm</w:t>
-      </w:r>
-      <w:r>
-        <w:rPr>
-          <w:color w:val="000000" w:themeColor="text1"/>
-          <w:sz w:val="28"/>
-          <w:szCs w:val="28"/>
-        </w:rPr>
-        <w:t xml:space="preserve"> tra bao gồm các nội dung sau:</w:t>
+        <w:t>1. Giám sát việc chấp hành pháp luật của trưởng đoàn, thành viên đoàn kiểm tra bao gồm các nội dung sau:</w:t>
       </w:r>
     </w:p>
     <w:p>
@@ -1127,87 +891,7 @@
           <w:sz w:val="28"/>
           <w:szCs w:val="28"/>
         </w:rPr>
-        <w:t>-</w:t>
-      </w:r>
-      <w:r>
-        <w:rPr>
-          <w:color w:val="000000" w:themeColor="text1"/>
-          <w:sz w:val="28"/>
-          <w:szCs w:val="28"/>
-        </w:rPr>
-        <w:t xml:space="preserve"> Việc thực hiện các quy định của pháp luật về trình tự, thủ tục, thời hạn tiến hành một cuộc </w:t>
-      </w:r>
-      <w:r>
-        <w:rPr>
-          <w:color w:val="000000" w:themeColor="text1"/>
-          <w:sz w:val="28"/>
-          <w:szCs w:val="28"/>
-        </w:rPr>
-        <w:t>thanh tra, kiểm</w:t>
-      </w:r>
-      <w:r>
-        <w:rPr>
-          <w:color w:val="000000" w:themeColor="text1"/>
-          <w:sz w:val="28"/>
-          <w:szCs w:val="28"/>
-        </w:rPr>
-        <w:t xml:space="preserve"> tra</w:t>
-      </w:r>
-      <w:r>
-        <w:rPr>
-          <w:color w:val="000000" w:themeColor="text1"/>
-          <w:sz w:val="28"/>
-          <w:szCs w:val="28"/>
-        </w:rPr>
-        <w:t xml:space="preserve"> </w:t>
-      </w:r>
-      <w:r>
-        <w:rPr>
-          <w:color w:val="000000" w:themeColor="text1"/>
-          <w:sz w:val="28"/>
-          <w:szCs w:val="28"/>
-        </w:rPr>
-        <w:t>thuế theo quy định thanh tra, kiểm tra thuế</w:t>
-      </w:r>
-      <w:r>
-        <w:rPr>
-          <w:color w:val="000000" w:themeColor="text1"/>
-          <w:sz w:val="28"/>
-          <w:szCs w:val="28"/>
-        </w:rPr>
-        <w:t xml:space="preserve"> bao gồm: việc thu thập, tổng hợp, đánh giá thông tin; thực hiện chế độ thông tin, báo cáo; ghi nhật ký Đoàn </w:t>
-      </w:r>
-      <w:r>
-        <w:rPr>
-          <w:color w:val="000000" w:themeColor="text1"/>
-          <w:sz w:val="28"/>
-          <w:szCs w:val="28"/>
-        </w:rPr>
-        <w:t>thanh tra, kiểm</w:t>
-      </w:r>
-      <w:r>
-        <w:rPr>
-          <w:color w:val="000000" w:themeColor="text1"/>
-          <w:sz w:val="28"/>
-          <w:szCs w:val="28"/>
-        </w:rPr>
-        <w:t xml:space="preserve"> tra</w:t>
-      </w:r>
-      <w:r>
-        <w:rPr>
-          <w:color w:val="000000" w:themeColor="text1"/>
-          <w:sz w:val="28"/>
-          <w:szCs w:val="28"/>
-        </w:rPr>
-        <w:t xml:space="preserve"> thuế</w:t>
-      </w:r>
-      <w:r>
-        <w:rPr>
-          <w:color w:val="000000" w:themeColor="text1"/>
-          <w:sz w:val="28"/>
-          <w:szCs w:val="28"/>
-        </w:rPr>
-        <w:t>;</w:t>
+        <w:t>- Việc thực hiện các quy định của pháp luật về trình tự, thủ tục, thời hạn tiến hành một cuộc thanh tra, kiểm tra thuế theo quy định thanh tra, kiểm tra thuế bao gồm: việc thu thập, tổng hợp, đánh giá thông tin; thực hiện chế độ thông tin, báo cáo; ghi nhật ký đoàn thanh tra, kiểm tra thuế;</w:t>
       </w:r>
     </w:p>
     <w:p>
@@ -1228,79 +912,7 @@
           <w:sz w:val="28"/>
           <w:szCs w:val="28"/>
         </w:rPr>
-        <w:t>-</w:t>
-      </w:r>
-      <w:r>
-        <w:rPr>
-          <w:color w:val="000000" w:themeColor="text1"/>
-          <w:sz w:val="28"/>
-          <w:szCs w:val="28"/>
-        </w:rPr>
-        <w:t xml:space="preserve"> Việc thực hiện các quyền trong hoạt động </w:t>
-      </w:r>
-      <w:r>
-        <w:rPr>
-          <w:color w:val="000000" w:themeColor="text1"/>
-          <w:sz w:val="28"/>
-          <w:szCs w:val="28"/>
-        </w:rPr>
-        <w:t>thanh tra, kiểm</w:t>
-      </w:r>
-      <w:r>
-        <w:rPr>
-          <w:color w:val="000000" w:themeColor="text1"/>
-          <w:sz w:val="28"/>
-          <w:szCs w:val="28"/>
-        </w:rPr>
-        <w:t xml:space="preserve"> tra</w:t>
-      </w:r>
-      <w:r>
-        <w:rPr>
-          <w:color w:val="000000" w:themeColor="text1"/>
-          <w:sz w:val="28"/>
-          <w:szCs w:val="28"/>
-        </w:rPr>
-        <w:t xml:space="preserve"> thuế đối với người được giám sát</w:t>
-      </w:r>
-      <w:r>
-        <w:rPr>
-          <w:color w:val="000000" w:themeColor="text1"/>
-          <w:sz w:val="28"/>
-          <w:szCs w:val="28"/>
-        </w:rPr>
-        <w:t xml:space="preserve">, bao gồm: căn cứ, thẩm quyền, trình tự, thủ tục và kết quả thực hiện; việc xử lý ý kiến của đối tượng </w:t>
-      </w:r>
-      <w:r>
-        <w:rPr>
-          <w:color w:val="000000" w:themeColor="text1"/>
-          <w:sz w:val="28"/>
-          <w:szCs w:val="28"/>
-        </w:rPr>
-        <w:t>thanh tra, kiểm</w:t>
-      </w:r>
-      <w:r>
-        <w:rPr>
-          <w:color w:val="000000" w:themeColor="text1"/>
-          <w:sz w:val="28"/>
-          <w:szCs w:val="28"/>
-        </w:rPr>
-        <w:t xml:space="preserve"> tra và các cơ quan, tổ chức, cá nhân có liên quan đến việc thực hiện các quyền trong hoạt động thanh tra</w:t>
-      </w:r>
-      <w:r>
-        <w:rPr>
-          <w:color w:val="000000" w:themeColor="text1"/>
-          <w:sz w:val="28"/>
-          <w:szCs w:val="28"/>
-        </w:rPr>
-        <w:t>,kiểm tra</w:t>
-      </w:r>
-      <w:r>
-        <w:rPr>
-          <w:color w:val="000000" w:themeColor="text1"/>
-          <w:sz w:val="28"/>
-          <w:szCs w:val="28"/>
-        </w:rPr>
-        <w:t>;</w:t>
+        <w:t>- Việc thực hiện các quyền trong hoạt động thanh tra, kiểm tra thuế đối với người được giám sát, bao gồm: căn cứ, thẩm quyền, trình tự, thủ tục và kết quả thực hiện; việc xử lý ý kiến của đối tượng thanh tra, kiểm tra và các cơ quan, tổ chức, cá nhân có liên quan đến việc thực hiện các quyền trong hoạt động thanh tra, kiểm tra;</w:t>
       </w:r>
     </w:p>
     <w:p>
@@ -1321,104 +933,7 @@
           <w:sz w:val="28"/>
           <w:szCs w:val="28"/>
         </w:rPr>
-        <w:t>-</w:t>
-      </w:r>
-      <w:r>
-        <w:rPr>
-          <w:color w:val="000000" w:themeColor="text1"/>
-          <w:sz w:val="28"/>
-          <w:szCs w:val="28"/>
-        </w:rPr>
-        <w:t xml:space="preserve"> Việc thực hiện các quy định của pháp luật đối với Trưởng đoàn thanh tra</w:t>
-      </w:r>
-      <w:r>
-        <w:rPr>
-          <w:color w:val="000000" w:themeColor="text1"/>
-          <w:sz w:val="28"/>
-          <w:szCs w:val="28"/>
-        </w:rPr>
-        <w:t>, kiểm tra</w:t>
-      </w:r>
-      <w:r>
-        <w:rPr>
-          <w:color w:val="000000" w:themeColor="text1"/>
-          <w:sz w:val="28"/>
-          <w:szCs w:val="28"/>
-        </w:rPr>
-        <w:t>, các thành viên Đoàn thanh tra</w:t>
-      </w:r>
-      <w:r>
-        <w:rPr>
-          <w:color w:val="000000" w:themeColor="text1"/>
-          <w:sz w:val="28"/>
-          <w:szCs w:val="28"/>
-        </w:rPr>
-        <w:t>, kiểm tra</w:t>
-      </w:r>
-      <w:r>
-        <w:rPr>
-          <w:color w:val="000000" w:themeColor="text1"/>
-          <w:sz w:val="28"/>
-          <w:szCs w:val="28"/>
-        </w:rPr>
-        <w:t>, bao gồm: quy định về những điều cấm trong hoạt động thanh tra</w:t>
-      </w:r>
-      <w:r>
-        <w:rPr>
-          <w:color w:val="000000" w:themeColor="text1"/>
-          <w:sz w:val="28"/>
-          <w:szCs w:val="28"/>
-        </w:rPr>
-        <w:t>, kiểm tra thuế</w:t>
-      </w:r>
-      <w:r>
-        <w:rPr>
-          <w:color w:val="000000" w:themeColor="text1"/>
-          <w:sz w:val="28"/>
-          <w:szCs w:val="28"/>
-        </w:rPr>
-        <w:t>; quy tắc ứng xử của cán bộ thanh tra</w:t>
-      </w:r>
-      <w:r>
-        <w:rPr>
-          <w:color w:val="000000" w:themeColor="text1"/>
-          <w:sz w:val="28"/>
-          <w:szCs w:val="28"/>
-        </w:rPr>
-        <w:t xml:space="preserve">, </w:t>
-      </w:r>
-      <w:r>
-        <w:rPr>
-          <w:color w:val="000000" w:themeColor="text1"/>
-          <w:sz w:val="28"/>
-          <w:szCs w:val="28"/>
-        </w:rPr>
-        <w:lastRenderedPageBreak/>
-        <w:t>kiểm tra thuế</w:t>
-      </w:r>
-      <w:r>
-        <w:rPr>
-          <w:color w:val="000000" w:themeColor="text1"/>
-          <w:sz w:val="28"/>
-          <w:szCs w:val="28"/>
-        </w:rPr>
-        <w:t>; ý thức chấp hành kỷ luật thanh tra</w:t>
-      </w:r>
-      <w:r>
-        <w:rPr>
-          <w:color w:val="000000" w:themeColor="text1"/>
-          <w:sz w:val="28"/>
-          <w:szCs w:val="28"/>
-        </w:rPr>
-        <w:t>, kiểm tra thuế</w:t>
-      </w:r>
-      <w:r>
-        <w:rPr>
-          <w:color w:val="000000" w:themeColor="text1"/>
-          <w:sz w:val="28"/>
-          <w:szCs w:val="28"/>
-        </w:rPr>
-        <w:t xml:space="preserve"> và các quy định khác có liên quan.</w:t>
+        <w:t>- Việc thực hiện các quy định của pháp luật đối với trưởng đoàn, thành viên đoàn thanh tra, kiểm tra, bao gồm: quy định về những điều cấm trong hoạt động thanh tra, kiểm tra thuế; quy tắc ứng xử của cán bộ thanh tra, kiểm tra thuế; ý thức chấp hành kỷ luật thanh tra, kiểm tra thuế và các quy định khác có liên quan.</w:t>
       </w:r>
     </w:p>
     <w:p>
@@ -1439,39 +954,8 @@
           <w:sz w:val="28"/>
           <w:szCs w:val="28"/>
         </w:rPr>
-        <w:t>2. Giám sát việc thực hiện nhiệm vụ và triển khai hoạt động thanh tra</w:t>
-      </w:r>
-      <w:r>
-        <w:rPr>
-          <w:color w:val="000000" w:themeColor="text1"/>
-          <w:sz w:val="28"/>
-          <w:szCs w:val="28"/>
-        </w:rPr>
-        <w:t>, kiểm tra thuế</w:t>
-      </w:r>
-      <w:r>
-        <w:rPr>
-          <w:color w:val="000000" w:themeColor="text1"/>
-          <w:sz w:val="28"/>
-          <w:szCs w:val="28"/>
-        </w:rPr>
-        <w:t xml:space="preserve"> của Đoàn thanh tra</w:t>
-      </w:r>
-      <w:r>
-        <w:rPr>
-          <w:color w:val="000000" w:themeColor="text1"/>
-          <w:sz w:val="28"/>
-          <w:szCs w:val="28"/>
-        </w:rPr>
-        <w:t>, kiểm tra thuế</w:t>
-      </w:r>
-      <w:r>
-        <w:rPr>
-          <w:color w:val="000000" w:themeColor="text1"/>
-          <w:sz w:val="28"/>
-          <w:szCs w:val="28"/>
-        </w:rPr>
-        <w:t xml:space="preserve"> bao gồm các nội dung sau:</w:t>
+        <w:lastRenderedPageBreak/>
+        <w:t>2. Giám sát việc thực hiện nhiệm vụ và triển khai hoạt động thanh tra, kiểm tra thuế của đoàn thanh tra, kiểm tra thuế bao gồm các nội dung sau:</w:t>
       </w:r>
     </w:p>
     <w:p>
@@ -1492,47 +976,7 @@
           <w:sz w:val="28"/>
           <w:szCs w:val="28"/>
         </w:rPr>
-        <w:t>-</w:t>
-      </w:r>
-      <w:r>
-        <w:rPr>
-          <w:color w:val="000000" w:themeColor="text1"/>
-          <w:sz w:val="28"/>
-          <w:szCs w:val="28"/>
-        </w:rPr>
-        <w:t xml:space="preserve"> Tiến độ và kết quả đã đạt được so với yêu cầu theo quyết định thanh tra, </w:t>
-      </w:r>
-      <w:r>
-        <w:rPr>
-          <w:color w:val="000000" w:themeColor="text1"/>
-          <w:sz w:val="28"/>
-          <w:szCs w:val="28"/>
-        </w:rPr>
-        <w:t xml:space="preserve">kiểm tra thuế; </w:t>
-      </w:r>
-      <w:r>
-        <w:rPr>
-          <w:color w:val="000000" w:themeColor="text1"/>
-          <w:sz w:val="28"/>
-          <w:szCs w:val="28"/>
-        </w:rPr>
-        <w:t>kế hoạch tiến hành thanh tra</w:t>
-      </w:r>
-      <w:r>
-        <w:rPr>
-          <w:color w:val="000000" w:themeColor="text1"/>
-          <w:sz w:val="28"/>
-          <w:szCs w:val="28"/>
-        </w:rPr>
-        <w:t>, nội dung kiểm tra</w:t>
-      </w:r>
-      <w:r>
-        <w:rPr>
-          <w:color w:val="000000" w:themeColor="text1"/>
-          <w:sz w:val="28"/>
-          <w:szCs w:val="28"/>
-        </w:rPr>
-        <w:t>;</w:t>
+        <w:t>- Tiến độ và kết quả đã đạt được so với yêu cầu theo quyết định thanh tra, kiểm tra; kế hoạch tiến hành thanh tra, kiểm tra;</w:t>
       </w:r>
     </w:p>
     <w:p>
@@ -1553,47 +997,7 @@
           <w:sz w:val="28"/>
           <w:szCs w:val="28"/>
         </w:rPr>
-        <w:t>-</w:t>
-      </w:r>
-      <w:r>
-        <w:rPr>
-          <w:color w:val="000000" w:themeColor="text1"/>
-          <w:sz w:val="28"/>
-          <w:szCs w:val="28"/>
-        </w:rPr>
-        <w:t xml:space="preserve"> Khó khăn, vướng mắc phát sinh trong hoạt động thanh tra</w:t>
-      </w:r>
-      <w:r>
-        <w:rPr>
-          <w:color w:val="000000" w:themeColor="text1"/>
-          <w:sz w:val="28"/>
-          <w:szCs w:val="28"/>
-        </w:rPr>
-        <w:t>, kiểm tra thuế</w:t>
-      </w:r>
-      <w:r>
-        <w:rPr>
-          <w:color w:val="000000" w:themeColor="text1"/>
-          <w:sz w:val="28"/>
-          <w:szCs w:val="28"/>
-        </w:rPr>
-        <w:t xml:space="preserve"> và tác động đối với việc hoàn thành kế hoạch tiến hành thanh tra</w:t>
-      </w:r>
-      <w:r>
-        <w:rPr>
-          <w:color w:val="000000" w:themeColor="text1"/>
-          <w:sz w:val="28"/>
-          <w:szCs w:val="28"/>
-        </w:rPr>
-        <w:t>, nội dung kiểm tra</w:t>
-      </w:r>
-      <w:r>
-        <w:rPr>
-          <w:color w:val="000000" w:themeColor="text1"/>
-          <w:sz w:val="28"/>
-          <w:szCs w:val="28"/>
-        </w:rPr>
-        <w:t>;</w:t>
+        <w:t>- Khó khăn, vướng mắc phát sinh trong hoạt động thanh tra, kiểm tra thuế và tác động đối với việc hoàn thành kế hoạch thanh tra, kiểm tra;</w:t>
       </w:r>
     </w:p>
     <w:p>
@@ -1610,68 +1014,11 @@
       </w:pPr>
       <w:r>
         <w:rPr>
-          <w:rFonts w:ascii="Arial" w:hAnsi="Arial" w:cs="Arial"/>
-          <w:color w:val="000000" w:themeColor="text1"/>
-          <w:sz w:val="24"/>
-          <w:szCs w:val="24"/>
-        </w:rPr>
-        <w:t>-</w:t>
-      </w:r>
-      <w:r>
-        <w:rPr>
-          <w:color w:val="000000" w:themeColor="text1"/>
-          <w:sz w:val="28"/>
-          <w:szCs w:val="28"/>
-        </w:rPr>
-        <w:t xml:space="preserve"> Việc thực hiện nhiệm vụ, triển khai hoạt động thanh tra</w:t>
-      </w:r>
-      <w:r>
-        <w:rPr>
-          <w:color w:val="000000" w:themeColor="text1"/>
-          <w:sz w:val="28"/>
-          <w:szCs w:val="28"/>
-        </w:rPr>
-        <w:t>, kiểm tra thuế</w:t>
-      </w:r>
-      <w:r>
-        <w:rPr>
-          <w:color w:val="000000" w:themeColor="text1"/>
-          <w:sz w:val="28"/>
-          <w:szCs w:val="28"/>
-        </w:rPr>
-        <w:t xml:space="preserve"> của Trưởng đoàn thanh tra</w:t>
-      </w:r>
-      <w:r>
-        <w:rPr>
-          <w:color w:val="000000" w:themeColor="text1"/>
-          <w:sz w:val="28"/>
-          <w:szCs w:val="28"/>
-        </w:rPr>
-        <w:t>, kiểm tra thuế;</w:t>
-      </w:r>
-      <w:r>
-        <w:rPr>
-          <w:color w:val="000000" w:themeColor="text1"/>
-          <w:sz w:val="28"/>
-          <w:szCs w:val="28"/>
-        </w:rPr>
-        <w:t xml:space="preserve"> thành viên Đoàn thanh tra</w:t>
-      </w:r>
-      <w:r>
-        <w:rPr>
-          <w:color w:val="000000" w:themeColor="text1"/>
-          <w:sz w:val="28"/>
-          <w:szCs w:val="28"/>
-        </w:rPr>
-        <w:t>, kiểm tra thuế</w:t>
-      </w:r>
-      <w:r>
-        <w:rPr>
-          <w:color w:val="000000" w:themeColor="text1"/>
-          <w:sz w:val="28"/>
-          <w:szCs w:val="28"/>
-        </w:rPr>
-        <w:t>;</w:t>
+          <w:color w:val="000000" w:themeColor="text1"/>
+          <w:sz w:val="28"/>
+          <w:szCs w:val="28"/>
+        </w:rPr>
+        <w:t>- Việc thực hiện nhiệm vụ, triển khai hoạt động của trưởng đoàn, thành viên đoàn thanh tra, kiểm tra thuế;</w:t>
       </w:r>
     </w:p>
     <w:p>
@@ -1692,55 +1039,7 @@
           <w:sz w:val="28"/>
           <w:szCs w:val="28"/>
         </w:rPr>
-        <w:t>-</w:t>
-      </w:r>
-      <w:r>
-        <w:rPr>
-          <w:color w:val="000000" w:themeColor="text1"/>
-          <w:sz w:val="28"/>
-          <w:szCs w:val="28"/>
-        </w:rPr>
-        <w:t xml:space="preserve"> Việc xử lý ý kiến khác nhau giữa các thành viên Đoàn thanh tra</w:t>
-      </w:r>
-      <w:r>
-        <w:rPr>
-          <w:color w:val="000000" w:themeColor="text1"/>
-          <w:sz w:val="28"/>
-          <w:szCs w:val="28"/>
-        </w:rPr>
-        <w:t>, kiểm tra thuế</w:t>
-      </w:r>
-      <w:r>
-        <w:rPr>
-          <w:color w:val="000000" w:themeColor="text1"/>
-          <w:sz w:val="28"/>
-          <w:szCs w:val="28"/>
-        </w:rPr>
-        <w:t xml:space="preserve"> và Trưởng đoàn thanh tra</w:t>
-      </w:r>
-      <w:r>
-        <w:rPr>
-          <w:color w:val="000000" w:themeColor="text1"/>
-          <w:sz w:val="28"/>
-          <w:szCs w:val="28"/>
-        </w:rPr>
-        <w:t xml:space="preserve"> kiểm tra thuế</w:t>
-      </w:r>
-      <w:r>
-        <w:rPr>
-          <w:color w:val="000000" w:themeColor="text1"/>
-          <w:sz w:val="28"/>
-          <w:szCs w:val="28"/>
-        </w:rPr>
-        <w:t xml:space="preserve"> về những vấn đề l</w:t>
-      </w:r>
-      <w:r>
-        <w:rPr>
-          <w:color w:val="000000" w:themeColor="text1"/>
-          <w:sz w:val="28"/>
-          <w:szCs w:val="28"/>
-        </w:rPr>
-        <w:t>iên quan đến nội dung thanh tra, kiểm tra;</w:t>
+        <w:t>- Việc xử lý ý kiến khác nhau giữa các thành viên và trưởng đoàn về những vấn đề liên quan đến nội dung thanh tra, kiểm tra;</w:t>
       </w:r>
     </w:p>
     <w:p>
@@ -1761,47 +1060,7 @@
           <w:sz w:val="28"/>
           <w:szCs w:val="28"/>
         </w:rPr>
-        <w:t>-</w:t>
-      </w:r>
-      <w:r>
-        <w:rPr>
-          <w:color w:val="000000" w:themeColor="text1"/>
-          <w:sz w:val="28"/>
-          <w:szCs w:val="28"/>
-        </w:rPr>
-        <w:t xml:space="preserve"> Các nội dung khác có liên quan đến việc thực hiện nhiệm vụ, triển khai hoạt động thanh tra</w:t>
-      </w:r>
-      <w:r>
-        <w:rPr>
-          <w:color w:val="000000" w:themeColor="text1"/>
-          <w:sz w:val="28"/>
-          <w:szCs w:val="28"/>
-        </w:rPr>
-        <w:t>, kiểm tra thuế</w:t>
-      </w:r>
-      <w:r>
-        <w:rPr>
-          <w:color w:val="000000" w:themeColor="text1"/>
-          <w:sz w:val="28"/>
-          <w:szCs w:val="28"/>
-        </w:rPr>
-        <w:t xml:space="preserve"> của Đoàn thanh tra</w:t>
-      </w:r>
-      <w:r>
-        <w:rPr>
-          <w:color w:val="000000" w:themeColor="text1"/>
-          <w:sz w:val="28"/>
-          <w:szCs w:val="28"/>
-        </w:rPr>
-        <w:t>, kiểm tra thuế</w:t>
-      </w:r>
-      <w:r>
-        <w:rPr>
-          <w:color w:val="000000" w:themeColor="text1"/>
-          <w:sz w:val="28"/>
-          <w:szCs w:val="28"/>
-        </w:rPr>
-        <w:t>.</w:t>
+        <w:t>- Các nội dung khác có liên quan đến việc thực hiện nhiệm vụ, triển khai hoạt động của đoàn thanh tra, kiểm tra thuế.</w:t>
       </w:r>
     </w:p>
     <w:p>
@@ -1854,7 +1113,23 @@
           <w:sz w:val="28"/>
           <w:szCs w:val="28"/>
         </w:rPr>
-        <w:t xml:space="preserve">Thực hiện theo quy định tại Điều 14 của quy chế giám sát hoạt động của đoàn thanh tra </w:t>
+        <w:t>Thực hiện theo quy định tại Điều 14 của quy chế giám sát hoạt động của đoàn thanh tra</w:t>
+      </w:r>
+      <w:r>
+        <w:rPr>
+          <w:color w:val="000000" w:themeColor="text1"/>
+          <w:sz w:val="28"/>
+          <w:szCs w:val="28"/>
+        </w:rPr>
+        <w:t>,</w:t>
+      </w:r>
+      <w:r>
+        <w:rPr>
+          <w:color w:val="000000" w:themeColor="text1"/>
+          <w:sz w:val="28"/>
+          <w:szCs w:val="28"/>
+        </w:rPr>
+        <w:t xml:space="preserve"> </w:t>
       </w:r>
       <w:r>
         <w:rPr>
@@ -1870,7 +1145,7 @@
           <w:sz w:val="28"/>
           <w:szCs w:val="28"/>
         </w:rPr>
-        <w:t>thuế (kèm theo Quyết định số 1</w:t>
+        <w:t>(kèm theo Quyết định số 1</w:t>
       </w:r>
       <w:r>
         <w:rPr>
@@ -1902,7 +1177,7 @@
           <w:sz w:val="28"/>
           <w:szCs w:val="28"/>
         </w:rPr>
-        <w:t xml:space="preserve"> của Tổng cục trưởng Tổng cục Thuế)</w:t>
+        <w:t xml:space="preserve"> của Tổng cục Thuế)</w:t>
       </w:r>
       <w:r>
         <w:rPr>
@@ -1970,7 +1245,23 @@
           <w:sz w:val="28"/>
           <w:szCs w:val="28"/>
         </w:rPr>
-        <w:t>tính từ ngày Đoàn thanh tra</w:t>
+        <w:t xml:space="preserve">tính từ ngày </w:t>
+      </w:r>
+      <w:r>
+        <w:rPr>
+          <w:color w:val="000000" w:themeColor="text1"/>
+          <w:sz w:val="28"/>
+          <w:szCs w:val="28"/>
+        </w:rPr>
+        <w:t>đ</w:t>
+      </w:r>
+      <w:r>
+        <w:rPr>
+          <w:color w:val="000000" w:themeColor="text1"/>
+          <w:sz w:val="28"/>
+          <w:szCs w:val="28"/>
+        </w:rPr>
+        <w:t>oàn thanh tra</w:t>
       </w:r>
       <w:r>
         <w:rPr>
@@ -2087,7 +1378,7 @@
           <w:sz w:val="28"/>
           <w:szCs w:val="28"/>
         </w:rPr>
-        <w:t xml:space="preserve"> của Tổng cục trưởng Tổng cục Thuế).</w:t>
+        <w:t xml:space="preserve"> của Tổng cục Thuế).</w:t>
       </w:r>
     </w:p>
     <w:p>
@@ -2247,6 +1538,15 @@
         </w:rPr>
         <w:tab/>
         <w:t>THANH TRA - KIỂM TRA</w:t>
+      </w:r>
+      <w:r>
+        <w:rPr>
+          <w:b/>
+          <w:color w:val="000000" w:themeColor="text1"/>
+          <w:sz w:val="28"/>
+          <w:szCs w:val="28"/>
+        </w:rPr>
+        <w:t xml:space="preserve"> SỐ 4</w:t>
       </w:r>
     </w:p>
     <w:p>
@@ -2452,7 +1752,7 @@
 </file>
 
 <file path=word/endnotes.xml><?xml version="1.0" encoding="utf-8"?>
-<w:endnotes xmlns:wpc="http://schemas.microsoft.com/office/word/2010/wordprocessingCanvas" xmlns:cx="http://schemas.microsoft.com/office/drawing/2014/chartex" xmlns:cx1="http://schemas.microsoft.com/office/drawing/2015/9/8/chartex" xmlns:cx2="http://schemas.microsoft.com/office/drawing/2015/10/21/chartex" xmlns:cx3="http://schemas.microsoft.com/office/drawing/2016/5/9/chartex" xmlns:cx4="http://schemas.microsoft.com/office/drawing/2016/5/10/chartex" xmlns:cx5="http://schemas.microsoft.com/office/drawing/2016/5/11/chartex" xmlns:cx6="http://schemas.microsoft.com/office/drawing/2016/5/12/chartex" xmlns:cx7="http://schemas.microsoft.com/office/drawing/2016/5/13/chartex" xmlns:cx8="http://schemas.microsoft.com/office/drawing/2016/5/14/chartex" xmlns:mc="http://schemas.openxmlformats.org/markup-compatibility/2006" xmlns:aink="http://schemas.microsoft.com/office/drawing/2016/ink" xmlns:am3d="http://schemas.microsoft.com/office/drawing/2017/model3d" xmlns:o="urn:schemas-microsoft-com:office:office" xmlns:r="http://schemas.openxmlformats.org/officeDocument/2006/relationships" xmlns:m="http://schemas.openxmlformats.org/officeDocument/2006/math" xmlns:v="urn:schemas-microsoft-com:vml" xmlns:wp14="http://schemas.microsoft.com/office/word/2010/wordprocessingDrawing" xmlns:wp="http://schemas.openxmlformats.org/drawingml/2006/wordprocessingDrawing" xmlns:w10="urn:schemas-microsoft-com:office:word" xmlns:w="http://schemas.openxmlformats.org/wordprocessingml/2006/main" xmlns:w14="http://schemas.microsoft.com/office/word/2010/wordml" xmlns:w15="http://schemas.microsoft.com/office/word/2012/wordml" xmlns:w16cex="http://schemas.microsoft.com/office/word/2018/wordml/cex" xmlns:w16cid="http://schemas.microsoft.com/office/word/2016/wordml/cid" xmlns:w16="http://schemas.microsoft.com/office/word/2018/wordml" xmlns:w16sdtdh="http://schemas.microsoft.com/office/word/2020/wordml/sdtdatahash" xmlns:w16se="http://schemas.microsoft.com/office/word/2015/wordml/symex" xmlns:wpg="http://schemas.microsoft.com/office/word/2010/wordprocessingGroup" xmlns:wpi="http://schemas.microsoft.com/office/word/2010/wordprocessingInk" xmlns:wne="http://schemas.microsoft.com/office/word/2006/wordml" xmlns:wps="http://schemas.microsoft.com/office/word/2010/wordprocessingShape" mc:Ignorable="w14 w15 w16se w16cid w16 w16cex w16sdtdh wp14">
+<w:endnotes xmlns:wpc="http://schemas.microsoft.com/office/word/2010/wordprocessingCanvas" xmlns:cx="http://schemas.microsoft.com/office/drawing/2014/chartex" xmlns:cx1="http://schemas.microsoft.com/office/drawing/2015/9/8/chartex" xmlns:cx2="http://schemas.microsoft.com/office/drawing/2015/10/21/chartex" xmlns:cx3="http://schemas.microsoft.com/office/drawing/2016/5/9/chartex" xmlns:cx4="http://schemas.microsoft.com/office/drawing/2016/5/10/chartex" xmlns:cx5="http://schemas.microsoft.com/office/drawing/2016/5/11/chartex" xmlns:cx6="http://schemas.microsoft.com/office/drawing/2016/5/12/chartex" xmlns:cx7="http://schemas.microsoft.com/office/drawing/2016/5/13/chartex" xmlns:cx8="http://schemas.microsoft.com/office/drawing/2016/5/14/chartex" xmlns:mc="http://schemas.openxmlformats.org/markup-compatibility/2006" xmlns:aink="http://schemas.microsoft.com/office/drawing/2016/ink" xmlns:am3d="http://schemas.microsoft.com/office/drawing/2017/model3d" xmlns:o="urn:schemas-microsoft-com:office:office" xmlns:oel="http://schemas.microsoft.com/office/2019/extlst" xmlns:r="http://schemas.openxmlformats.org/officeDocument/2006/relationships" xmlns:m="http://schemas.openxmlformats.org/officeDocument/2006/math" xmlns:v="urn:schemas-microsoft-com:vml" xmlns:wp14="http://schemas.microsoft.com/office/word/2010/wordprocessingDrawing" xmlns:wp="http://schemas.openxmlformats.org/drawingml/2006/wordprocessingDrawing" xmlns:w10="urn:schemas-microsoft-com:office:word" xmlns:w="http://schemas.openxmlformats.org/wordprocessingml/2006/main" xmlns:w14="http://schemas.microsoft.com/office/word/2010/wordml" xmlns:w15="http://schemas.microsoft.com/office/word/2012/wordml" xmlns:w16cex="http://schemas.microsoft.com/office/word/2018/wordml/cex" xmlns:w16cid="http://schemas.microsoft.com/office/word/2016/wordml/cid" xmlns:w16="http://schemas.microsoft.com/office/word/2018/wordml" xmlns:w16du="http://schemas.microsoft.com/office/word/2023/wordml/word16du" xmlns:w16sdtdh="http://schemas.microsoft.com/office/word/2020/wordml/sdtdatahash" xmlns:w16sdtfl="http://schemas.microsoft.com/office/word/2024/wordml/sdtformatlock" xmlns:w16se="http://schemas.microsoft.com/office/word/2015/wordml/symex" xmlns:wpg="http://schemas.microsoft.com/office/word/2010/wordprocessingGroup" xmlns:wpi="http://schemas.microsoft.com/office/word/2010/wordprocessingInk" xmlns:wne="http://schemas.microsoft.com/office/word/2006/wordml" xmlns:wps="http://schemas.microsoft.com/office/word/2010/wordprocessingShape" mc:Ignorable="w14 w15 w16se w16cid w16 w16cex w16sdtdh w16sdtfl w16du wp14">
   <w:endnote w:type="separator" w:id="-1">
     <w:p>
       <w:r>
@@ -2471,7 +1771,7 @@
 </file>
 
 <file path=word/footer1.xml><?xml version="1.0" encoding="utf-8"?>
-<w:ftr xmlns:wpc="http://schemas.microsoft.com/office/word/2010/wordprocessingCanvas" xmlns:cx="http://schemas.microsoft.com/office/drawing/2014/chartex" xmlns:cx1="http://schemas.microsoft.com/office/drawing/2015/9/8/chartex" xmlns:cx2="http://schemas.microsoft.com/office/drawing/2015/10/21/chartex" xmlns:cx3="http://schemas.microsoft.com/office/drawing/2016/5/9/chartex" xmlns:cx4="http://schemas.microsoft.com/office/drawing/2016/5/10/chartex" xmlns:cx5="http://schemas.microsoft.com/office/drawing/2016/5/11/chartex" xmlns:cx6="http://schemas.microsoft.com/office/drawing/2016/5/12/chartex" xmlns:cx7="http://schemas.microsoft.com/office/drawing/2016/5/13/chartex" xmlns:cx8="http://schemas.microsoft.com/office/drawing/2016/5/14/chartex" xmlns:mc="http://schemas.openxmlformats.org/markup-compatibility/2006" xmlns:aink="http://schemas.microsoft.com/office/drawing/2016/ink" xmlns:am3d="http://schemas.microsoft.com/office/drawing/2017/model3d" xmlns:o="urn:schemas-microsoft-com:office:office" xmlns:r="http://schemas.openxmlformats.org/officeDocument/2006/relationships" xmlns:m="http://schemas.openxmlformats.org/officeDocument/2006/math" xmlns:v="urn:schemas-microsoft-com:vml" xmlns:wp14="http://schemas.microsoft.com/office/word/2010/wordprocessingDrawing" xmlns:wp="http://schemas.openxmlformats.org/drawingml/2006/wordprocessingDrawing" xmlns:w10="urn:schemas-microsoft-com:office:word" xmlns:w="http://schemas.openxmlformats.org/wordprocessingml/2006/main" xmlns:w14="http://schemas.microsoft.com/office/word/2010/wordml" xmlns:w15="http://schemas.microsoft.com/office/word/2012/wordml" xmlns:w16cex="http://schemas.microsoft.com/office/word/2018/wordml/cex" xmlns:w16cid="http://schemas.microsoft.com/office/word/2016/wordml/cid" xmlns:w16="http://schemas.microsoft.com/office/word/2018/wordml" xmlns:w16sdtdh="http://schemas.microsoft.com/office/word/2020/wordml/sdtdatahash" xmlns:w16se="http://schemas.microsoft.com/office/word/2015/wordml/symex" xmlns:wpg="http://schemas.microsoft.com/office/word/2010/wordprocessingGroup" xmlns:wpi="http://schemas.microsoft.com/office/word/2010/wordprocessingInk" xmlns:wne="http://schemas.microsoft.com/office/word/2006/wordml" xmlns:wps="http://schemas.microsoft.com/office/word/2010/wordprocessingShape" mc:Ignorable="w14 w15 w16se w16cid w16 w16cex w16sdtdh wp14">
+<w:ftr xmlns:wpc="http://schemas.microsoft.com/office/word/2010/wordprocessingCanvas" xmlns:cx="http://schemas.microsoft.com/office/drawing/2014/chartex" xmlns:cx1="http://schemas.microsoft.com/office/drawing/2015/9/8/chartex" xmlns:cx2="http://schemas.microsoft.com/office/drawing/2015/10/21/chartex" xmlns:cx3="http://schemas.microsoft.com/office/drawing/2016/5/9/chartex" xmlns:cx4="http://schemas.microsoft.com/office/drawing/2016/5/10/chartex" xmlns:cx5="http://schemas.microsoft.com/office/drawing/2016/5/11/chartex" xmlns:cx6="http://schemas.microsoft.com/office/drawing/2016/5/12/chartex" xmlns:cx7="http://schemas.microsoft.com/office/drawing/2016/5/13/chartex" xmlns:cx8="http://schemas.microsoft.com/office/drawing/2016/5/14/chartex" xmlns:mc="http://schemas.openxmlformats.org/markup-compatibility/2006" xmlns:aink="http://schemas.microsoft.com/office/drawing/2016/ink" xmlns:am3d="http://schemas.microsoft.com/office/drawing/2017/model3d" xmlns:o="urn:schemas-microsoft-com:office:office" xmlns:oel="http://schemas.microsoft.com/office/2019/extlst" xmlns:r="http://schemas.openxmlformats.org/officeDocument/2006/relationships" xmlns:m="http://schemas.openxmlformats.org/officeDocument/2006/math" xmlns:v="urn:schemas-microsoft-com:vml" xmlns:wp14="http://schemas.microsoft.com/office/word/2010/wordprocessingDrawing" xmlns:wp="http://schemas.openxmlformats.org/drawingml/2006/wordprocessingDrawing" xmlns:w10="urn:schemas-microsoft-com:office:word" xmlns:w="http://schemas.openxmlformats.org/wordprocessingml/2006/main" xmlns:w14="http://schemas.microsoft.com/office/word/2010/wordml" xmlns:w15="http://schemas.microsoft.com/office/word/2012/wordml" xmlns:w16cex="http://schemas.microsoft.com/office/word/2018/wordml/cex" xmlns:w16cid="http://schemas.microsoft.com/office/word/2016/wordml/cid" xmlns:w16="http://schemas.microsoft.com/office/word/2018/wordml" xmlns:w16du="http://schemas.microsoft.com/office/word/2023/wordml/word16du" xmlns:w16sdtdh="http://schemas.microsoft.com/office/word/2020/wordml/sdtdatahash" xmlns:w16sdtfl="http://schemas.microsoft.com/office/word/2024/wordml/sdtformatlock" xmlns:w16se="http://schemas.microsoft.com/office/word/2015/wordml/symex" xmlns:wpg="http://schemas.microsoft.com/office/word/2010/wordprocessingGroup" xmlns:wpi="http://schemas.microsoft.com/office/word/2010/wordprocessingInk" xmlns:wne="http://schemas.microsoft.com/office/word/2006/wordml" xmlns:wps="http://schemas.microsoft.com/office/word/2010/wordprocessingShape" mc:Ignorable="w14 w15 w16se w16cid w16 w16cex w16sdtdh w16sdtfl w16du wp14">
   <w:p>
     <w:pPr>
       <w:pStyle w:val="Footer"/>
@@ -2506,7 +1806,7 @@
 </file>
 
 <file path=word/footnotes.xml><?xml version="1.0" encoding="utf-8"?>
-<w:footnotes xmlns:wpc="http://schemas.microsoft.com/office/word/2010/wordprocessingCanvas" xmlns:cx="http://schemas.microsoft.com/office/drawing/2014/chartex" xmlns:cx1="http://schemas.microsoft.com/office/drawing/2015/9/8/chartex" xmlns:cx2="http://schemas.microsoft.com/office/drawing/2015/10/21/chartex" xmlns:cx3="http://schemas.microsoft.com/office/drawing/2016/5/9/chartex" xmlns:cx4="http://schemas.microsoft.com/office/drawing/2016/5/10/chartex" xmlns:cx5="http://schemas.microsoft.com/office/drawing/2016/5/11/chartex" xmlns:cx6="http://schemas.microsoft.com/office/drawing/2016/5/12/chartex" xmlns:cx7="http://schemas.microsoft.com/office/drawing/2016/5/13/chartex" xmlns:cx8="http://schemas.microsoft.com/office/drawing/2016/5/14/chartex" xmlns:mc="http://schemas.openxmlformats.org/markup-compatibility/2006" xmlns:aink="http://schemas.microsoft.com/office/drawing/2016/ink" xmlns:am3d="http://schemas.microsoft.com/office/drawing/2017/model3d" xmlns:o="urn:schemas-microsoft-com:office:office" xmlns:r="http://schemas.openxmlformats.org/officeDocument/2006/relationships" xmlns:m="http://schemas.openxmlformats.org/officeDocument/2006/math" xmlns:v="urn:schemas-microsoft-com:vml" xmlns:wp14="http://schemas.microsoft.com/office/word/2010/wordprocessingDrawing" xmlns:wp="http://schemas.openxmlformats.org/drawingml/2006/wordprocessingDrawing" xmlns:w10="urn:schemas-microsoft-com:office:word" xmlns:w="http://schemas.openxmlformats.org/wordprocessingml/2006/main" xmlns:w14="http://schemas.microsoft.com/office/word/2010/wordml" xmlns:w15="http://schemas.microsoft.com/office/word/2012/wordml" xmlns:w16cex="http://schemas.microsoft.com/office/word/2018/wordml/cex" xmlns:w16cid="http://schemas.microsoft.com/office/word/2016/wordml/cid" xmlns:w16="http://schemas.microsoft.com/office/word/2018/wordml" xmlns:w16sdtdh="http://schemas.microsoft.com/office/word/2020/wordml/sdtdatahash" xmlns:w16se="http://schemas.microsoft.com/office/word/2015/wordml/symex" xmlns:wpg="http://schemas.microsoft.com/office/word/2010/wordprocessingGroup" xmlns:wpi="http://schemas.microsoft.com/office/word/2010/wordprocessingInk" xmlns:wne="http://schemas.microsoft.com/office/word/2006/wordml" xmlns:wps="http://schemas.microsoft.com/office/word/2010/wordprocessingShape" mc:Ignorable="w14 w15 w16se w16cid w16 w16cex w16sdtdh wp14">
+<w:footnotes xmlns:wpc="http://schemas.microsoft.com/office/word/2010/wordprocessingCanvas" xmlns:cx="http://schemas.microsoft.com/office/drawing/2014/chartex" xmlns:cx1="http://schemas.microsoft.com/office/drawing/2015/9/8/chartex" xmlns:cx2="http://schemas.microsoft.com/office/drawing/2015/10/21/chartex" xmlns:cx3="http://schemas.microsoft.com/office/drawing/2016/5/9/chartex" xmlns:cx4="http://schemas.microsoft.com/office/drawing/2016/5/10/chartex" xmlns:cx5="http://schemas.microsoft.com/office/drawing/2016/5/11/chartex" xmlns:cx6="http://schemas.microsoft.com/office/drawing/2016/5/12/chartex" xmlns:cx7="http://schemas.microsoft.com/office/drawing/2016/5/13/chartex" xmlns:cx8="http://schemas.microsoft.com/office/drawing/2016/5/14/chartex" xmlns:mc="http://schemas.openxmlformats.org/markup-compatibility/2006" xmlns:aink="http://schemas.microsoft.com/office/drawing/2016/ink" xmlns:am3d="http://schemas.microsoft.com/office/drawing/2017/model3d" xmlns:o="urn:schemas-microsoft-com:office:office" xmlns:oel="http://schemas.microsoft.com/office/2019/extlst" xmlns:r="http://schemas.openxmlformats.org/officeDocument/2006/relationships" xmlns:m="http://schemas.openxmlformats.org/officeDocument/2006/math" xmlns:v="urn:schemas-microsoft-com:vml" xmlns:wp14="http://schemas.microsoft.com/office/word/2010/wordprocessingDrawing" xmlns:wp="http://schemas.openxmlformats.org/drawingml/2006/wordprocessingDrawing" xmlns:w10="urn:schemas-microsoft-com:office:word" xmlns:w="http://schemas.openxmlformats.org/wordprocessingml/2006/main" xmlns:w14="http://schemas.microsoft.com/office/word/2010/wordml" xmlns:w15="http://schemas.microsoft.com/office/word/2012/wordml" xmlns:w16cex="http://schemas.microsoft.com/office/word/2018/wordml/cex" xmlns:w16cid="http://schemas.microsoft.com/office/word/2016/wordml/cid" xmlns:w16="http://schemas.microsoft.com/office/word/2018/wordml" xmlns:w16du="http://schemas.microsoft.com/office/word/2023/wordml/word16du" xmlns:w16sdtdh="http://schemas.microsoft.com/office/word/2020/wordml/sdtdatahash" xmlns:w16sdtfl="http://schemas.microsoft.com/office/word/2024/wordml/sdtformatlock" xmlns:w16se="http://schemas.microsoft.com/office/word/2015/wordml/symex" xmlns:wpg="http://schemas.microsoft.com/office/word/2010/wordprocessingGroup" xmlns:wpi="http://schemas.microsoft.com/office/word/2010/wordprocessingInk" xmlns:wne="http://schemas.microsoft.com/office/word/2006/wordml" xmlns:wps="http://schemas.microsoft.com/office/word/2010/wordprocessingShape" mc:Ignorable="w14 w15 w16se w16cid w16 w16cex w16sdtdh w16sdtfl w16du wp14">
   <w:footnote w:type="separator" w:id="-1">
     <w:p>
       <w:r>
@@ -2525,7 +1825,7 @@
 </file>
 
 <file path=word/numbering.xml><?xml version="1.0" encoding="utf-8"?>
-<w:numbering xmlns:wpc="http://schemas.microsoft.com/office/word/2010/wordprocessingCanvas" xmlns:cx="http://schemas.microsoft.com/office/drawing/2014/chartex" xmlns:cx1="http://schemas.microsoft.com/office/drawing/2015/9/8/chartex" xmlns:cx2="http://schemas.microsoft.com/office/drawing/2015/10/21/chartex" xmlns:cx3="http://schemas.microsoft.com/office/drawing/2016/5/9/chartex" xmlns:cx4="http://schemas.microsoft.com/office/drawing/2016/5/10/chartex" xmlns:cx5="http://schemas.microsoft.com/office/drawing/2016/5/11/chartex" xmlns:cx6="http://schemas.microsoft.com/office/drawing/2016/5/12/chartex" xmlns:cx7="http://schemas.microsoft.com/office/drawing/2016/5/13/chartex" xmlns:cx8="http://schemas.microsoft.com/office/drawing/2016/5/14/chartex" xmlns:mc="http://schemas.openxmlformats.org/markup-compatibility/2006" xmlns:aink="http://schemas.microsoft.com/office/drawing/2016/ink" xmlns:am3d="http://schemas.microsoft.com/office/drawing/2017/model3d" xmlns:o="urn:schemas-microsoft-com:office:office" xmlns:r="http://schemas.openxmlformats.org/officeDocument/2006/relationships" xmlns:m="http://schemas.openxmlformats.org/officeDocument/2006/math" xmlns:v="urn:schemas-microsoft-com:vml" xmlns:wp14="http://schemas.microsoft.com/office/word/2010/wordprocessingDrawing" xmlns:wp="http://schemas.openxmlformats.org/drawingml/2006/wordprocessingDrawing" xmlns:w10="urn:schemas-microsoft-com:office:word" xmlns:w="http://schemas.openxmlformats.org/wordprocessingml/2006/main" xmlns:w14="http://schemas.microsoft.com/office/word/2010/wordml" xmlns:w15="http://schemas.microsoft.com/office/word/2012/wordml" xmlns:w16cex="http://schemas.microsoft.com/office/word/2018/wordml/cex" xmlns:w16cid="http://schemas.microsoft.com/office/word/2016/wordml/cid" xmlns:w16="http://schemas.microsoft.com/office/word/2018/wordml" xmlns:w16sdtdh="http://schemas.microsoft.com/office/word/2020/wordml/sdtdatahash" xmlns:w16se="http://schemas.microsoft.com/office/word/2015/wordml/symex" xmlns:wpg="http://schemas.microsoft.com/office/word/2010/wordprocessingGroup" xmlns:wpi="http://schemas.microsoft.com/office/word/2010/wordprocessingInk" xmlns:wne="http://schemas.microsoft.com/office/word/2006/wordml" xmlns:wps="http://schemas.microsoft.com/office/word/2010/wordprocessingShape" mc:Ignorable="w14 w15 w16se w16cid w16 w16cex w16sdtdh wp14">
+<w:numbering xmlns:wpc="http://schemas.microsoft.com/office/word/2010/wordprocessingCanvas" xmlns:cx="http://schemas.microsoft.com/office/drawing/2014/chartex" xmlns:cx1="http://schemas.microsoft.com/office/drawing/2015/9/8/chartex" xmlns:cx2="http://schemas.microsoft.com/office/drawing/2015/10/21/chartex" xmlns:cx3="http://schemas.microsoft.com/office/drawing/2016/5/9/chartex" xmlns:cx4="http://schemas.microsoft.com/office/drawing/2016/5/10/chartex" xmlns:cx5="http://schemas.microsoft.com/office/drawing/2016/5/11/chartex" xmlns:cx6="http://schemas.microsoft.com/office/drawing/2016/5/12/chartex" xmlns:cx7="http://schemas.microsoft.com/office/drawing/2016/5/13/chartex" xmlns:cx8="http://schemas.microsoft.com/office/drawing/2016/5/14/chartex" xmlns:mc="http://schemas.openxmlformats.org/markup-compatibility/2006" xmlns:aink="http://schemas.microsoft.com/office/drawing/2016/ink" xmlns:am3d="http://schemas.microsoft.com/office/drawing/2017/model3d" xmlns:o="urn:schemas-microsoft-com:office:office" xmlns:oel="http://schemas.microsoft.com/office/2019/extlst" xmlns:r="http://schemas.openxmlformats.org/officeDocument/2006/relationships" xmlns:m="http://schemas.openxmlformats.org/officeDocument/2006/math" xmlns:v="urn:schemas-microsoft-com:vml" xmlns:wp14="http://schemas.microsoft.com/office/word/2010/wordprocessingDrawing" xmlns:wp="http://schemas.openxmlformats.org/drawingml/2006/wordprocessingDrawing" xmlns:w10="urn:schemas-microsoft-com:office:word" xmlns:w="http://schemas.openxmlformats.org/wordprocessingml/2006/main" xmlns:w14="http://schemas.microsoft.com/office/word/2010/wordml" xmlns:w15="http://schemas.microsoft.com/office/word/2012/wordml" xmlns:w16cex="http://schemas.microsoft.com/office/word/2018/wordml/cex" xmlns:w16cid="http://schemas.microsoft.com/office/word/2016/wordml/cid" xmlns:w16="http://schemas.microsoft.com/office/word/2018/wordml" xmlns:w16du="http://schemas.microsoft.com/office/word/2023/wordml/word16du" xmlns:w16sdtdh="http://schemas.microsoft.com/office/word/2020/wordml/sdtdatahash" xmlns:w16sdtfl="http://schemas.microsoft.com/office/word/2024/wordml/sdtformatlock" xmlns:w16se="http://schemas.microsoft.com/office/word/2015/wordml/symex" xmlns:wpg="http://schemas.microsoft.com/office/word/2010/wordprocessingGroup" xmlns:wpi="http://schemas.microsoft.com/office/word/2010/wordprocessingInk" xmlns:wne="http://schemas.microsoft.com/office/word/2006/wordml" xmlns:wps="http://schemas.microsoft.com/office/word/2010/wordprocessingShape" mc:Ignorable="w14 w15 w16se w16cid w16 w16cex w16sdtdh w16sdtfl w16du wp14">
   <w:abstractNum w:abstractNumId="0" w15:restartNumberingAfterBreak="0">
     <w:nsid w:val="0F42013D"/>
     <w:multiLevelType w:val="hybridMultilevel"/>
@@ -3069,26 +2369,26 @@
       </w:pPr>
     </w:lvl>
   </w:abstractNum>
-  <w:num w:numId="1">
+  <w:num w:numId="1" w16cid:durableId="1436943870">
     <w:abstractNumId w:val="1"/>
   </w:num>
-  <w:num w:numId="2">
+  <w:num w:numId="2" w16cid:durableId="455758039">
     <w:abstractNumId w:val="3"/>
   </w:num>
-  <w:num w:numId="3">
+  <w:num w:numId="3" w16cid:durableId="256377580">
     <w:abstractNumId w:val="4"/>
   </w:num>
-  <w:num w:numId="4">
+  <w:num w:numId="4" w16cid:durableId="1835223205">
     <w:abstractNumId w:val="2"/>
   </w:num>
-  <w:num w:numId="5">
+  <w:num w:numId="5" w16cid:durableId="2033995694">
     <w:abstractNumId w:val="0"/>
   </w:num>
 </w:numbering>
 </file>
 
 <file path=word/styles.xml><?xml version="1.0" encoding="utf-8"?>
-<w:styles xmlns:mc="http://schemas.openxmlformats.org/markup-compatibility/2006" xmlns:r="http://schemas.openxmlformats.org/officeDocument/2006/relationships" xmlns:w="http://schemas.openxmlformats.org/wordprocessingml/2006/main" xmlns:w14="http://schemas.microsoft.com/office/word/2010/wordml" xmlns:w15="http://schemas.microsoft.com/office/word/2012/wordml" xmlns:w16cex="http://schemas.microsoft.com/office/word/2018/wordml/cex" xmlns:w16cid="http://schemas.microsoft.com/office/word/2016/wordml/cid" xmlns:w16="http://schemas.microsoft.com/office/word/2018/wordml" xmlns:w16sdtdh="http://schemas.microsoft.com/office/word/2020/wordml/sdtdatahash" xmlns:w16se="http://schemas.microsoft.com/office/word/2015/wordml/symex" mc:Ignorable="w14 w15 w16se w16cid w16 w16cex w16sdtdh">
+<w:styles xmlns:mc="http://schemas.openxmlformats.org/markup-compatibility/2006" xmlns:r="http://schemas.openxmlformats.org/officeDocument/2006/relationships" xmlns:w="http://schemas.openxmlformats.org/wordprocessingml/2006/main" xmlns:w14="http://schemas.microsoft.com/office/word/2010/wordml" xmlns:w15="http://schemas.microsoft.com/office/word/2012/wordml" xmlns:w16cex="http://schemas.microsoft.com/office/word/2018/wordml/cex" xmlns:w16cid="http://schemas.microsoft.com/office/word/2016/wordml/cid" xmlns:w16="http://schemas.microsoft.com/office/word/2018/wordml" xmlns:w16du="http://schemas.microsoft.com/office/word/2023/wordml/word16du" xmlns:w16sdtdh="http://schemas.microsoft.com/office/word/2020/wordml/sdtdatahash" xmlns:w16sdtfl="http://schemas.microsoft.com/office/word/2024/wordml/sdtformatlock" xmlns:w16se="http://schemas.microsoft.com/office/word/2015/wordml/symex" mc:Ignorable="w14 w15 w16se w16cid w16 w16cex w16sdtdh w16sdtfl w16du">
   <w:docDefaults>
     <w:rPrDefault>
       <w:rPr>
@@ -3198,6 +2498,7 @@
     <w:lsdException w:name="HTML Sample" w:semiHidden="1" w:unhideWhenUsed="1"/>
     <w:lsdException w:name="HTML Typewriter" w:semiHidden="1" w:unhideWhenUsed="1"/>
     <w:lsdException w:name="HTML Variable" w:semiHidden="1" w:unhideWhenUsed="1"/>
+    <w:lsdException w:name="Normal Table" w:semiHidden="1" w:unhideWhenUsed="1"/>
     <w:lsdException w:name="annotation subject" w:semiHidden="1" w:unhideWhenUsed="1"/>
     <w:lsdException w:name="No List" w:semiHidden="1" w:unhideWhenUsed="1"/>
     <w:lsdException w:name="Outline List 1" w:semiHidden="1" w:unhideWhenUsed="1"/>
@@ -3240,8 +2541,11 @@
     <w:lsdException w:name="Table Contemporary" w:semiHidden="1" w:unhideWhenUsed="1"/>
     <w:lsdException w:name="Table Elegant" w:semiHidden="1" w:unhideWhenUsed="1"/>
     <w:lsdException w:name="Table Professional" w:semiHidden="1" w:unhideWhenUsed="1"/>
+    <w:lsdException w:name="Table Subtle 1" w:semiHidden="1" w:unhideWhenUsed="1"/>
     <w:lsdException w:name="Table Subtle 2" w:semiHidden="1" w:unhideWhenUsed="1"/>
     <w:lsdException w:name="Table Web 1" w:semiHidden="1" w:unhideWhenUsed="1"/>
+    <w:lsdException w:name="Table Web 2" w:semiHidden="1" w:unhideWhenUsed="1"/>
+    <w:lsdException w:name="Table Web 3" w:semiHidden="1" w:unhideWhenUsed="1"/>
     <w:lsdException w:name="Balloon Text" w:semiHidden="1" w:unhideWhenUsed="1"/>
     <w:lsdException w:name="Table Theme" w:semiHidden="1" w:unhideWhenUsed="1"/>
     <w:lsdException w:name="Placeholder Text" w:semiHidden="1" w:uiPriority="99"/>

--- a/static/media/5.kh_giam_sat_ktr_dot_xuat.docx
+++ b/static/media/5.kh_giam_sat_ktr_dot_xuat.docx
@@ -236,7 +236,7 @@
           </mc:Choice>
           <mc:Fallback>
             <w:pict>
-              <v:line w14:anchorId="48F4C382" id="Line 14" o:spid="_x0000_s1026" style="position:absolute;z-index:251658752;visibility:visible;mso-wrap-style:square;mso-width-percent:0;mso-height-percent:0;mso-wrap-distance-left:9pt;mso-wrap-distance-top:0;mso-wrap-distance-right:9pt;mso-wrap-distance-bottom:0;mso-position-horizontal:absolute;mso-position-horizontal-relative:text;mso-position-vertical:absolute;mso-position-vertical-relative:text;mso-width-percent:0;mso-height-percent:0;mso-width-relative:page;mso-height-relative:page" from="270.6pt,1.4pt" to="432.6pt,1.4pt" o:gfxdata="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"/>
+              <v:line w14:anchorId="327ED852" id="Line 14" o:spid="_x0000_s1026" style="position:absolute;z-index:251658752;visibility:visible;mso-wrap-style:square;mso-width-percent:0;mso-height-percent:0;mso-wrap-distance-left:9pt;mso-wrap-distance-top:0;mso-wrap-distance-right:9pt;mso-wrap-distance-bottom:0;mso-position-horizontal:absolute;mso-position-horizontal-relative:text;mso-position-vertical:absolute;mso-position-vertical-relative:text;mso-width-percent:0;mso-height-percent:0;mso-width-relative:page;mso-height-relative:page" from="270.6pt,1.4pt" to="432.6pt,1.4pt" o:gfxdata="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"/>
             </w:pict>
           </mc:Fallback>
         </mc:AlternateContent>
@@ -311,7 +311,7 @@
           </mc:Choice>
           <mc:Fallback>
             <w:pict>
-              <v:line w14:anchorId="72C7616B" id="Line 12" o:spid="_x0000_s1026" style="position:absolute;z-index:251656704;visibility:visible;mso-wrap-style:square;mso-width-percent:0;mso-height-percent:0;mso-wrap-distance-left:9pt;mso-wrap-distance-top:0;mso-wrap-distance-right:9pt;mso-wrap-distance-bottom:0;mso-position-horizontal:absolute;mso-position-horizontal-relative:text;mso-position-vertical:absolute;mso-position-vertical-relative:text;mso-width-percent:0;mso-height-percent:0;mso-width-relative:page;mso-height-relative:page" from="56.85pt,.45pt" to="119.85pt,.45pt" o:gfxdata="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"/>
+              <v:line w14:anchorId="73DE4613" id="Line 12" o:spid="_x0000_s1026" style="position:absolute;z-index:251656704;visibility:visible;mso-wrap-style:square;mso-width-percent:0;mso-height-percent:0;mso-wrap-distance-left:9pt;mso-wrap-distance-top:0;mso-wrap-distance-right:9pt;mso-wrap-distance-bottom:0;mso-position-horizontal:absolute;mso-position-horizontal-relative:text;mso-position-vertical:absolute;mso-position-vertical-relative:text;mso-width-percent:0;mso-height-percent:0;mso-width-relative:page;mso-height-relative:page" from="56.85pt,.45pt" to="119.85pt,.45pt" o:gfxdata="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"/>
             </w:pict>
           </mc:Fallback>
         </mc:AlternateContent>
@@ -386,7 +386,7 @@
           </mc:Choice>
           <mc:Fallback>
             <w:pict>
-              <v:line w14:anchorId="551A2E75" id="Line 13" o:spid="_x0000_s1026" style="position:absolute;z-index:251657728;visibility:visible;mso-wrap-style:square;mso-width-percent:0;mso-height-percent:0;mso-wrap-distance-left:9pt;mso-wrap-distance-top:0;mso-wrap-distance-right:9pt;mso-wrap-distance-bottom:0;mso-position-horizontal:absolute;mso-position-horizontal-relative:text;mso-position-vertical:absolute;mso-position-vertical-relative:text;mso-width-percent:0;mso-height-percent:0;mso-width-relative:page;mso-height-relative:page" from="34.65pt,1.9pt" to="34.65pt,1.9pt" o:gfxdata="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"/>
+              <v:line w14:anchorId="1AA28679" id="Line 13" o:spid="_x0000_s1026" style="position:absolute;z-index:251657728;visibility:visible;mso-wrap-style:square;mso-width-percent:0;mso-height-percent:0;mso-wrap-distance-left:9pt;mso-wrap-distance-top:0;mso-wrap-distance-right:9pt;mso-wrap-distance-bottom:0;mso-position-horizontal:absolute;mso-position-horizontal-relative:text;mso-position-vertical:absolute;mso-position-vertical-relative:text;mso-width-percent:0;mso-height-percent:0;mso-width-relative:page;mso-height-relative:page" from="34.65pt,1.9pt" to="34.65pt,1.9pt" o:gfxdata="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"/>
             </w:pict>
           </mc:Fallback>
         </mc:AlternateContent>
@@ -615,7 +615,23 @@
           <w:sz w:val="28"/>
           <w:szCs w:val="28"/>
         </w:rPr>
-        <w:t>&lt;ngay_thang&gt;</w:t>
+        <w:t xml:space="preserve">&lt;ngay_thang&gt; </w:t>
+      </w:r>
+      <w:r>
+        <w:rPr>
+          <w:color w:val="000000" w:themeColor="text1"/>
+          <w:sz w:val="28"/>
+          <w:szCs w:val="28"/>
+        </w:rPr>
+        <w:t xml:space="preserve">của </w:t>
+      </w:r>
+      <w:r>
+        <w:rPr>
+          <w:color w:val="000000" w:themeColor="text1"/>
+          <w:sz w:val="28"/>
+          <w:szCs w:val="28"/>
+        </w:rPr>
+        <w:t>Chi cục thuế khu vực XI</w:t>
       </w:r>
       <w:r>
         <w:rPr>
@@ -631,15 +647,31 @@
           <w:sz w:val="28"/>
           <w:szCs w:val="28"/>
         </w:rPr>
-        <w:t xml:space="preserve">của </w:t>
-      </w:r>
-      <w:r>
-        <w:rPr>
-          <w:color w:val="000000" w:themeColor="text1"/>
-          <w:sz w:val="28"/>
-          <w:szCs w:val="28"/>
-        </w:rPr>
-        <w:t>Chi cục thuế khu vực XI</w:t>
+        <w:t xml:space="preserve">về việc giám sát hoạt động của Đoàn </w:t>
+      </w:r>
+      <w:r>
+        <w:rPr>
+          <w:color w:val="000000" w:themeColor="text1"/>
+          <w:sz w:val="28"/>
+          <w:szCs w:val="28"/>
+        </w:rPr>
+        <w:t>kiểm</w:t>
+      </w:r>
+      <w:r>
+        <w:rPr>
+          <w:color w:val="000000" w:themeColor="text1"/>
+          <w:sz w:val="28"/>
+          <w:szCs w:val="28"/>
+        </w:rPr>
+        <w:t xml:space="preserve"> tra</w:t>
+      </w:r>
+      <w:r>
+        <w:rPr>
+          <w:color w:val="000000" w:themeColor="text1"/>
+          <w:sz w:val="28"/>
+          <w:szCs w:val="28"/>
+        </w:rPr>
+        <w:t xml:space="preserve"> thuế</w:t>
       </w:r>
       <w:r>
         <w:rPr>
@@ -655,31 +687,7 @@
           <w:sz w:val="28"/>
           <w:szCs w:val="28"/>
         </w:rPr>
-        <w:t xml:space="preserve">về việc giám sát hoạt động của Đoàn </w:t>
-      </w:r>
-      <w:r>
-        <w:rPr>
-          <w:color w:val="000000" w:themeColor="text1"/>
-          <w:sz w:val="28"/>
-          <w:szCs w:val="28"/>
-        </w:rPr>
-        <w:t>kiểm</w:t>
-      </w:r>
-      <w:r>
-        <w:rPr>
-          <w:color w:val="000000" w:themeColor="text1"/>
-          <w:sz w:val="28"/>
-          <w:szCs w:val="28"/>
-        </w:rPr>
-        <w:t xml:space="preserve"> tra</w:t>
-      </w:r>
-      <w:r>
-        <w:rPr>
-          <w:color w:val="000000" w:themeColor="text1"/>
-          <w:sz w:val="28"/>
-          <w:szCs w:val="28"/>
-        </w:rPr>
-        <w:t xml:space="preserve"> thuế</w:t>
+        <w:t>tại</w:t>
       </w:r>
       <w:r>
         <w:rPr>
@@ -694,8 +702,17 @@
           <w:color w:val="000000" w:themeColor="text1"/>
           <w:sz w:val="28"/>
           <w:szCs w:val="28"/>
-        </w:rPr>
-        <w:t>tại</w:t>
+          <w:lang w:val="nl-NL"/>
+        </w:rPr>
+        <w:t>&lt;ten_dv&gt;</w:t>
+      </w:r>
+      <w:r>
+        <w:rPr>
+          <w:color w:val="000000" w:themeColor="text1"/>
+          <w:sz w:val="28"/>
+          <w:szCs w:val="28"/>
+        </w:rPr>
+        <w:t>; Mã số thuế: &lt;mst&gt;; Địa chỉ: &lt;dia_chi&gt;,</w:t>
       </w:r>
       <w:r>
         <w:rPr>
@@ -710,31 +727,6 @@
           <w:color w:val="000000" w:themeColor="text1"/>
           <w:sz w:val="28"/>
           <w:szCs w:val="28"/>
-          <w:lang w:val="nl-NL"/>
-        </w:rPr>
-        <w:t>&lt;ten_dv&gt;</w:t>
-      </w:r>
-      <w:r>
-        <w:rPr>
-          <w:color w:val="000000" w:themeColor="text1"/>
-          <w:sz w:val="28"/>
-          <w:szCs w:val="28"/>
-        </w:rPr>
-        <w:t>; Mã số thuế: &lt;mst&gt;; Địa chỉ: &lt;dia_chi&gt;,</w:t>
-      </w:r>
-      <w:r>
-        <w:rPr>
-          <w:color w:val="000000" w:themeColor="text1"/>
-          <w:sz w:val="28"/>
-          <w:szCs w:val="28"/>
-        </w:rPr>
-        <w:t xml:space="preserve"> </w:t>
-      </w:r>
-      <w:r>
-        <w:rPr>
-          <w:color w:val="000000" w:themeColor="text1"/>
-          <w:sz w:val="28"/>
-          <w:szCs w:val="28"/>
         </w:rPr>
         <w:t>công chức được giao nhiệm vụ giám sát</w:t>
       </w:r>
@@ -749,7 +741,7 @@
     </w:p>
     <w:p>
       <w:pPr>
-        <w:spacing w:line="259" w:lineRule="auto"/>
+        <w:spacing w:before="40"/>
         <w:ind w:firstLine="567"/>
         <w:jc w:val="both"/>
         <w:rPr>
@@ -771,7 +763,7 @@
     </w:p>
     <w:p>
       <w:pPr>
-        <w:spacing w:line="259" w:lineRule="auto"/>
+        <w:spacing w:before="40"/>
         <w:ind w:firstLine="567"/>
         <w:jc w:val="both"/>
         <w:rPr>
@@ -786,12 +778,12 @@
           <w:sz w:val="28"/>
           <w:szCs w:val="28"/>
         </w:rPr>
-        <w:t>- Mục đích: Giám sát hoạt động của đoàn kiểm tra nhằm theo dõi, nắm bắt việc chấp hành pháp luật, tuân thủ Luật Quản lý thuế, Quy trình kiểm tra thuế, tuân thủ chuẩn mực đạo đức, quy tắc ứng xử của công chức thuế và ý thức kỷ luật của trưởng đoàn, thành viên đoàn kiểm tra thuế; tình hình thực hiện nhiệm vụ và triển khai hoạt động kiểm tra thuế để kịp thời có biện pháp chấn chỉnh, xử lý nhằm đảm bảo thực hiện đúng mục đích, yêu cầu, nội dung theo kế hoạch kiểm tra đã được phê duyệt.</w:t>
-      </w:r>
-    </w:p>
-    <w:p>
-      <w:pPr>
-        <w:spacing w:line="259" w:lineRule="auto"/>
+        <w:t>1. Mục đích:</w:t>
+      </w:r>
+    </w:p>
+    <w:p>
+      <w:pPr>
+        <w:spacing w:before="40"/>
         <w:ind w:firstLine="567"/>
         <w:jc w:val="both"/>
         <w:rPr>
@@ -806,35 +798,75 @@
           <w:sz w:val="28"/>
           <w:szCs w:val="28"/>
         </w:rPr>
-        <w:t>- Yêu cầu: việc giám sát phải được thực hiện thường xuyên, liên tục trong quá trình hoạt động của đoàn kiểm tra thuế tại trụ sở NNT và đảm bảo tính khách quan, kịp thời, đầy đủ, chính xác.</w:t>
-      </w:r>
-    </w:p>
-    <w:p>
-      <w:pPr>
-        <w:spacing w:line="259" w:lineRule="auto"/>
+        <w:t>Giám sát hoạt động của Đoàn kiểm tra thuế nhằm theo dõi, nắm bắt việc chấp hành pháp luật, tuân thủ Luật Quản lý thuế, Quy trình kiểm tra thuế và quy định của pháp luật khác; tuân thủ chuẩn mực đạo đức, quy tắc ứng xử của công chức thuế và ý thức kỷ luật của Trưởng đoàn, thành viên Đoàn kiểm tra thuế; tình hình thực hiện nhiệm vụ và triển khai hoạt động kiểm tra thuế để kịp thời có biện pháp chấn chỉnh, xử lý nhằm đảm bảo thực hiện đúng mục đích, yêu cầu, nội dung theo kế hoạch kiểm tra đã được phê duyệt.</w:t>
+      </w:r>
+    </w:p>
+    <w:p>
+      <w:pPr>
+        <w:spacing w:before="40"/>
         <w:ind w:firstLine="567"/>
         <w:jc w:val="both"/>
         <w:rPr>
-          <w:b/>
-          <w:color w:val="000000" w:themeColor="text1"/>
-          <w:sz w:val="28"/>
-          <w:szCs w:val="28"/>
-        </w:rPr>
-      </w:pPr>
-      <w:r>
-        <w:rPr>
-          <w:b/>
-          <w:color w:val="000000" w:themeColor="text1"/>
-          <w:sz w:val="28"/>
-          <w:szCs w:val="28"/>
-        </w:rPr>
-        <w:t>II. Nội dung giám sát:</w:t>
+          <w:color w:val="000000" w:themeColor="text1"/>
+          <w:sz w:val="28"/>
+          <w:szCs w:val="28"/>
+        </w:rPr>
+      </w:pPr>
+      <w:r>
+        <w:rPr>
+          <w:color w:val="000000" w:themeColor="text1"/>
+          <w:sz w:val="28"/>
+          <w:szCs w:val="28"/>
+        </w:rPr>
+        <w:t>2. Yêu cầu:</w:t>
+      </w:r>
+    </w:p>
+    <w:p>
+      <w:pPr>
+        <w:spacing w:before="40"/>
+        <w:ind w:firstLine="567"/>
+        <w:jc w:val="both"/>
+        <w:rPr>
+          <w:color w:val="000000" w:themeColor="text1"/>
+          <w:sz w:val="28"/>
+          <w:szCs w:val="28"/>
+        </w:rPr>
+      </w:pPr>
+      <w:r>
+        <w:rPr>
+          <w:color w:val="000000" w:themeColor="text1"/>
+          <w:sz w:val="28"/>
+          <w:szCs w:val="28"/>
+        </w:rPr>
+        <w:t>Nâng cao hiệu quả công tác kiểm tra thuế tại đơn vị được kiểm tra, đảm bảo tính khách quan, công khai, minh bạch, hạn chế mức thấp nhất việc rủi ro trong thực thi công vụ kiểm tra, tạo điều kiện thuận lợi cho người nộp thuế.</w:t>
+      </w:r>
+    </w:p>
+    <w:p>
+      <w:pPr>
+        <w:spacing w:before="40"/>
+        <w:ind w:firstLine="567"/>
+        <w:jc w:val="both"/>
+        <w:rPr>
+          <w:b/>
+          <w:color w:val="000000" w:themeColor="text1"/>
+          <w:sz w:val="28"/>
+          <w:szCs w:val="28"/>
+        </w:rPr>
+      </w:pPr>
+      <w:r>
+        <w:rPr>
+          <w:b/>
+          <w:color w:val="000000" w:themeColor="text1"/>
+          <w:sz w:val="28"/>
+          <w:szCs w:val="28"/>
+        </w:rPr>
+        <w:t>II. Nội dung giám sát</w:t>
       </w:r>
     </w:p>
     <w:p>
       <w:pPr>
         <w:shd w:val="clear" w:color="auto" w:fill="FFFFFF"/>
-        <w:spacing w:before="120" w:after="120" w:line="234" w:lineRule="atLeast"/>
+        <w:spacing w:before="40"/>
         <w:ind w:firstLine="567"/>
         <w:jc w:val="both"/>
         <w:rPr>
@@ -849,13 +881,13 @@
           <w:sz w:val="28"/>
           <w:szCs w:val="28"/>
         </w:rPr>
-        <w:t>Thực hiện theo quy định tại Điều 8 của quy chế giám sát hoạt động của đoàn kiểm tra (kèm theo Quyết định số 1614/QĐ-TCT ngày 13/10/2020 của Tổng cục Thuế), cụ thể:</w:t>
+        <w:t>1. Giám sát việc chấp hành pháp luật của Đoàn kiểm tra bao gồm:</w:t>
       </w:r>
     </w:p>
     <w:p>
       <w:pPr>
         <w:shd w:val="clear" w:color="auto" w:fill="FFFFFF"/>
-        <w:spacing w:before="120" w:after="120" w:line="234" w:lineRule="atLeast"/>
+        <w:spacing w:before="40"/>
         <w:ind w:firstLine="567"/>
         <w:jc w:val="both"/>
         <w:rPr>
@@ -870,13 +902,13 @@
           <w:sz w:val="28"/>
           <w:szCs w:val="28"/>
         </w:rPr>
-        <w:t>1. Giám sát việc chấp hành pháp luật của trưởng đoàn, thành viên đoàn kiểm tra bao gồm các nội dung sau:</w:t>
+        <w:t>- Giám sát việc thực hiện các quy định của Pháp luật về trình tự, thủ tục, thời hạn tiến hành kiểm tra bao gồm: Thu thập, tổng hợp, đánh giá thông tin; chế độ báo cáo thông tin, báo cáo; ghi nhật ký và các mẫu biểu theo quy định.</w:t>
       </w:r>
     </w:p>
     <w:p>
       <w:pPr>
         <w:shd w:val="clear" w:color="auto" w:fill="FFFFFF"/>
-        <w:spacing w:before="120" w:after="120" w:line="234" w:lineRule="atLeast"/>
+        <w:spacing w:before="40"/>
         <w:ind w:firstLine="567"/>
         <w:jc w:val="both"/>
         <w:rPr>
@@ -891,13 +923,13 @@
           <w:sz w:val="28"/>
           <w:szCs w:val="28"/>
         </w:rPr>
-        <w:t>- Việc thực hiện các quy định của pháp luật về trình tự, thủ tục, thời hạn tiến hành một cuộc thanh tra, kiểm tra thuế theo quy định thanh tra, kiểm tra thuế bao gồm: việc thu thập, tổng hợp, đánh giá thông tin; thực hiện chế độ thông tin, báo cáo; ghi nhật ký đoàn thanh tra, kiểm tra thuế;</w:t>
+        <w:t>- Giám sát việc thực hiện các quyền trong hoạt động kiểm tra đối với Đoàn kiểm tra;</w:t>
       </w:r>
     </w:p>
     <w:p>
       <w:pPr>
         <w:shd w:val="clear" w:color="auto" w:fill="FFFFFF"/>
-        <w:spacing w:before="120" w:after="120" w:line="234" w:lineRule="atLeast"/>
+        <w:spacing w:before="40"/>
         <w:ind w:firstLine="567"/>
         <w:jc w:val="both"/>
         <w:rPr>
@@ -912,13 +944,13 @@
           <w:sz w:val="28"/>
           <w:szCs w:val="28"/>
         </w:rPr>
-        <w:t>- Việc thực hiện các quyền trong hoạt động thanh tra, kiểm tra thuế đối với người được giám sát, bao gồm: căn cứ, thẩm quyền, trình tự, thủ tục và kết quả thực hiện; việc xử lý ý kiến của đối tượng thanh tra, kiểm tra và các cơ quan, tổ chức, cá nhân có liên quan đến việc thực hiện các quyền trong hoạt động thanh tra, kiểm tra;</w:t>
+        <w:t>- Giám sát việc thực hiện các quy định của Pháp luật về những điều cấm trong hoạt động kiểm tra, quy tắc ứng xử của công chức thực hiện nhiệm vụ kiểm tra; ý thức chấp hành kỷ luật kiểm tra thuế và các quy định khác có liên quan.</w:t>
       </w:r>
     </w:p>
     <w:p>
       <w:pPr>
         <w:shd w:val="clear" w:color="auto" w:fill="FFFFFF"/>
-        <w:spacing w:before="120" w:after="120" w:line="234" w:lineRule="atLeast"/>
+        <w:spacing w:before="40"/>
         <w:ind w:firstLine="567"/>
         <w:jc w:val="both"/>
         <w:rPr>
@@ -933,13 +965,13 @@
           <w:sz w:val="28"/>
           <w:szCs w:val="28"/>
         </w:rPr>
-        <w:t>- Việc thực hiện các quy định của pháp luật đối với trưởng đoàn, thành viên đoàn thanh tra, kiểm tra, bao gồm: quy định về những điều cấm trong hoạt động thanh tra, kiểm tra thuế; quy tắc ứng xử của cán bộ thanh tra, kiểm tra thuế; ý thức chấp hành kỷ luật thanh tra, kiểm tra thuế và các quy định khác có liên quan.</w:t>
+        <w:t>2. Giám sát việc thực hiện nhiệm vụ và triển khai hoạt động kiểm tra thuế của Đoàn kiểm tra gồm:</w:t>
       </w:r>
     </w:p>
     <w:p>
       <w:pPr>
         <w:shd w:val="clear" w:color="auto" w:fill="FFFFFF"/>
-        <w:spacing w:before="120" w:after="120" w:line="234" w:lineRule="atLeast"/>
+        <w:spacing w:before="40"/>
         <w:ind w:firstLine="567"/>
         <w:jc w:val="both"/>
         <w:rPr>
@@ -954,14 +986,79 @@
           <w:sz w:val="28"/>
           <w:szCs w:val="28"/>
         </w:rPr>
+        <w:t>- Tiến độ và kết quả đạt được so với yêu cầu theo quyết định kiểm tra, kế hoạch kiểm tra.</w:t>
+      </w:r>
+    </w:p>
+    <w:p>
+      <w:pPr>
+        <w:shd w:val="clear" w:color="auto" w:fill="FFFFFF"/>
+        <w:spacing w:before="40"/>
+        <w:ind w:firstLine="567"/>
+        <w:jc w:val="both"/>
+        <w:rPr>
+          <w:color w:val="000000" w:themeColor="text1"/>
+          <w:sz w:val="28"/>
+          <w:szCs w:val="28"/>
+        </w:rPr>
+      </w:pPr>
+      <w:r>
+        <w:rPr>
+          <w:color w:val="000000" w:themeColor="text1"/>
+          <w:sz w:val="28"/>
+          <w:szCs w:val="28"/>
+        </w:rPr>
+        <w:t>- Khó khăn, vướng mắc phát sinh trong hoạt động kiểm tra và tác động đối với việc hoàn thành kế hoạch tiến hành kiểm tra.</w:t>
+      </w:r>
+    </w:p>
+    <w:p>
+      <w:pPr>
+        <w:shd w:val="clear" w:color="auto" w:fill="FFFFFF"/>
+        <w:spacing w:before="40"/>
+        <w:ind w:firstLine="567"/>
+        <w:jc w:val="both"/>
+        <w:rPr>
+          <w:color w:val="000000" w:themeColor="text1"/>
+          <w:sz w:val="28"/>
+          <w:szCs w:val="28"/>
+        </w:rPr>
+      </w:pPr>
+      <w:r>
+        <w:rPr>
+          <w:color w:val="000000" w:themeColor="text1"/>
+          <w:sz w:val="28"/>
+          <w:szCs w:val="28"/>
+        </w:rPr>
+        <w:t>- Xử lý ý kiến khác nhau giữa Trưởng đoàn và các thành viên Đoàn kiểm tra về những vấn đề liên quan đến nội dung kiểm tra.</w:t>
+      </w:r>
+    </w:p>
+    <w:p>
+      <w:pPr>
+        <w:shd w:val="clear" w:color="auto" w:fill="FFFFFF"/>
+        <w:spacing w:before="40"/>
+        <w:ind w:firstLine="567"/>
+        <w:jc w:val="both"/>
+        <w:rPr>
+          <w:b/>
+          <w:color w:val="000000" w:themeColor="text1"/>
+          <w:sz w:val="28"/>
+          <w:szCs w:val="28"/>
+        </w:rPr>
+      </w:pPr>
+      <w:r>
+        <w:rPr>
+          <w:b/>
+          <w:color w:val="000000" w:themeColor="text1"/>
+          <w:sz w:val="28"/>
+          <w:szCs w:val="28"/>
+        </w:rPr>
         <w:lastRenderedPageBreak/>
-        <w:t>2. Giám sát việc thực hiện nhiệm vụ và triển khai hoạt động thanh tra, kiểm tra thuế của đoàn thanh tra, kiểm tra thuế bao gồm các nội dung sau:</w:t>
+        <w:t>III. Hình thức giám sát</w:t>
       </w:r>
     </w:p>
     <w:p>
       <w:pPr>
         <w:shd w:val="clear" w:color="auto" w:fill="FFFFFF"/>
-        <w:spacing w:before="120" w:after="120" w:line="234" w:lineRule="atLeast"/>
+        <w:spacing w:before="40"/>
         <w:ind w:firstLine="567"/>
         <w:jc w:val="both"/>
         <w:rPr>
@@ -976,34 +1073,36 @@
           <w:sz w:val="28"/>
           <w:szCs w:val="28"/>
         </w:rPr>
-        <w:t>- Tiến độ và kết quả đã đạt được so với yêu cầu theo quyết định thanh tra, kiểm tra; kế hoạch tiến hành thanh tra, kiểm tra;</w:t>
+        <w:t xml:space="preserve">Giám sát trực tiếp và gián tiếp việc thực hiện các nội dung công việc được phân công của trưởng đoàn và các thành viên Đoàn kiểm tra. </w:t>
       </w:r>
     </w:p>
     <w:p>
       <w:pPr>
         <w:shd w:val="clear" w:color="auto" w:fill="FFFFFF"/>
-        <w:spacing w:before="120" w:after="120" w:line="234" w:lineRule="atLeast"/>
+        <w:spacing w:before="40"/>
         <w:ind w:firstLine="567"/>
         <w:jc w:val="both"/>
         <w:rPr>
-          <w:color w:val="000000" w:themeColor="text1"/>
-          <w:sz w:val="28"/>
-          <w:szCs w:val="28"/>
-        </w:rPr>
-      </w:pPr>
-      <w:r>
-        <w:rPr>
-          <w:color w:val="000000" w:themeColor="text1"/>
-          <w:sz w:val="28"/>
-          <w:szCs w:val="28"/>
-        </w:rPr>
-        <w:t>- Khó khăn, vướng mắc phát sinh trong hoạt động thanh tra, kiểm tra thuế và tác động đối với việc hoàn thành kế hoạch thanh tra, kiểm tra;</w:t>
+          <w:b/>
+          <w:color w:val="000000" w:themeColor="text1"/>
+          <w:sz w:val="28"/>
+          <w:szCs w:val="28"/>
+        </w:rPr>
+      </w:pPr>
+      <w:r>
+        <w:rPr>
+          <w:b/>
+          <w:color w:val="000000" w:themeColor="text1"/>
+          <w:sz w:val="28"/>
+          <w:szCs w:val="28"/>
+        </w:rPr>
+        <w:t>IV. Tổ chức thực hiện</w:t>
       </w:r>
     </w:p>
     <w:p>
       <w:pPr>
         <w:shd w:val="clear" w:color="auto" w:fill="FFFFFF"/>
-        <w:spacing w:before="120" w:after="120" w:line="234" w:lineRule="atLeast"/>
+        <w:spacing w:before="40"/>
         <w:ind w:firstLine="567"/>
         <w:jc w:val="both"/>
         <w:rPr>
@@ -1018,13 +1117,12 @@
           <w:sz w:val="28"/>
           <w:szCs w:val="28"/>
         </w:rPr>
-        <w:t>- Việc thực hiện nhiệm vụ, triển khai hoạt động của trưởng đoàn, thành viên đoàn thanh tra, kiểm tra thuế;</w:t>
+        <w:t>- Tiến độ thực hiện: Thời hạn giám sát kể từ ngày công bố Quyết định kiểm tra đến thời điểm kết thúc việc kiểm tra tại trụ sở người nộp thuế;</w:t>
       </w:r>
     </w:p>
     <w:p>
       <w:pPr>
         <w:shd w:val="clear" w:color="auto" w:fill="FFFFFF"/>
-        <w:spacing w:before="120" w:after="120" w:line="234" w:lineRule="atLeast"/>
         <w:ind w:firstLine="567"/>
         <w:jc w:val="both"/>
         <w:rPr>
@@ -1039,404 +1137,7 @@
           <w:sz w:val="28"/>
           <w:szCs w:val="28"/>
         </w:rPr>
-        <w:t>- Việc xử lý ý kiến khác nhau giữa các thành viên và trưởng đoàn về những vấn đề liên quan đến nội dung thanh tra, kiểm tra;</w:t>
-      </w:r>
-    </w:p>
-    <w:p>
-      <w:pPr>
-        <w:shd w:val="clear" w:color="auto" w:fill="FFFFFF"/>
-        <w:spacing w:before="120" w:after="120" w:line="234" w:lineRule="atLeast"/>
-        <w:ind w:firstLine="567"/>
-        <w:jc w:val="both"/>
-        <w:rPr>
-          <w:color w:val="000000" w:themeColor="text1"/>
-          <w:sz w:val="28"/>
-          <w:szCs w:val="28"/>
-        </w:rPr>
-      </w:pPr>
-      <w:r>
-        <w:rPr>
-          <w:color w:val="000000" w:themeColor="text1"/>
-          <w:sz w:val="28"/>
-          <w:szCs w:val="28"/>
-        </w:rPr>
-        <w:t>- Các nội dung khác có liên quan đến việc thực hiện nhiệm vụ, triển khai hoạt động của đoàn thanh tra, kiểm tra thuế.</w:t>
-      </w:r>
-    </w:p>
-    <w:p>
-      <w:pPr>
-        <w:shd w:val="clear" w:color="auto" w:fill="FFFFFF"/>
-        <w:spacing w:before="120" w:after="120" w:line="234" w:lineRule="atLeast"/>
-        <w:ind w:firstLine="567"/>
-        <w:jc w:val="both"/>
-        <w:rPr>
-          <w:b/>
-          <w:color w:val="000000" w:themeColor="text1"/>
-          <w:sz w:val="28"/>
-          <w:szCs w:val="28"/>
-        </w:rPr>
-      </w:pPr>
-      <w:r>
-        <w:rPr>
-          <w:b/>
-          <w:color w:val="000000" w:themeColor="text1"/>
-          <w:sz w:val="28"/>
-          <w:szCs w:val="28"/>
-        </w:rPr>
-        <w:t>III. Hình thức giám sát</w:t>
-      </w:r>
-      <w:r>
-        <w:rPr>
-          <w:b/>
-          <w:color w:val="000000" w:themeColor="text1"/>
-          <w:sz w:val="28"/>
-          <w:szCs w:val="28"/>
-        </w:rPr>
-        <w:t xml:space="preserve">: </w:t>
-      </w:r>
-    </w:p>
-    <w:p>
-      <w:pPr>
-        <w:shd w:val="clear" w:color="auto" w:fill="FFFFFF"/>
-        <w:spacing w:before="120" w:after="120" w:line="234" w:lineRule="atLeast"/>
-        <w:ind w:firstLine="567"/>
-        <w:jc w:val="both"/>
-        <w:rPr>
-          <w:color w:val="000000" w:themeColor="text1"/>
-          <w:sz w:val="28"/>
-          <w:szCs w:val="28"/>
-        </w:rPr>
-      </w:pPr>
-      <w:r>
-        <w:rPr>
-          <w:color w:val="000000" w:themeColor="text1"/>
-          <w:sz w:val="28"/>
-          <w:szCs w:val="28"/>
-        </w:rPr>
-        <w:t>Thực hiện theo quy định tại Điều 14 của quy chế giám sát hoạt động của đoàn thanh tra</w:t>
-      </w:r>
-      <w:r>
-        <w:rPr>
-          <w:color w:val="000000" w:themeColor="text1"/>
-          <w:sz w:val="28"/>
-          <w:szCs w:val="28"/>
-        </w:rPr>
-        <w:t>,</w:t>
-      </w:r>
-      <w:r>
-        <w:rPr>
-          <w:color w:val="000000" w:themeColor="text1"/>
-          <w:sz w:val="28"/>
-          <w:szCs w:val="28"/>
-        </w:rPr>
-        <w:t xml:space="preserve"> </w:t>
-      </w:r>
-      <w:r>
-        <w:rPr>
-          <w:color w:val="000000" w:themeColor="text1"/>
-          <w:sz w:val="28"/>
-          <w:szCs w:val="28"/>
-        </w:rPr>
-        <w:t xml:space="preserve">kiểm tra </w:t>
-      </w:r>
-      <w:r>
-        <w:rPr>
-          <w:color w:val="000000" w:themeColor="text1"/>
-          <w:sz w:val="28"/>
-          <w:szCs w:val="28"/>
-        </w:rPr>
-        <w:t>(kèm theo Quyết định số 1</w:t>
-      </w:r>
-      <w:r>
-        <w:rPr>
-          <w:color w:val="000000" w:themeColor="text1"/>
-          <w:sz w:val="28"/>
-          <w:szCs w:val="28"/>
-        </w:rPr>
-        <w:t>614</w:t>
-      </w:r>
-      <w:r>
-        <w:rPr>
-          <w:color w:val="000000" w:themeColor="text1"/>
-          <w:sz w:val="28"/>
-          <w:szCs w:val="28"/>
-        </w:rPr>
-        <w:t xml:space="preserve">/QĐ-TCT ngày </w:t>
-      </w:r>
-      <w:r>
-        <w:rPr>
-          <w:color w:val="000000" w:themeColor="text1"/>
-          <w:sz w:val="28"/>
-          <w:szCs w:val="28"/>
-        </w:rPr>
-        <w:t>13/10/2020</w:t>
-      </w:r>
-      <w:r>
-        <w:rPr>
-          <w:color w:val="000000" w:themeColor="text1"/>
-          <w:sz w:val="28"/>
-          <w:szCs w:val="28"/>
-        </w:rPr>
-        <w:t xml:space="preserve"> của Tổng cục Thuế)</w:t>
-      </w:r>
-      <w:r>
-        <w:rPr>
-          <w:color w:val="000000" w:themeColor="text1"/>
-          <w:sz w:val="28"/>
-          <w:szCs w:val="28"/>
-        </w:rPr>
-        <w:t>.</w:t>
-      </w:r>
-      <w:r>
-        <w:rPr>
-          <w:color w:val="000000" w:themeColor="text1"/>
-          <w:sz w:val="28"/>
-          <w:szCs w:val="28"/>
-        </w:rPr>
-        <w:t xml:space="preserve"> </w:t>
-      </w:r>
-    </w:p>
-    <w:p>
-      <w:pPr>
-        <w:shd w:val="clear" w:color="auto" w:fill="FFFFFF"/>
-        <w:spacing w:before="120" w:after="120" w:line="234" w:lineRule="atLeast"/>
-        <w:ind w:firstLine="567"/>
-        <w:jc w:val="both"/>
-        <w:rPr>
-          <w:b/>
-          <w:color w:val="000000" w:themeColor="text1"/>
-          <w:sz w:val="28"/>
-          <w:szCs w:val="28"/>
-        </w:rPr>
-      </w:pPr>
-      <w:r>
-        <w:rPr>
-          <w:b/>
-          <w:color w:val="000000" w:themeColor="text1"/>
-          <w:sz w:val="28"/>
-          <w:szCs w:val="28"/>
-        </w:rPr>
-        <w:t>IV.Tổ chức thực hiện</w:t>
-      </w:r>
-    </w:p>
-    <w:p>
-      <w:pPr>
-        <w:shd w:val="clear" w:color="auto" w:fill="FFFFFF"/>
-        <w:spacing w:before="120" w:after="120" w:line="234" w:lineRule="atLeast"/>
-        <w:ind w:firstLine="567"/>
-        <w:jc w:val="both"/>
-        <w:rPr>
-          <w:color w:val="000000" w:themeColor="text1"/>
-          <w:sz w:val="28"/>
-          <w:szCs w:val="28"/>
-        </w:rPr>
-      </w:pPr>
-      <w:r>
-        <w:rPr>
-          <w:color w:val="000000" w:themeColor="text1"/>
-          <w:sz w:val="28"/>
-          <w:szCs w:val="28"/>
-        </w:rPr>
-        <w:t xml:space="preserve">- Tiến độ thực hiện: </w:t>
-      </w:r>
-      <w:r>
-        <w:rPr>
-          <w:color w:val="000000" w:themeColor="text1"/>
-          <w:sz w:val="28"/>
-          <w:szCs w:val="28"/>
-        </w:rPr>
-        <w:t xml:space="preserve">tính từ ngày </w:t>
-      </w:r>
-      <w:r>
-        <w:rPr>
-          <w:color w:val="000000" w:themeColor="text1"/>
-          <w:sz w:val="28"/>
-          <w:szCs w:val="28"/>
-        </w:rPr>
-        <w:t>đ</w:t>
-      </w:r>
-      <w:r>
-        <w:rPr>
-          <w:color w:val="000000" w:themeColor="text1"/>
-          <w:sz w:val="28"/>
-          <w:szCs w:val="28"/>
-        </w:rPr>
-        <w:t>oàn thanh tra</w:t>
-      </w:r>
-      <w:r>
-        <w:rPr>
-          <w:color w:val="000000" w:themeColor="text1"/>
-          <w:sz w:val="28"/>
-          <w:szCs w:val="28"/>
-        </w:rPr>
-        <w:t>, kiểm tra</w:t>
-      </w:r>
-      <w:r>
-        <w:rPr>
-          <w:color w:val="000000" w:themeColor="text1"/>
-          <w:sz w:val="28"/>
-          <w:szCs w:val="28"/>
-        </w:rPr>
-        <w:t xml:space="preserve"> thuế công bố Quyết định thanh tra</w:t>
-      </w:r>
-      <w:r>
-        <w:rPr>
-          <w:color w:val="000000" w:themeColor="text1"/>
-          <w:sz w:val="28"/>
-          <w:szCs w:val="28"/>
-        </w:rPr>
-        <w:t>, kiểm tra thuế</w:t>
-      </w:r>
-      <w:r>
-        <w:rPr>
-          <w:color w:val="000000" w:themeColor="text1"/>
-          <w:sz w:val="28"/>
-          <w:szCs w:val="28"/>
-        </w:rPr>
-        <w:t xml:space="preserve"> tại trụ sở của NNT.</w:t>
-      </w:r>
-    </w:p>
-    <w:p>
-      <w:pPr>
-        <w:shd w:val="clear" w:color="auto" w:fill="FFFFFF"/>
-        <w:spacing w:before="120" w:after="120" w:line="234" w:lineRule="atLeast"/>
-        <w:ind w:firstLine="567"/>
-        <w:jc w:val="both"/>
-        <w:rPr>
-          <w:color w:val="000000" w:themeColor="text1"/>
-          <w:sz w:val="28"/>
-          <w:szCs w:val="28"/>
-        </w:rPr>
-      </w:pPr>
-      <w:r>
-        <w:rPr>
-          <w:color w:val="000000" w:themeColor="text1"/>
-          <w:sz w:val="28"/>
-          <w:szCs w:val="28"/>
-        </w:rPr>
-        <w:t>- Chế độ thông tin, báo cáo:</w:t>
-      </w:r>
-      <w:r>
-        <w:rPr>
-          <w:color w:val="000000" w:themeColor="text1"/>
-          <w:sz w:val="28"/>
-          <w:szCs w:val="28"/>
-        </w:rPr>
-        <w:t xml:space="preserve"> thực hiện theo </w:t>
-      </w:r>
-      <w:r>
-        <w:rPr>
-          <w:color w:val="000000" w:themeColor="text1"/>
-          <w:sz w:val="28"/>
-          <w:szCs w:val="28"/>
-        </w:rPr>
-        <w:t>quy định tại Điều 17 của quy chế giám sát hoạt động của đoàn thanh tra</w:t>
-      </w:r>
-      <w:r>
-        <w:rPr>
-          <w:color w:val="000000" w:themeColor="text1"/>
-          <w:sz w:val="28"/>
-          <w:szCs w:val="28"/>
-        </w:rPr>
-        <w:t>, kiểm tra</w:t>
-      </w:r>
-      <w:r>
-        <w:rPr>
-          <w:color w:val="000000" w:themeColor="text1"/>
-          <w:sz w:val="28"/>
-          <w:szCs w:val="28"/>
-        </w:rPr>
-        <w:t xml:space="preserve"> thuế (kèm theo Quyết định số </w:t>
-      </w:r>
-      <w:r>
-        <w:rPr>
-          <w:color w:val="000000" w:themeColor="text1"/>
-          <w:sz w:val="28"/>
-          <w:szCs w:val="28"/>
-        </w:rPr>
-        <w:t>1614</w:t>
-      </w:r>
-      <w:r>
-        <w:rPr>
-          <w:color w:val="000000" w:themeColor="text1"/>
-          <w:sz w:val="28"/>
-          <w:szCs w:val="28"/>
-        </w:rPr>
-        <w:t xml:space="preserve">/QĐ-TCT ngày </w:t>
-      </w:r>
-      <w:r>
-        <w:rPr>
-          <w:color w:val="000000" w:themeColor="text1"/>
-          <w:sz w:val="28"/>
-          <w:szCs w:val="28"/>
-        </w:rPr>
-        <w:t>13/10/2020</w:t>
-      </w:r>
-      <w:r>
-        <w:rPr>
-          <w:color w:val="000000" w:themeColor="text1"/>
-          <w:sz w:val="28"/>
-          <w:szCs w:val="28"/>
-        </w:rPr>
-        <w:t xml:space="preserve"> của Tổng cục Thuế).</w:t>
-      </w:r>
-    </w:p>
-    <w:p>
-      <w:pPr>
-        <w:shd w:val="clear" w:color="auto" w:fill="FFFFFF"/>
-        <w:spacing w:before="120" w:after="120" w:line="234" w:lineRule="atLeast"/>
-        <w:ind w:firstLine="567"/>
-        <w:jc w:val="both"/>
-        <w:rPr>
-          <w:color w:val="000000" w:themeColor="text1"/>
-          <w:sz w:val="28"/>
-          <w:szCs w:val="28"/>
-        </w:rPr>
-      </w:pPr>
-      <w:r>
-        <w:rPr>
-          <w:color w:val="000000" w:themeColor="text1"/>
-          <w:sz w:val="28"/>
-          <w:szCs w:val="28"/>
-        </w:rPr>
-        <w:t>- Điều kiện vật chất đảm bảo hoạt động giám sát:</w:t>
-      </w:r>
-      <w:r>
-        <w:rPr>
-          <w:color w:val="000000" w:themeColor="text1"/>
-          <w:sz w:val="28"/>
-          <w:szCs w:val="28"/>
-        </w:rPr>
-        <w:t xml:space="preserve"> máy tính để bàn, Laptop, điện thoại.</w:t>
-      </w:r>
-    </w:p>
-    <w:p>
-      <w:pPr>
-        <w:shd w:val="clear" w:color="auto" w:fill="FFFFFF"/>
-        <w:spacing w:before="120" w:after="120" w:line="234" w:lineRule="atLeast"/>
-        <w:ind w:firstLine="567"/>
-        <w:jc w:val="both"/>
-        <w:rPr>
-          <w:color w:val="000000" w:themeColor="text1"/>
-          <w:sz w:val="28"/>
-          <w:szCs w:val="28"/>
-        </w:rPr>
-      </w:pPr>
-      <w:r>
-        <w:rPr>
-          <w:color w:val="000000" w:themeColor="text1"/>
-          <w:sz w:val="28"/>
-          <w:szCs w:val="28"/>
-        </w:rPr>
-        <w:t>- Những vấn đề khác (nếu có):</w:t>
-      </w:r>
-      <w:r>
-        <w:rPr>
-          <w:color w:val="000000" w:themeColor="text1"/>
-          <w:sz w:val="28"/>
-          <w:szCs w:val="28"/>
-        </w:rPr>
-        <w:t xml:space="preserve"> không.</w:t>
+        <w:t>- Chế độ thông tin, báo cáo: Tùy theo tính chất công việc tổ giám sát sẽ báo cáo xin ý kiến chỉ đạo của lãnh đạo Phòng, lãnh đạo Chi cục hoặc báo cáo đột xuất theo yêu cầu của Lãnh đạo. Báo cáo kết quả giám sát chậm nhất 5 ngày làm việc kể từ ngày Đoàn kiểm tra có báo cáo kết quả kiểm tra và trước ngày ban hành kết luận, quyết định xử lý về thuế.</w:t>
       </w:r>
     </w:p>
     <w:p>
@@ -1712,16 +1413,160 @@
           <w:szCs w:val="28"/>
         </w:rPr>
         <w:tab/>
-      </w:r>
-      <w:r>
-        <w:rPr>
-          <w:b/>
-          <w:color w:val="000000" w:themeColor="text1"/>
-          <w:sz w:val="28"/>
-          <w:szCs w:val="28"/>
-        </w:rPr>
         <w:t>&lt;ld_phong_ten&gt;</w:t>
       </w:r>
+    </w:p>
+    <w:p>
+      <w:pPr>
+        <w:jc w:val="both"/>
+        <w:rPr>
+          <w:b/>
+          <w:bCs/>
+          <w:color w:val="000000" w:themeColor="text1"/>
+          <w:sz w:val="24"/>
+          <w:szCs w:val="24"/>
+          <w:lang w:val="nl-NL"/>
+        </w:rPr>
+      </w:pPr>
+      <w:r>
+        <w:rPr>
+          <w:b/>
+          <w:bCs/>
+          <w:i/>
+          <w:color w:val="000000" w:themeColor="text1"/>
+          <w:sz w:val="24"/>
+          <w:szCs w:val="24"/>
+          <w:lang w:val="nl-NL"/>
+        </w:rPr>
+        <w:t>Nơi nhận</w:t>
+      </w:r>
+      <w:r>
+        <w:rPr>
+          <w:b/>
+          <w:bCs/>
+          <w:color w:val="000000" w:themeColor="text1"/>
+          <w:sz w:val="24"/>
+          <w:szCs w:val="24"/>
+          <w:lang w:val="nl-NL"/>
+        </w:rPr>
+        <w:t>:</w:t>
+      </w:r>
+      <w:r>
+        <w:rPr>
+          <w:b/>
+          <w:bCs/>
+          <w:color w:val="000000" w:themeColor="text1"/>
+          <w:sz w:val="24"/>
+          <w:szCs w:val="24"/>
+          <w:lang w:val="nl-NL"/>
+        </w:rPr>
+        <w:tab/>
+      </w:r>
+      <w:r>
+        <w:rPr>
+          <w:b/>
+          <w:bCs/>
+          <w:color w:val="000000" w:themeColor="text1"/>
+          <w:sz w:val="24"/>
+          <w:szCs w:val="24"/>
+          <w:lang w:val="nl-NL"/>
+        </w:rPr>
+        <w:tab/>
+      </w:r>
+      <w:r>
+        <w:rPr>
+          <w:b/>
+          <w:bCs/>
+          <w:color w:val="000000" w:themeColor="text1"/>
+          <w:sz w:val="24"/>
+          <w:szCs w:val="24"/>
+          <w:lang w:val="nl-NL"/>
+        </w:rPr>
+        <w:tab/>
+        <w:t xml:space="preserve">                                </w:t>
+      </w:r>
+    </w:p>
+    <w:p>
+      <w:pPr>
+        <w:jc w:val="both"/>
+        <w:rPr>
+          <w:rFonts w:eastAsia="Calibri"/>
+          <w:color w:val="000000" w:themeColor="text1"/>
+          <w:sz w:val="22"/>
+          <w:szCs w:val="22"/>
+        </w:rPr>
+      </w:pPr>
+      <w:r>
+        <w:rPr>
+          <w:color w:val="000000" w:themeColor="text1"/>
+          <w:sz w:val="22"/>
+          <w:szCs w:val="22"/>
+          <w:lang w:val="vi-VN"/>
+        </w:rPr>
+        <w:t>-</w:t>
+      </w:r>
+      <w:r>
+        <w:rPr>
+          <w:color w:val="000000" w:themeColor="text1"/>
+          <w:sz w:val="22"/>
+          <w:szCs w:val="22"/>
+          <w:lang w:val="nl-NL"/>
+        </w:rPr>
+        <w:t xml:space="preserve"> </w:t>
+      </w:r>
+      <w:r>
+        <w:rPr>
+          <w:color w:val="000000" w:themeColor="text1"/>
+          <w:sz w:val="22"/>
+          <w:szCs w:val="22"/>
+        </w:rPr>
+        <w:t>Đoàn kiểm tra</w:t>
+      </w:r>
+      <w:r>
+        <w:rPr>
+          <w:rFonts w:eastAsia="Calibri"/>
+          <w:color w:val="000000" w:themeColor="text1"/>
+          <w:sz w:val="22"/>
+          <w:szCs w:val="22"/>
+        </w:rPr>
+        <w:t>;</w:t>
+      </w:r>
+    </w:p>
+    <w:p>
+      <w:pPr>
+        <w:rPr>
+          <w:color w:val="000000" w:themeColor="text1"/>
+          <w:sz w:val="22"/>
+          <w:szCs w:val="22"/>
+          <w:lang w:val="nl-NL"/>
+        </w:rPr>
+      </w:pPr>
+      <w:r>
+        <w:rPr>
+          <w:color w:val="000000" w:themeColor="text1"/>
+          <w:sz w:val="22"/>
+          <w:szCs w:val="22"/>
+          <w:lang w:val="nl-NL"/>
+        </w:rPr>
+        <w:t>- Lưu: Phòng TTKT4.</w:t>
+      </w:r>
+    </w:p>
+    <w:p>
+      <w:pPr>
+        <w:shd w:val="clear" w:color="auto" w:fill="FFFFFF"/>
+        <w:tabs>
+          <w:tab w:val="center" w:pos="1985"/>
+          <w:tab w:val="center" w:pos="7088"/>
+        </w:tabs>
+        <w:spacing w:line="234" w:lineRule="atLeast"/>
+        <w:jc w:val="both"/>
+        <w:rPr>
+          <w:b/>
+          <w:color w:val="000000" w:themeColor="text1"/>
+          <w:sz w:val="28"/>
+          <w:szCs w:val="28"/>
+        </w:rPr>
+      </w:pPr>
     </w:p>
     <w:p>
       <w:pPr>

--- a/static/media/5.kh_giam_sat_ktr_dot_xuat.docx
+++ b/static/media/5.kh_giam_sat_ktr_dot_xuat.docx
@@ -27,10 +27,8 @@
       <w:r>
         <w:rPr>
           <w:color w:val="000000" w:themeColor="text1"/>
-          <w:sz w:val="24"/>
-          <w:szCs w:val="24"/>
-        </w:rPr>
-        <w:t>CỤC THUẾ</w:t>
+        </w:rPr>
+        <w:t>THUẾ TỈNH QUẢNG TRỊ</w:t>
       </w:r>
       <w:r>
         <w:rPr>
@@ -90,35 +88,7 @@
           <w:b/>
           <w:color w:val="000000" w:themeColor="text1"/>
         </w:rPr>
-        <w:t>C</w:t>
-      </w:r>
-      <w:r>
-        <w:rPr>
-          <w:b/>
-          <w:color w:val="000000" w:themeColor="text1"/>
-        </w:rPr>
-        <w:t>HI C</w:t>
-      </w:r>
-      <w:r>
-        <w:rPr>
-          <w:b/>
-          <w:color w:val="000000" w:themeColor="text1"/>
-        </w:rPr>
-        <w:t>ỤC THUẾ</w:t>
-      </w:r>
-      <w:r>
-        <w:rPr>
-          <w:b/>
-          <w:color w:val="000000" w:themeColor="text1"/>
-        </w:rPr>
-        <w:t xml:space="preserve"> </w:t>
-      </w:r>
-      <w:r>
-        <w:rPr>
-          <w:b/>
-          <w:color w:val="000000" w:themeColor="text1"/>
-        </w:rPr>
-        <w:t>KHU VỰC XI</w:t>
+        <w:t>PHÒNG KIỂM TRA SỐ 2</w:t>
       </w:r>
       <w:r>
         <w:rPr>
@@ -236,7 +206,7 @@
           </mc:Choice>
           <mc:Fallback>
             <w:pict>
-              <v:line w14:anchorId="327ED852" id="Line 14" o:spid="_x0000_s1026" style="position:absolute;z-index:251658752;visibility:visible;mso-wrap-style:square;mso-width-percent:0;mso-height-percent:0;mso-wrap-distance-left:9pt;mso-wrap-distance-top:0;mso-wrap-distance-right:9pt;mso-wrap-distance-bottom:0;mso-position-horizontal:absolute;mso-position-horizontal-relative:text;mso-position-vertical:absolute;mso-position-vertical-relative:text;mso-width-percent:0;mso-height-percent:0;mso-width-relative:page;mso-height-relative:page" from="270.6pt,1.4pt" to="432.6pt,1.4pt" o:gfxdata="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"/>
+              <v:line w14:anchorId="2D081D19" id="Line 14" o:spid="_x0000_s1026" style="position:absolute;z-index:251658752;visibility:visible;mso-wrap-style:square;mso-width-percent:0;mso-height-percent:0;mso-wrap-distance-left:9pt;mso-wrap-distance-top:0;mso-wrap-distance-right:9pt;mso-wrap-distance-bottom:0;mso-position-horizontal:absolute;mso-position-horizontal-relative:text;mso-position-vertical:absolute;mso-position-vertical-relative:text;mso-width-percent:0;mso-height-percent:0;mso-width-relative:page;mso-height-relative:page" from="270.6pt,1.4pt" to="432.6pt,1.4pt" o:gfxdata="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"/>
             </w:pict>
           </mc:Fallback>
         </mc:AlternateContent>
@@ -311,7 +281,7 @@
           </mc:Choice>
           <mc:Fallback>
             <w:pict>
-              <v:line w14:anchorId="73DE4613" id="Line 12" o:spid="_x0000_s1026" style="position:absolute;z-index:251656704;visibility:visible;mso-wrap-style:square;mso-width-percent:0;mso-height-percent:0;mso-wrap-distance-left:9pt;mso-wrap-distance-top:0;mso-wrap-distance-right:9pt;mso-wrap-distance-bottom:0;mso-position-horizontal:absolute;mso-position-horizontal-relative:text;mso-position-vertical:absolute;mso-position-vertical-relative:text;mso-width-percent:0;mso-height-percent:0;mso-width-relative:page;mso-height-relative:page" from="56.85pt,.45pt" to="119.85pt,.45pt" o:gfxdata="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"/>
+              <v:line w14:anchorId="2A01AE98" id="Line 12" o:spid="_x0000_s1026" style="position:absolute;z-index:251656704;visibility:visible;mso-wrap-style:square;mso-width-percent:0;mso-height-percent:0;mso-wrap-distance-left:9pt;mso-wrap-distance-top:0;mso-wrap-distance-right:9pt;mso-wrap-distance-bottom:0;mso-position-horizontal:absolute;mso-position-horizontal-relative:text;mso-position-vertical:absolute;mso-position-vertical-relative:text;mso-width-percent:0;mso-height-percent:0;mso-width-relative:page;mso-height-relative:page" from="56.85pt,.45pt" to="119.85pt,.45pt" o:gfxdata="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"/>
             </w:pict>
           </mc:Fallback>
         </mc:AlternateContent>
@@ -386,7 +356,7 @@
           </mc:Choice>
           <mc:Fallback>
             <w:pict>
-              <v:line w14:anchorId="1AA28679" id="Line 13" o:spid="_x0000_s1026" style="position:absolute;z-index:251657728;visibility:visible;mso-wrap-style:square;mso-width-percent:0;mso-height-percent:0;mso-wrap-distance-left:9pt;mso-wrap-distance-top:0;mso-wrap-distance-right:9pt;mso-wrap-distance-bottom:0;mso-position-horizontal:absolute;mso-position-horizontal-relative:text;mso-position-vertical:absolute;mso-position-vertical-relative:text;mso-width-percent:0;mso-height-percent:0;mso-width-relative:page;mso-height-relative:page" from="34.65pt,1.9pt" to="34.65pt,1.9pt" o:gfxdata="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"/>
+              <v:line w14:anchorId="459FF6F2" id="Line 13" o:spid="_x0000_s1026" style="position:absolute;z-index:251657728;visibility:visible;mso-wrap-style:square;mso-width-percent:0;mso-height-percent:0;mso-wrap-distance-left:9pt;mso-wrap-distance-top:0;mso-wrap-distance-right:9pt;mso-wrap-distance-bottom:0;mso-position-horizontal:absolute;mso-position-horizontal-relative:text;mso-position-vertical:absolute;mso-position-vertical-relative:text;mso-width-percent:0;mso-height-percent:0;mso-width-relative:page;mso-height-relative:page" from="34.65pt,1.9pt" to="34.65pt,1.9pt" o:gfxdata="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"/>
             </w:pict>
           </mc:Fallback>
         </mc:AlternateContent>
@@ -489,27 +459,7 @@
           <w:sz w:val="28"/>
           <w:szCs w:val="28"/>
         </w:rPr>
-        <w:t xml:space="preserve">KẾ HOẠCH GIÁM SÁT HOẠT ĐỘNG CỦA </w:t>
-      </w:r>
-    </w:p>
-    <w:p>
-      <w:pPr>
-        <w:jc w:val="center"/>
-        <w:rPr>
-          <w:b/>
-          <w:color w:val="000000" w:themeColor="text1"/>
-          <w:sz w:val="28"/>
-          <w:szCs w:val="28"/>
-        </w:rPr>
-      </w:pPr>
-      <w:r>
-        <w:rPr>
-          <w:b/>
-          <w:color w:val="000000" w:themeColor="text1"/>
-          <w:sz w:val="28"/>
-          <w:szCs w:val="28"/>
-        </w:rPr>
-        <w:t xml:space="preserve">ĐOÀN </w:t>
+        <w:t xml:space="preserve">KẾ HOẠCH GIÁM SÁT HOẠT ĐỘNG CỦA ĐOÀN </w:t>
       </w:r>
       <w:r>
         <w:rPr>
@@ -583,31 +533,23 @@
           <w:sz w:val="28"/>
           <w:szCs w:val="28"/>
         </w:rPr>
-        <w:t>/QĐ-C</w:t>
-      </w:r>
-      <w:r>
-        <w:rPr>
-          <w:color w:val="000000" w:themeColor="text1"/>
-          <w:sz w:val="28"/>
-          <w:szCs w:val="28"/>
-        </w:rPr>
-        <w:t>C</w:t>
-      </w:r>
-      <w:r>
-        <w:rPr>
-          <w:color w:val="000000" w:themeColor="text1"/>
-          <w:sz w:val="28"/>
-          <w:szCs w:val="28"/>
-        </w:rPr>
-        <w:t>T</w:t>
-      </w:r>
-      <w:r>
-        <w:rPr>
-          <w:color w:val="000000" w:themeColor="text1"/>
-          <w:sz w:val="28"/>
-          <w:szCs w:val="28"/>
-        </w:rPr>
-        <w:t xml:space="preserve">KV.XI </w:t>
+        <w:t>/QĐ-</w:t>
+      </w:r>
+      <w:r>
+        <w:rPr>
+          <w:color w:val="000000" w:themeColor="text1"/>
+          <w:sz w:val="28"/>
+          <w:szCs w:val="28"/>
+        </w:rPr>
+        <w:t>QTR</w:t>
+      </w:r>
+      <w:r>
+        <w:rPr>
+          <w:color w:val="000000" w:themeColor="text1"/>
+          <w:sz w:val="28"/>
+          <w:szCs w:val="28"/>
+        </w:rPr>
+        <w:t xml:space="preserve"> </w:t>
       </w:r>
       <w:r>
         <w:rPr>
@@ -631,7 +573,7 @@
           <w:sz w:val="28"/>
           <w:szCs w:val="28"/>
         </w:rPr>
-        <w:t>Chi cục thuế khu vực XI</w:t>
+        <w:t>Thuế tỉnh Quảng Trị</w:t>
       </w:r>
       <w:r>
         <w:rPr>
@@ -1548,7 +1490,25 @@
           <w:szCs w:val="22"/>
           <w:lang w:val="nl-NL"/>
         </w:rPr>
-        <w:t>- Lưu: Phòng TTKT4.</w:t>
+        <w:t>- Lưu: Phòng KT</w:t>
+      </w:r>
+      <w:r>
+        <w:rPr>
+          <w:color w:val="000000" w:themeColor="text1"/>
+          <w:sz w:val="22"/>
+          <w:szCs w:val="22"/>
+          <w:lang w:val="nl-NL"/>
+        </w:rPr>
+        <w:t>2</w:t>
+      </w:r>
+      <w:r>
+        <w:rPr>
+          <w:color w:val="000000" w:themeColor="text1"/>
+          <w:sz w:val="22"/>
+          <w:szCs w:val="22"/>
+          <w:lang w:val="nl-NL"/>
+        </w:rPr>
+        <w:t>.</w:t>
       </w:r>
     </w:p>
     <w:p>

--- a/static/media/5.kh_giam_sat_ktr_dot_xuat.docx
+++ b/static/media/5.kh_giam_sat_ktr_dot_xuat.docx
@@ -206,7 +206,7 @@
           </mc:Choice>
           <mc:Fallback>
             <w:pict>
-              <v:line w14:anchorId="2D081D19" id="Line 14" o:spid="_x0000_s1026" style="position:absolute;z-index:251658752;visibility:visible;mso-wrap-style:square;mso-width-percent:0;mso-height-percent:0;mso-wrap-distance-left:9pt;mso-wrap-distance-top:0;mso-wrap-distance-right:9pt;mso-wrap-distance-bottom:0;mso-position-horizontal:absolute;mso-position-horizontal-relative:text;mso-position-vertical:absolute;mso-position-vertical-relative:text;mso-width-percent:0;mso-height-percent:0;mso-width-relative:page;mso-height-relative:page" from="270.6pt,1.4pt" to="432.6pt,1.4pt" o:gfxdata="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"/>
+              <v:line w14:anchorId="409478E1" id="Line 14" o:spid="_x0000_s1026" style="position:absolute;z-index:251658752;visibility:visible;mso-wrap-style:square;mso-width-percent:0;mso-height-percent:0;mso-wrap-distance-left:9pt;mso-wrap-distance-top:0;mso-wrap-distance-right:9pt;mso-wrap-distance-bottom:0;mso-position-horizontal:absolute;mso-position-horizontal-relative:text;mso-position-vertical:absolute;mso-position-vertical-relative:text;mso-width-percent:0;mso-height-percent:0;mso-width-relative:page;mso-height-relative:page" from="270.6pt,1.4pt" to="432.6pt,1.4pt" o:gfxdata="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"/>
             </w:pict>
           </mc:Fallback>
         </mc:AlternateContent>
@@ -281,7 +281,7 @@
           </mc:Choice>
           <mc:Fallback>
             <w:pict>
-              <v:line w14:anchorId="2A01AE98" id="Line 12" o:spid="_x0000_s1026" style="position:absolute;z-index:251656704;visibility:visible;mso-wrap-style:square;mso-width-percent:0;mso-height-percent:0;mso-wrap-distance-left:9pt;mso-wrap-distance-top:0;mso-wrap-distance-right:9pt;mso-wrap-distance-bottom:0;mso-position-horizontal:absolute;mso-position-horizontal-relative:text;mso-position-vertical:absolute;mso-position-vertical-relative:text;mso-width-percent:0;mso-height-percent:0;mso-width-relative:page;mso-height-relative:page" from="56.85pt,.45pt" to="119.85pt,.45pt" o:gfxdata="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"/>
+              <v:line w14:anchorId="7306F372" id="Line 12" o:spid="_x0000_s1026" style="position:absolute;z-index:251656704;visibility:visible;mso-wrap-style:square;mso-width-percent:0;mso-height-percent:0;mso-wrap-distance-left:9pt;mso-wrap-distance-top:0;mso-wrap-distance-right:9pt;mso-wrap-distance-bottom:0;mso-position-horizontal:absolute;mso-position-horizontal-relative:text;mso-position-vertical:absolute;mso-position-vertical-relative:text;mso-width-percent:0;mso-height-percent:0;mso-width-relative:page;mso-height-relative:page" from="56.85pt,.45pt" to="119.85pt,.45pt" o:gfxdata="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"/>
             </w:pict>
           </mc:Fallback>
         </mc:AlternateContent>
@@ -356,7 +356,7 @@
           </mc:Choice>
           <mc:Fallback>
             <w:pict>
-              <v:line w14:anchorId="459FF6F2" id="Line 13" o:spid="_x0000_s1026" style="position:absolute;z-index:251657728;visibility:visible;mso-wrap-style:square;mso-width-percent:0;mso-height-percent:0;mso-wrap-distance-left:9pt;mso-wrap-distance-top:0;mso-wrap-distance-right:9pt;mso-wrap-distance-bottom:0;mso-position-horizontal:absolute;mso-position-horizontal-relative:text;mso-position-vertical:absolute;mso-position-vertical-relative:text;mso-width-percent:0;mso-height-percent:0;mso-width-relative:page;mso-height-relative:page" from="34.65pt,1.9pt" to="34.65pt,1.9pt" o:gfxdata="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"/>
+              <v:line w14:anchorId="0EB7AE36" id="Line 13" o:spid="_x0000_s1026" style="position:absolute;z-index:251657728;visibility:visible;mso-wrap-style:square;mso-width-percent:0;mso-height-percent:0;mso-wrap-distance-left:9pt;mso-wrap-distance-top:0;mso-wrap-distance-right:9pt;mso-wrap-distance-bottom:0;mso-position-horizontal:absolute;mso-position-horizontal-relative:text;mso-position-vertical:absolute;mso-position-vertical-relative:text;mso-width-percent:0;mso-height-percent:0;mso-width-relative:page;mso-height-relative:page" from="34.65pt,1.9pt" to="34.65pt,1.9pt" o:gfxdata="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"/>
             </w:pict>
           </mc:Fallback>
         </mc:AlternateContent>
@@ -1171,25 +1171,6 @@
           <w:lang w:val="nl-NL"/>
         </w:rPr>
         <w:t>&lt;LD_CUC&gt;</w:t>
-      </w:r>
-      <w:r>
-        <w:rPr>
-          <w:b/>
-          <w:color w:val="000000" w:themeColor="text1"/>
-          <w:sz w:val="28"/>
-          <w:szCs w:val="28"/>
-        </w:rPr>
-        <w:tab/>
-        <w:t>THANH TRA - KIỂM TRA</w:t>
-      </w:r>
-      <w:r>
-        <w:rPr>
-          <w:b/>
-          <w:color w:val="000000" w:themeColor="text1"/>
-          <w:sz w:val="28"/>
-          <w:szCs w:val="28"/>
-        </w:rPr>
-        <w:t xml:space="preserve"> SỐ 4</w:t>
       </w:r>
     </w:p>
     <w:p>

--- a/static/media/5.kh_giam_sat_ktr_dot_xuat.docx
+++ b/static/media/5.kh_giam_sat_ktr_dot_xuat.docx
@@ -6,7 +6,7 @@
       <w:pPr>
         <w:tabs>
           <w:tab w:val="center" w:pos="1701"/>
-          <w:tab w:val="center" w:pos="7020"/>
+          <w:tab w:val="center" w:pos="6521"/>
         </w:tabs>
         <w:jc w:val="both"/>
         <w:rPr>
@@ -28,7 +28,7 @@
         <w:rPr>
           <w:color w:val="000000" w:themeColor="text1"/>
         </w:rPr>
-        <w:t>THUẾ TỈNH QUẢNG TRỊ</w:t>
+        <w:t>CỤC THUẾ</w:t>
       </w:r>
       <w:r>
         <w:rPr>
@@ -37,15 +37,37 @@
           <w:sz w:val="24"/>
           <w:szCs w:val="24"/>
         </w:rPr>
-        <w:t xml:space="preserve"> </w:t>
-      </w:r>
-      <w:r>
+        <w:tab/>
+      </w:r>
+      <w:r>
+        <w:rPr>
+          <w:b/>
+          <w:color w:val="000000" w:themeColor="text1"/>
+        </w:rPr>
+        <w:t>CỘNG HÒA XÃ HỘI CHỦ NGHĨA VIỆT NAM</w:t>
+      </w:r>
+    </w:p>
+    <w:p>
+      <w:pPr>
+        <w:tabs>
+          <w:tab w:val="center" w:pos="1701"/>
+          <w:tab w:val="center" w:pos="6521"/>
+        </w:tabs>
+        <w:jc w:val="both"/>
         <w:rPr>
           <w:b/>
           <w:color w:val="000000" w:themeColor="text1"/>
           <w:sz w:val="24"/>
           <w:szCs w:val="24"/>
         </w:rPr>
+      </w:pPr>
+      <w:r>
+        <w:rPr>
+          <w:b/>
+          <w:color w:val="000000" w:themeColor="text1"/>
+          <w:sz w:val="24"/>
+          <w:szCs w:val="24"/>
+        </w:rPr>
         <w:tab/>
       </w:r>
       <w:r>
@@ -53,29 +75,8 @@
           <w:b/>
           <w:color w:val="000000" w:themeColor="text1"/>
         </w:rPr>
-        <w:t>C</w:t>
-      </w:r>
-      <w:r>
-        <w:rPr>
-          <w:b/>
-          <w:color w:val="000000" w:themeColor="text1"/>
-        </w:rPr>
-        <w:t>ỘNG HÒA XÃ HỘI CHỦ NGHĨA VIỆT NAM</w:t>
-      </w:r>
-    </w:p>
-    <w:p>
-      <w:pPr>
-        <w:tabs>
-          <w:tab w:val="center" w:pos="1701"/>
-          <w:tab w:val="center" w:pos="7020"/>
-        </w:tabs>
-        <w:jc w:val="both"/>
-        <w:rPr>
-          <w:b/>
-          <w:color w:val="000000" w:themeColor="text1"/>
-          <w:sz w:val="22"/>
-        </w:rPr>
-      </w:pPr>
+        <w:t>THUẾ TỈNH QUẢNG TRỊ</w:t>
+      </w:r>
       <w:r>
         <w:rPr>
           <w:b/>
@@ -87,40 +88,10 @@
         <w:rPr>
           <w:b/>
           <w:color w:val="000000" w:themeColor="text1"/>
-        </w:rPr>
-        <w:t>PHÒNG KIỂM TRA SỐ 2</w:t>
-      </w:r>
-      <w:r>
-        <w:rPr>
-          <w:b/>
-          <w:color w:val="000000" w:themeColor="text1"/>
-        </w:rPr>
-        <w:t xml:space="preserve"> </w:t>
-      </w:r>
-      <w:r>
-        <w:rPr>
-          <w:b/>
-          <w:color w:val="000000" w:themeColor="text1"/>
-        </w:rPr>
-        <w:tab/>
-      </w:r>
-      <w:r>
-        <w:rPr>
-          <w:b/>
-          <w:color w:val="000000" w:themeColor="text1"/>
-          <w:sz w:val="28"/>
-          <w:szCs w:val="28"/>
-        </w:rPr>
-        <w:t>Đ</w:t>
-      </w:r>
-      <w:r>
-        <w:rPr>
-          <w:b/>
-          <w:color w:val="000000" w:themeColor="text1"/>
-          <w:sz w:val="28"/>
-          <w:szCs w:val="28"/>
-        </w:rPr>
-        <w:t>ộc lập - Tự do - Hạnh phúc</w:t>
+          <w:sz w:val="28"/>
+          <w:szCs w:val="28"/>
+        </w:rPr>
+        <w:t>Độc lập - Tự do - Hạnh phúc</w:t>
       </w:r>
     </w:p>
     <w:p>
@@ -145,16 +116,91 @@
         <mc:AlternateContent>
           <mc:Choice Requires="wps">
             <w:drawing>
-              <wp:anchor distT="0" distB="0" distL="114300" distR="114300" simplePos="0" relativeHeight="251658752" behindDoc="0" locked="0" layoutInCell="1" allowOverlap="1" wp14:anchorId="17DA3D7C" wp14:editId="2A7575F2">
+              <wp:anchor distT="0" distB="0" distL="114300" distR="114300" simplePos="0" relativeHeight="251659264" behindDoc="0" locked="0" layoutInCell="1" allowOverlap="1" wp14:anchorId="23802E49" wp14:editId="077C6730">
                 <wp:simplePos x="0" y="0"/>
                 <wp:positionH relativeFrom="column">
-                  <wp:posOffset>3436620</wp:posOffset>
+                  <wp:posOffset>664845</wp:posOffset>
                 </wp:positionH>
                 <wp:positionV relativeFrom="paragraph">
-                  <wp:posOffset>17780</wp:posOffset>
+                  <wp:posOffset>5715</wp:posOffset>
+                </wp:positionV>
+                <wp:extent cx="800100" cy="0"/>
+                <wp:effectExtent l="0" t="0" r="0" b="0"/>
+                <wp:wrapNone/>
+                <wp:docPr id="3" name="Line 12"/>
+                <wp:cNvGraphicFramePr>
+                  <a:graphicFrameLocks xmlns:a="http://schemas.openxmlformats.org/drawingml/2006/main"/>
+                </wp:cNvGraphicFramePr>
+                <a:graphic xmlns:a="http://schemas.openxmlformats.org/drawingml/2006/main">
+                  <a:graphicData uri="http://schemas.microsoft.com/office/word/2010/wordprocessingShape">
+                    <wps:wsp>
+                      <wps:cNvCnPr>
+                        <a:cxnSpLocks noChangeShapeType="1"/>
+                      </wps:cNvCnPr>
+                      <wps:spPr bwMode="auto">
+                        <a:xfrm>
+                          <a:off x="0" y="0"/>
+                          <a:ext cx="800100" cy="0"/>
+                        </a:xfrm>
+                        <a:prstGeom prst="line">
+                          <a:avLst/>
+                        </a:prstGeom>
+                        <a:noFill/>
+                        <a:ln w="9525">
+                          <a:solidFill>
+                            <a:srgbClr val="000000"/>
+                          </a:solidFill>
+                          <a:round/>
+                          <a:headEnd/>
+                          <a:tailEnd/>
+                        </a:ln>
+                        <a:extLst>
+                          <a:ext uri="{909E8E84-426E-40DD-AFC4-6F175D3DCCD1}">
+                            <a14:hiddenFill xmlns:a14="http://schemas.microsoft.com/office/drawing/2010/main">
+                              <a:noFill/>
+                            </a14:hiddenFill>
+                          </a:ext>
+                        </a:extLst>
+                      </wps:spPr>
+                      <wps:bodyPr/>
+                    </wps:wsp>
+                  </a:graphicData>
+                </a:graphic>
+                <wp14:sizeRelH relativeFrom="page">
+                  <wp14:pctWidth>0</wp14:pctWidth>
+                </wp14:sizeRelH>
+                <wp14:sizeRelV relativeFrom="page">
+                  <wp14:pctHeight>0</wp14:pctHeight>
+                </wp14:sizeRelV>
+              </wp:anchor>
+            </w:drawing>
+          </mc:Choice>
+          <mc:Fallback>
+            <w:pict>
+              <v:line w14:anchorId="06DC1ABD" id="Line 12" o:spid="_x0000_s1026" style="position:absolute;z-index:251659264;visibility:visible;mso-wrap-style:square;mso-width-percent:0;mso-height-percent:0;mso-wrap-distance-left:9pt;mso-wrap-distance-top:0;mso-wrap-distance-right:9pt;mso-wrap-distance-bottom:0;mso-position-horizontal:absolute;mso-position-horizontal-relative:text;mso-position-vertical:absolute;mso-position-vertical-relative:text;mso-width-percent:0;mso-height-percent:0;mso-width-relative:page;mso-height-relative:page" from="52.35pt,.45pt" to="115.35pt,.45pt" o:gfxdata="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"/>
+            </w:pict>
+          </mc:Fallback>
+        </mc:AlternateContent>
+      </w:r>
+      <w:r>
+        <w:rPr>
+          <w:noProof/>
+          <w:color w:val="000000" w:themeColor="text1"/>
+          <w:sz w:val="12"/>
+        </w:rPr>
+        <mc:AlternateContent>
+          <mc:Choice Requires="wps">
+            <w:drawing>
+              <wp:anchor distT="0" distB="0" distL="114300" distR="114300" simplePos="0" relativeHeight="251661312" behindDoc="0" locked="0" layoutInCell="1" allowOverlap="1" wp14:anchorId="4A8F468C" wp14:editId="759245D8">
+                <wp:simplePos x="0" y="0"/>
+                <wp:positionH relativeFrom="column">
+                  <wp:posOffset>3122295</wp:posOffset>
+                </wp:positionH>
+                <wp:positionV relativeFrom="paragraph">
+                  <wp:posOffset>8255</wp:posOffset>
                 </wp:positionV>
                 <wp:extent cx="2057400" cy="0"/>
-                <wp:effectExtent l="0" t="0" r="19050" b="19050"/>
+                <wp:effectExtent l="0" t="0" r="0" b="0"/>
                 <wp:wrapNone/>
                 <wp:docPr id="2" name="Line 14"/>
                 <wp:cNvGraphicFramePr>
@@ -206,7 +252,7 @@
           </mc:Choice>
           <mc:Fallback>
             <w:pict>
-              <v:line w14:anchorId="409478E1" id="Line 14" o:spid="_x0000_s1026" style="position:absolute;z-index:251658752;visibility:visible;mso-wrap-style:square;mso-width-percent:0;mso-height-percent:0;mso-wrap-distance-left:9pt;mso-wrap-distance-top:0;mso-wrap-distance-right:9pt;mso-wrap-distance-bottom:0;mso-position-horizontal:absolute;mso-position-horizontal-relative:text;mso-position-vertical:absolute;mso-position-vertical-relative:text;mso-width-percent:0;mso-height-percent:0;mso-width-relative:page;mso-height-relative:page" from="270.6pt,1.4pt" to="432.6pt,1.4pt" o:gfxdata="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"/>
+              <v:line w14:anchorId="09C525DD" id="Line 14" o:spid="_x0000_s1026" style="position:absolute;z-index:251661312;visibility:visible;mso-wrap-style:square;mso-width-percent:0;mso-height-percent:0;mso-wrap-distance-left:9pt;mso-wrap-distance-top:0;mso-wrap-distance-right:9pt;mso-wrap-distance-bottom:0;mso-position-horizontal:absolute;mso-position-horizontal-relative:text;mso-position-vertical:absolute;mso-position-vertical-relative:text;mso-width-percent:0;mso-height-percent:0;mso-width-relative:page;mso-height-relative:page" from="245.85pt,.65pt" to="407.85pt,.65pt" o:gfxdata="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"/>
             </w:pict>
           </mc:Fallback>
         </mc:AlternateContent>
@@ -220,82 +266,7 @@
         <mc:AlternateContent>
           <mc:Choice Requires="wps">
             <w:drawing>
-              <wp:anchor distT="0" distB="0" distL="114300" distR="114300" simplePos="0" relativeHeight="251656704" behindDoc="0" locked="0" layoutInCell="1" allowOverlap="1" wp14:anchorId="773A8BB8" wp14:editId="1C0F04A3">
-                <wp:simplePos x="0" y="0"/>
-                <wp:positionH relativeFrom="column">
-                  <wp:posOffset>721995</wp:posOffset>
-                </wp:positionH>
-                <wp:positionV relativeFrom="paragraph">
-                  <wp:posOffset>5715</wp:posOffset>
-                </wp:positionV>
-                <wp:extent cx="800100" cy="0"/>
-                <wp:effectExtent l="10160" t="6985" r="8890" b="12065"/>
-                <wp:wrapNone/>
-                <wp:docPr id="3" name="Line 12"/>
-                <wp:cNvGraphicFramePr>
-                  <a:graphicFrameLocks xmlns:a="http://schemas.openxmlformats.org/drawingml/2006/main"/>
-                </wp:cNvGraphicFramePr>
-                <a:graphic xmlns:a="http://schemas.openxmlformats.org/drawingml/2006/main">
-                  <a:graphicData uri="http://schemas.microsoft.com/office/word/2010/wordprocessingShape">
-                    <wps:wsp>
-                      <wps:cNvCnPr>
-                        <a:cxnSpLocks noChangeShapeType="1"/>
-                      </wps:cNvCnPr>
-                      <wps:spPr bwMode="auto">
-                        <a:xfrm>
-                          <a:off x="0" y="0"/>
-                          <a:ext cx="800100" cy="0"/>
-                        </a:xfrm>
-                        <a:prstGeom prst="line">
-                          <a:avLst/>
-                        </a:prstGeom>
-                        <a:noFill/>
-                        <a:ln w="9525">
-                          <a:solidFill>
-                            <a:srgbClr val="000000"/>
-                          </a:solidFill>
-                          <a:round/>
-                          <a:headEnd/>
-                          <a:tailEnd/>
-                        </a:ln>
-                        <a:extLst>
-                          <a:ext uri="{909E8E84-426E-40DD-AFC4-6F175D3DCCD1}">
-                            <a14:hiddenFill xmlns:a14="http://schemas.microsoft.com/office/drawing/2010/main">
-                              <a:noFill/>
-                            </a14:hiddenFill>
-                          </a:ext>
-                        </a:extLst>
-                      </wps:spPr>
-                      <wps:bodyPr/>
-                    </wps:wsp>
-                  </a:graphicData>
-                </a:graphic>
-                <wp14:sizeRelH relativeFrom="page">
-                  <wp14:pctWidth>0</wp14:pctWidth>
-                </wp14:sizeRelH>
-                <wp14:sizeRelV relativeFrom="page">
-                  <wp14:pctHeight>0</wp14:pctHeight>
-                </wp14:sizeRelV>
-              </wp:anchor>
-            </w:drawing>
-          </mc:Choice>
-          <mc:Fallback>
-            <w:pict>
-              <v:line w14:anchorId="7306F372" id="Line 12" o:spid="_x0000_s1026" style="position:absolute;z-index:251656704;visibility:visible;mso-wrap-style:square;mso-width-percent:0;mso-height-percent:0;mso-wrap-distance-left:9pt;mso-wrap-distance-top:0;mso-wrap-distance-right:9pt;mso-wrap-distance-bottom:0;mso-position-horizontal:absolute;mso-position-horizontal-relative:text;mso-position-vertical:absolute;mso-position-vertical-relative:text;mso-width-percent:0;mso-height-percent:0;mso-width-relative:page;mso-height-relative:page" from="56.85pt,.45pt" to="119.85pt,.45pt" o:gfxdata="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"/>
-            </w:pict>
-          </mc:Fallback>
-        </mc:AlternateContent>
-      </w:r>
-      <w:r>
-        <w:rPr>
-          <w:noProof/>
-          <w:color w:val="000000" w:themeColor="text1"/>
-          <w:sz w:val="12"/>
-        </w:rPr>
-        <mc:AlternateContent>
-          <mc:Choice Requires="wps">
-            <w:drawing>
-              <wp:anchor distT="0" distB="0" distL="114300" distR="114300" simplePos="0" relativeHeight="251657728" behindDoc="0" locked="0" layoutInCell="1" allowOverlap="1" wp14:anchorId="07319F2F" wp14:editId="15B489DF">
+              <wp:anchor distT="0" distB="0" distL="114300" distR="114300" simplePos="0" relativeHeight="251660288" behindDoc="0" locked="0" layoutInCell="1" allowOverlap="1" wp14:anchorId="078E5945" wp14:editId="7B0371D2">
                 <wp:simplePos x="0" y="0"/>
                 <wp:positionH relativeFrom="column">
                   <wp:posOffset>440055</wp:posOffset>
@@ -356,7 +327,7 @@
           </mc:Choice>
           <mc:Fallback>
             <w:pict>
-              <v:line w14:anchorId="0EB7AE36" id="Line 13" o:spid="_x0000_s1026" style="position:absolute;z-index:251657728;visibility:visible;mso-wrap-style:square;mso-width-percent:0;mso-height-percent:0;mso-wrap-distance-left:9pt;mso-wrap-distance-top:0;mso-wrap-distance-right:9pt;mso-wrap-distance-bottom:0;mso-position-horizontal:absolute;mso-position-horizontal-relative:text;mso-position-vertical:absolute;mso-position-vertical-relative:text;mso-width-percent:0;mso-height-percent:0;mso-width-relative:page;mso-height-relative:page" from="34.65pt,1.9pt" to="34.65pt,1.9pt" o:gfxdata="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"/>
+              <v:line w14:anchorId="6057F299" id="Line 13" o:spid="_x0000_s1026" style="position:absolute;z-index:251660288;visibility:visible;mso-wrap-style:square;mso-width-percent:0;mso-height-percent:0;mso-wrap-distance-left:9pt;mso-wrap-distance-top:0;mso-wrap-distance-right:9pt;mso-wrap-distance-bottom:0;mso-position-horizontal:absolute;mso-position-horizontal-relative:text;mso-position-vertical:absolute;mso-position-vertical-relative:text;mso-width-percent:0;mso-height-percent:0;mso-width-relative:page;mso-height-relative:page" from="34.65pt,1.9pt" to="34.65pt,1.9pt" o:gfxdata="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"/>
             </w:pict>
           </mc:Fallback>
         </mc:AlternateContent>
@@ -366,7 +337,7 @@
           <w:color w:val="000000" w:themeColor="text1"/>
           <w:sz w:val="12"/>
         </w:rPr>
-        <w:t xml:space="preserve">                      </w:t>
+        <w:t xml:space="preserve">                     </w:t>
       </w:r>
       <w:r>
         <w:rPr>
@@ -415,16 +386,7 @@
           <w:sz w:val="28"/>
           <w:szCs w:val="28"/>
         </w:rPr>
-        <w:t xml:space="preserve">Quảng Trị, </w:t>
-      </w:r>
-      <w:r>
-        <w:rPr>
-          <w:i/>
-          <w:color w:val="000000" w:themeColor="text1"/>
-          <w:sz w:val="28"/>
-          <w:szCs w:val="28"/>
-        </w:rPr>
-        <w:t>&lt;ngay_thang&gt;</w:t>
+        <w:t>Quảng Trị, &lt;ngay_thang&gt;</w:t>
       </w:r>
     </w:p>
     <w:p>
@@ -459,34 +421,7 @@
           <w:sz w:val="28"/>
           <w:szCs w:val="28"/>
         </w:rPr>
-        <w:t xml:space="preserve">KẾ HOẠCH GIÁM SÁT HOẠT ĐỘNG CỦA ĐOÀN </w:t>
-      </w:r>
-      <w:r>
-        <w:rPr>
-          <w:b/>
-          <w:color w:val="000000" w:themeColor="text1"/>
-          <w:sz w:val="28"/>
-          <w:szCs w:val="28"/>
-        </w:rPr>
-        <w:t>KIỂM</w:t>
-      </w:r>
-      <w:r>
-        <w:rPr>
-          <w:b/>
-          <w:color w:val="000000" w:themeColor="text1"/>
-          <w:sz w:val="28"/>
-          <w:szCs w:val="28"/>
-        </w:rPr>
-        <w:t xml:space="preserve"> TRA </w:t>
-      </w:r>
-      <w:r>
-        <w:rPr>
-          <w:b/>
-          <w:color w:val="000000" w:themeColor="text1"/>
-          <w:sz w:val="28"/>
-          <w:szCs w:val="28"/>
-        </w:rPr>
-        <w:t>THUẾ</w:t>
+        <w:t xml:space="preserve">KẾ HOẠCH GIÁM SÁT HOẠT ĐỘNG </w:t>
       </w:r>
     </w:p>
     <w:p>
@@ -495,6 +430,44 @@
         <w:rPr>
           <w:b/>
           <w:color w:val="000000" w:themeColor="text1"/>
+          <w:sz w:val="28"/>
+          <w:szCs w:val="28"/>
+        </w:rPr>
+      </w:pPr>
+      <w:r>
+        <w:rPr>
+          <w:b/>
+          <w:color w:val="000000" w:themeColor="text1"/>
+          <w:sz w:val="28"/>
+          <w:szCs w:val="28"/>
+        </w:rPr>
+        <w:t xml:space="preserve">CỦA ĐOÀN </w:t>
+      </w:r>
+      <w:r>
+        <w:rPr>
+          <w:b/>
+          <w:color w:val="000000" w:themeColor="text1"/>
+          <w:sz w:val="28"/>
+          <w:szCs w:val="28"/>
+        </w:rPr>
+        <w:t>KIỂM TRA</w:t>
+      </w:r>
+      <w:r>
+        <w:rPr>
+          <w:b/>
+          <w:color w:val="000000" w:themeColor="text1"/>
+          <w:sz w:val="28"/>
+          <w:szCs w:val="28"/>
+        </w:rPr>
+        <w:t xml:space="preserve"> THUẾ</w:t>
+      </w:r>
+    </w:p>
+    <w:p>
+      <w:pPr>
+        <w:jc w:val="center"/>
+        <w:rPr>
+          <w:b/>
+          <w:color w:val="000000" w:themeColor="text1"/>
           <w:sz w:val="20"/>
           <w:szCs w:val="28"/>
         </w:rPr>
@@ -502,7 +475,17 @@
     </w:p>
     <w:p>
       <w:pPr>
-        <w:spacing w:line="259" w:lineRule="auto"/>
+        <w:spacing w:before="60" w:after="40"/>
+        <w:jc w:val="both"/>
+        <w:rPr>
+          <w:color w:val="000000" w:themeColor="text1"/>
+          <w:sz w:val="8"/>
+          <w:szCs w:val="28"/>
+        </w:rPr>
+      </w:pPr>
+    </w:p>
+    <w:p>
+      <w:pPr>
         <w:ind w:firstLine="567"/>
         <w:jc w:val="both"/>
         <w:rPr>
@@ -517,569 +500,1030 @@
           <w:sz w:val="28"/>
           <w:szCs w:val="28"/>
         </w:rPr>
-        <w:t xml:space="preserve">Thực hiện Quyết định số </w:t>
-      </w:r>
-      <w:r>
-        <w:rPr>
-          <w:color w:val="000000" w:themeColor="text1"/>
-          <w:sz w:val="28"/>
-          <w:szCs w:val="28"/>
-        </w:rPr>
-        <w:t xml:space="preserve">        </w:t>
-      </w:r>
-      <w:r>
-        <w:rPr>
-          <w:color w:val="000000" w:themeColor="text1"/>
-          <w:sz w:val="28"/>
-          <w:szCs w:val="28"/>
-        </w:rPr>
-        <w:t>/QĐ-</w:t>
-      </w:r>
-      <w:r>
-        <w:rPr>
-          <w:color w:val="000000" w:themeColor="text1"/>
-          <w:sz w:val="28"/>
-          <w:szCs w:val="28"/>
-        </w:rPr>
-        <w:t>QTR</w:t>
-      </w:r>
-      <w:r>
-        <w:rPr>
-          <w:color w:val="000000" w:themeColor="text1"/>
-          <w:sz w:val="28"/>
-          <w:szCs w:val="28"/>
+        <w:t>Thực hiện Quyết định số         /QĐ-</w:t>
+      </w:r>
+      <w:r>
+        <w:rPr>
+          <w:color w:val="000000" w:themeColor="text1"/>
+          <w:sz w:val="28"/>
+          <w:szCs w:val="28"/>
+        </w:rPr>
+        <w:t xml:space="preserve">QTR </w:t>
+      </w:r>
+      <w:r>
+        <w:rPr>
+          <w:color w:val="000000" w:themeColor="text1"/>
+          <w:sz w:val="28"/>
+          <w:szCs w:val="28"/>
+        </w:rPr>
+        <w:t xml:space="preserve">&lt;ngay_thang&gt; của </w:t>
+      </w:r>
+      <w:r>
+        <w:rPr>
+          <w:color w:val="000000" w:themeColor="text1"/>
+          <w:sz w:val="28"/>
+          <w:szCs w:val="28"/>
+        </w:rPr>
+        <w:t>Trưởng Thuế tỉnh Quảng Trị</w:t>
+      </w:r>
+      <w:r>
+        <w:rPr>
+          <w:color w:val="000000" w:themeColor="text1"/>
+          <w:sz w:val="28"/>
+          <w:szCs w:val="28"/>
+        </w:rPr>
+        <w:t xml:space="preserve"> về việc giám sát hoạt động của Đoàn </w:t>
+      </w:r>
+      <w:r>
+        <w:rPr>
+          <w:color w:val="000000" w:themeColor="text1"/>
+          <w:sz w:val="28"/>
+          <w:szCs w:val="28"/>
+        </w:rPr>
+        <w:t xml:space="preserve">kiểm tra </w:t>
+      </w:r>
+      <w:r>
+        <w:rPr>
+          <w:color w:val="000000" w:themeColor="text1"/>
+          <w:sz w:val="28"/>
+          <w:szCs w:val="28"/>
+        </w:rPr>
+        <w:t xml:space="preserve">thuế tại </w:t>
+      </w:r>
+      <w:r>
+        <w:rPr>
+          <w:color w:val="000000" w:themeColor="text1"/>
+          <w:sz w:val="28"/>
+          <w:szCs w:val="28"/>
+          <w:lang w:val="nl-NL"/>
+        </w:rPr>
+        <w:t>&lt;ten_dv&gt;</w:t>
+      </w:r>
+      <w:r>
+        <w:rPr>
+          <w:color w:val="000000" w:themeColor="text1"/>
+          <w:sz w:val="28"/>
+          <w:szCs w:val="28"/>
+        </w:rPr>
+        <w:t>; Mã số thuế: &lt;mst&gt;</w:t>
+      </w:r>
+      <w:r>
+        <w:rPr>
+          <w:color w:val="000000" w:themeColor="text1"/>
+          <w:sz w:val="28"/>
+          <w:szCs w:val="28"/>
+        </w:rPr>
+        <w:t>.</w:t>
+      </w:r>
+      <w:r>
+        <w:rPr>
+          <w:color w:val="000000" w:themeColor="text1"/>
+          <w:sz w:val="28"/>
+          <w:szCs w:val="28"/>
+        </w:rPr>
+        <w:t xml:space="preserve"> Địa chỉ: &lt;dia_chi&gt;</w:t>
+      </w:r>
+      <w:r>
+        <w:rPr>
+          <w:color w:val="000000" w:themeColor="text1"/>
+          <w:sz w:val="28"/>
+          <w:szCs w:val="28"/>
+        </w:rPr>
+        <w:t>.</w:t>
+      </w:r>
+    </w:p>
+    <w:p>
+      <w:pPr>
+        <w:spacing w:line="276" w:lineRule="auto"/>
+        <w:ind w:firstLine="567"/>
+        <w:jc w:val="both"/>
+        <w:rPr>
+          <w:rFonts w:eastAsia="Calibri"/>
+          <w:color w:val="000000"/>
+          <w:sz w:val="28"/>
+          <w:szCs w:val="28"/>
+          <w:lang w:val="nl-NL" w:eastAsia="en-GB"/>
+        </w:rPr>
+      </w:pPr>
+      <w:r>
+        <w:rPr>
+          <w:rFonts w:eastAsia="Calibri"/>
+          <w:spacing w:val="-4"/>
+          <w:sz w:val="28"/>
+          <w:szCs w:val="22"/>
+          <w:lang w:val="nl-NL"/>
+        </w:rPr>
+        <w:t>Người được giao nhiệm vụ giám sát Đoàn kiểm tra</w:t>
+      </w:r>
+      <w:r>
+        <w:rPr>
+          <w:rFonts w:eastAsia="Calibri"/>
+          <w:spacing w:val="4"/>
+          <w:sz w:val="28"/>
+          <w:szCs w:val="22"/>
+          <w:lang w:val="nl-NL"/>
+        </w:rPr>
+        <w:t xml:space="preserve"> lập kế hoạch tiến hành giám sát như sau</w:t>
+      </w:r>
+      <w:r>
+        <w:rPr>
+          <w:rFonts w:eastAsia="Calibri"/>
+          <w:spacing w:val="-2"/>
+          <w:sz w:val="28"/>
+          <w:szCs w:val="22"/>
+          <w:lang w:val="nl-NL"/>
+        </w:rPr>
+        <w:t>:</w:t>
+      </w:r>
+    </w:p>
+    <w:p>
+      <w:pPr>
+        <w:shd w:val="clear" w:color="auto" w:fill="FFFFFF"/>
+        <w:spacing w:before="120" w:after="120" w:line="234" w:lineRule="atLeast"/>
+        <w:ind w:firstLine="567"/>
+        <w:jc w:val="both"/>
+        <w:rPr>
+          <w:b/>
+          <w:color w:val="000000" w:themeColor="text1"/>
+          <w:sz w:val="28"/>
+          <w:szCs w:val="28"/>
+        </w:rPr>
+      </w:pPr>
+      <w:r>
+        <w:rPr>
+          <w:b/>
+          <w:color w:val="000000" w:themeColor="text1"/>
+          <w:sz w:val="28"/>
+          <w:szCs w:val="28"/>
+        </w:rPr>
+        <w:t>I. Mục đích, yêu cầu</w:t>
+      </w:r>
+    </w:p>
+    <w:p>
+      <w:pPr>
+        <w:spacing w:line="288" w:lineRule="auto"/>
+        <w:ind w:firstLine="567"/>
+        <w:jc w:val="both"/>
+        <w:rPr>
+          <w:rFonts w:eastAsia="Calibri"/>
+          <w:sz w:val="28"/>
+          <w:szCs w:val="22"/>
+          <w:lang w:val="nl-NL"/>
+        </w:rPr>
+      </w:pPr>
+      <w:r>
+        <w:rPr>
+          <w:rFonts w:eastAsia="Calibri"/>
+          <w:sz w:val="28"/>
+          <w:szCs w:val="22"/>
+          <w:lang w:val="vi-VN"/>
+        </w:rPr>
+        <w:t xml:space="preserve">- Mục đích: Nhằm theo dõi, nắm bắt việc chấp hành pháp luật, tuân thủ chuẩn mực đạo đức, quy tắc ứng xử của công chức thuế và ý thức kỷ luật của Trưởng đoàn, thành viên Đoàn </w:t>
+      </w:r>
+      <w:r>
+        <w:rPr>
+          <w:rFonts w:eastAsia="Calibri"/>
+          <w:spacing w:val="-4"/>
+          <w:sz w:val="28"/>
+          <w:szCs w:val="22"/>
+          <w:lang w:val="nl-NL"/>
+        </w:rPr>
+        <w:t>kiểm</w:t>
+      </w:r>
+      <w:r>
+        <w:rPr>
+          <w:rFonts w:eastAsia="Calibri"/>
+          <w:sz w:val="28"/>
+          <w:szCs w:val="22"/>
+          <w:lang w:val="vi-VN"/>
+        </w:rPr>
+        <w:t xml:space="preserve"> tra thuế; </w:t>
+      </w:r>
+      <w:r>
+        <w:rPr>
+          <w:rFonts w:eastAsia="Calibri"/>
+          <w:sz w:val="28"/>
+          <w:szCs w:val="22"/>
+          <w:lang w:val="nl-NL"/>
+        </w:rPr>
+        <w:t>t</w:t>
+      </w:r>
+      <w:r>
+        <w:rPr>
+          <w:rFonts w:eastAsia="Calibri"/>
+          <w:sz w:val="28"/>
+          <w:szCs w:val="22"/>
+          <w:lang w:val="vi-VN"/>
+        </w:rPr>
+        <w:t xml:space="preserve">ình hình thực hiện nhiệm vụ và triển khai hoạt động </w:t>
+      </w:r>
+      <w:r>
+        <w:rPr>
+          <w:rFonts w:eastAsia="Calibri"/>
+          <w:sz w:val="28"/>
+          <w:szCs w:val="22"/>
+          <w:lang w:val="nl-NL"/>
+        </w:rPr>
+        <w:t>kiểm</w:t>
+      </w:r>
+      <w:r>
+        <w:rPr>
+          <w:rFonts w:eastAsia="Calibri"/>
+          <w:sz w:val="28"/>
+          <w:szCs w:val="22"/>
+          <w:lang w:val="vi-VN"/>
+        </w:rPr>
+        <w:t xml:space="preserve"> tra thuế để kịp thời có biện pháp chấn chỉnh, xử lý nhằm đảm bảo thực hiện đúng mục đích, yêu cầu, nội dung theo kế hoạch </w:t>
+      </w:r>
+      <w:r>
+        <w:rPr>
+          <w:rFonts w:eastAsia="Calibri"/>
+          <w:sz w:val="28"/>
+          <w:szCs w:val="22"/>
+          <w:lang w:val="nl-NL"/>
+        </w:rPr>
+        <w:t>kiểm</w:t>
+      </w:r>
+      <w:r>
+        <w:rPr>
+          <w:rFonts w:eastAsia="Calibri"/>
+          <w:sz w:val="28"/>
+          <w:szCs w:val="22"/>
+          <w:lang w:val="vi-VN"/>
+        </w:rPr>
+        <w:t xml:space="preserve"> tra đã được phê duyệt.</w:t>
+      </w:r>
+    </w:p>
+    <w:p>
+      <w:pPr>
+        <w:spacing w:line="288" w:lineRule="auto"/>
+        <w:ind w:firstLine="567"/>
+        <w:jc w:val="both"/>
+        <w:rPr>
+          <w:rFonts w:eastAsia="Calibri"/>
+          <w:sz w:val="28"/>
+          <w:szCs w:val="22"/>
+          <w:lang w:val="nl-NL"/>
+        </w:rPr>
+      </w:pPr>
+      <w:r>
+        <w:rPr>
+          <w:rFonts w:eastAsia="Calibri"/>
+          <w:sz w:val="28"/>
+          <w:szCs w:val="22"/>
+          <w:lang w:val="vi-VN"/>
+        </w:rPr>
+        <w:t>- Yêu cầu:</w:t>
+      </w:r>
+    </w:p>
+    <w:p>
+      <w:pPr>
+        <w:spacing w:line="288" w:lineRule="auto"/>
+        <w:ind w:firstLine="567"/>
+        <w:jc w:val="both"/>
+        <w:rPr>
+          <w:rFonts w:eastAsia="Calibri"/>
+          <w:sz w:val="28"/>
+          <w:szCs w:val="22"/>
+          <w:lang w:val="nl-NL"/>
+        </w:rPr>
+      </w:pPr>
+      <w:r>
+        <w:rPr>
+          <w:rFonts w:eastAsia="Calibri"/>
+          <w:sz w:val="28"/>
+          <w:szCs w:val="22"/>
+          <w:lang w:val="vi-VN"/>
+        </w:rPr>
+        <w:t xml:space="preserve">+ Việc giám sát hoạt động của Đoàn </w:t>
+      </w:r>
+      <w:r>
+        <w:rPr>
+          <w:rFonts w:eastAsia="Calibri"/>
+          <w:sz w:val="28"/>
+          <w:szCs w:val="22"/>
+          <w:lang w:val="nl-NL"/>
+        </w:rPr>
+        <w:t>kiểm</w:t>
+      </w:r>
+      <w:r>
+        <w:rPr>
+          <w:rFonts w:eastAsia="Calibri"/>
+          <w:sz w:val="28"/>
+          <w:szCs w:val="22"/>
+          <w:lang w:val="vi-VN"/>
+        </w:rPr>
+        <w:t xml:space="preserve"> tra thuế được tiến hành thường xuyên kể từ ngày công bố quyết định </w:t>
+      </w:r>
+      <w:r>
+        <w:rPr>
+          <w:rFonts w:eastAsia="Calibri"/>
+          <w:sz w:val="28"/>
+          <w:szCs w:val="22"/>
+          <w:lang w:val="nl-NL"/>
+        </w:rPr>
+        <w:t>kiểm</w:t>
+      </w:r>
+      <w:r>
+        <w:rPr>
+          <w:rFonts w:eastAsia="Calibri"/>
+          <w:sz w:val="28"/>
+          <w:szCs w:val="22"/>
+          <w:lang w:val="vi-VN"/>
+        </w:rPr>
+        <w:t xml:space="preserve"> tra thuế đến ngày kết thúc việc </w:t>
+      </w:r>
+      <w:r>
+        <w:rPr>
+          <w:rFonts w:eastAsia="Calibri"/>
+          <w:sz w:val="28"/>
+          <w:szCs w:val="22"/>
+          <w:lang w:val="nl-NL"/>
+        </w:rPr>
+        <w:t>kiểm</w:t>
+      </w:r>
+      <w:r>
+        <w:rPr>
+          <w:rFonts w:eastAsia="Calibri"/>
+          <w:sz w:val="28"/>
+          <w:szCs w:val="22"/>
+          <w:lang w:val="vi-VN"/>
+        </w:rPr>
+        <w:t xml:space="preserve"> tra thuế tại trụ sở người nộp thuế.</w:t>
+      </w:r>
+    </w:p>
+    <w:p>
+      <w:pPr>
+        <w:spacing w:line="288" w:lineRule="auto"/>
+        <w:ind w:firstLine="567"/>
+        <w:jc w:val="both"/>
+        <w:rPr>
+          <w:rFonts w:eastAsia="Calibri"/>
+          <w:sz w:val="28"/>
+          <w:szCs w:val="22"/>
+          <w:lang w:val="nl-NL"/>
+        </w:rPr>
+      </w:pPr>
+      <w:r>
+        <w:rPr>
+          <w:rFonts w:eastAsia="Calibri"/>
+          <w:sz w:val="28"/>
+          <w:szCs w:val="22"/>
+          <w:lang w:val="vi-VN"/>
+        </w:rPr>
+        <w:t>+ Tuân theo pháp luật, bảo đảm tính chính xác, khách quan, công khai, dân chủ, kịp thời.</w:t>
+      </w:r>
+    </w:p>
+    <w:p>
+      <w:pPr>
+        <w:spacing w:line="288" w:lineRule="auto"/>
+        <w:ind w:firstLine="567"/>
+        <w:jc w:val="both"/>
+        <w:rPr>
+          <w:rFonts w:eastAsia="Calibri"/>
+          <w:sz w:val="28"/>
+          <w:szCs w:val="22"/>
+          <w:lang w:val="nl-NL"/>
+        </w:rPr>
+      </w:pPr>
+      <w:r>
+        <w:rPr>
+          <w:rFonts w:eastAsia="Calibri"/>
+          <w:spacing w:val="-4"/>
+          <w:sz w:val="28"/>
+          <w:szCs w:val="22"/>
+          <w:lang w:val="vi-VN"/>
+        </w:rPr>
+        <w:t xml:space="preserve">+ Bảo đảm bí mật thông tin, tài liệu liên quan đến hoạt động của Đoàn </w:t>
+      </w:r>
+      <w:r>
+        <w:rPr>
+          <w:rFonts w:eastAsia="Calibri"/>
+          <w:sz w:val="28"/>
+          <w:szCs w:val="22"/>
+          <w:lang w:val="nl-NL"/>
+        </w:rPr>
+        <w:t>kiểm</w:t>
+      </w:r>
+      <w:r>
+        <w:rPr>
+          <w:rFonts w:eastAsia="Calibri"/>
+          <w:spacing w:val="-4"/>
+          <w:sz w:val="28"/>
+          <w:szCs w:val="22"/>
+          <w:lang w:val="vi-VN"/>
+        </w:rPr>
+        <w:t xml:space="preserve"> tra thuế; không can thiệp trái pháp luật vào hoạt động của Đoàn </w:t>
+      </w:r>
+      <w:r>
+        <w:rPr>
+          <w:rFonts w:eastAsia="Calibri"/>
+          <w:sz w:val="28"/>
+          <w:szCs w:val="22"/>
+          <w:lang w:val="nl-NL"/>
+        </w:rPr>
+        <w:t>kiểm</w:t>
+      </w:r>
+      <w:r>
+        <w:rPr>
+          <w:rFonts w:eastAsia="Calibri"/>
+          <w:spacing w:val="-4"/>
+          <w:sz w:val="28"/>
+          <w:szCs w:val="22"/>
+          <w:lang w:val="vi-VN"/>
+        </w:rPr>
+        <w:t xml:space="preserve"> tra thuế</w:t>
+      </w:r>
+      <w:r>
+        <w:rPr>
+          <w:rFonts w:eastAsia="Calibri"/>
+          <w:sz w:val="28"/>
+          <w:szCs w:val="22"/>
+          <w:lang w:val="vi-VN"/>
+        </w:rPr>
+        <w:t>.</w:t>
+      </w:r>
+    </w:p>
+    <w:p>
+      <w:pPr>
+        <w:shd w:val="clear" w:color="auto" w:fill="FFFFFF"/>
+        <w:spacing w:before="120" w:after="120" w:line="234" w:lineRule="atLeast"/>
+        <w:ind w:firstLine="567"/>
+        <w:jc w:val="both"/>
+        <w:rPr>
+          <w:b/>
+          <w:color w:val="000000" w:themeColor="text1"/>
+          <w:sz w:val="28"/>
+          <w:szCs w:val="28"/>
+        </w:rPr>
+      </w:pPr>
+      <w:r>
+        <w:rPr>
+          <w:b/>
+          <w:color w:val="000000" w:themeColor="text1"/>
+          <w:sz w:val="28"/>
+          <w:szCs w:val="28"/>
+        </w:rPr>
+        <w:t>II. Nội dung giám sát:</w:t>
+      </w:r>
+    </w:p>
+    <w:p>
+      <w:pPr>
+        <w:spacing w:line="288" w:lineRule="auto"/>
+        <w:ind w:firstLine="567"/>
+        <w:jc w:val="both"/>
+        <w:rPr>
+          <w:rFonts w:eastAsia="Calibri"/>
+          <w:sz w:val="28"/>
+          <w:szCs w:val="22"/>
+          <w:lang w:val="nl-NL"/>
+        </w:rPr>
+      </w:pPr>
+      <w:r>
+        <w:rPr>
+          <w:rFonts w:eastAsia="Calibri"/>
+          <w:sz w:val="28"/>
+          <w:szCs w:val="22"/>
+          <w:lang w:val="vi-VN"/>
+        </w:rPr>
+        <w:t xml:space="preserve">1. Giám sát việc chấp hành pháp luật của Trưởng đoàn, thành viên Đoàn </w:t>
+      </w:r>
+      <w:r>
+        <w:rPr>
+          <w:rFonts w:eastAsia="Calibri"/>
+          <w:sz w:val="28"/>
+          <w:szCs w:val="22"/>
+          <w:lang w:val="nl-NL"/>
+        </w:rPr>
+        <w:t>kiểm</w:t>
+      </w:r>
+      <w:r>
+        <w:rPr>
+          <w:rFonts w:eastAsia="Calibri"/>
+          <w:sz w:val="28"/>
+          <w:szCs w:val="22"/>
+          <w:lang w:val="vi-VN"/>
+        </w:rPr>
+        <w:t xml:space="preserve"> tra thuế.</w:t>
+      </w:r>
+    </w:p>
+    <w:p>
+      <w:pPr>
+        <w:spacing w:line="288" w:lineRule="auto"/>
+        <w:ind w:firstLine="567"/>
+        <w:jc w:val="both"/>
+        <w:rPr>
+          <w:rFonts w:eastAsia="Calibri"/>
+          <w:sz w:val="28"/>
+          <w:szCs w:val="22"/>
+          <w:lang w:val="vi-VN"/>
+        </w:rPr>
+      </w:pPr>
+      <w:r>
+        <w:rPr>
+          <w:rFonts w:eastAsia="Calibri"/>
+          <w:sz w:val="28"/>
+          <w:szCs w:val="22"/>
+          <w:lang w:val="vi-VN"/>
+        </w:rPr>
+        <w:t xml:space="preserve">2. Giám sát việc thực hiện nhiệm vụ và triển khai hoạt động </w:t>
+      </w:r>
+      <w:r>
+        <w:rPr>
+          <w:rFonts w:eastAsia="Calibri"/>
+          <w:sz w:val="28"/>
+          <w:szCs w:val="22"/>
+          <w:lang w:val="nl-NL"/>
+        </w:rPr>
+        <w:t>kiểm</w:t>
+      </w:r>
+      <w:r>
+        <w:rPr>
+          <w:rFonts w:eastAsia="Calibri"/>
+          <w:sz w:val="28"/>
+          <w:szCs w:val="22"/>
+          <w:lang w:val="vi-VN"/>
+        </w:rPr>
+        <w:t xml:space="preserve"> tra thuế của Đoàn </w:t>
+      </w:r>
+      <w:r>
+        <w:rPr>
+          <w:rFonts w:eastAsia="Calibri"/>
+          <w:sz w:val="28"/>
+          <w:szCs w:val="22"/>
+          <w:lang w:val="nl-NL"/>
+        </w:rPr>
+        <w:t>kiểm</w:t>
+      </w:r>
+      <w:r>
+        <w:rPr>
+          <w:rFonts w:eastAsia="Calibri"/>
+          <w:sz w:val="28"/>
+          <w:szCs w:val="22"/>
+          <w:lang w:val="vi-VN"/>
+        </w:rPr>
+        <w:t xml:space="preserve"> tra thuế.</w:t>
+      </w:r>
+    </w:p>
+    <w:p>
+      <w:pPr>
+        <w:shd w:val="clear" w:color="auto" w:fill="FFFFFF"/>
+        <w:spacing w:before="120" w:after="120" w:line="234" w:lineRule="atLeast"/>
+        <w:ind w:firstLine="567"/>
+        <w:jc w:val="both"/>
+        <w:rPr>
+          <w:b/>
+          <w:color w:val="000000" w:themeColor="text1"/>
+          <w:sz w:val="28"/>
+          <w:szCs w:val="28"/>
+        </w:rPr>
+      </w:pPr>
+      <w:r>
+        <w:rPr>
+          <w:b/>
+          <w:color w:val="000000" w:themeColor="text1"/>
+          <w:sz w:val="28"/>
+          <w:szCs w:val="28"/>
+        </w:rPr>
+        <w:t xml:space="preserve">III. Hình thức giám sát: </w:t>
+      </w:r>
+    </w:p>
+    <w:p>
+      <w:pPr>
+        <w:spacing w:line="288" w:lineRule="auto"/>
+        <w:ind w:firstLine="567"/>
+        <w:jc w:val="both"/>
+        <w:rPr>
+          <w:rFonts w:eastAsia="Calibri"/>
+          <w:sz w:val="28"/>
+          <w:szCs w:val="22"/>
+          <w:lang w:val="vi-VN"/>
+        </w:rPr>
+      </w:pPr>
+      <w:r>
+        <w:rPr>
+          <w:rFonts w:eastAsia="Calibri"/>
+          <w:sz w:val="28"/>
+          <w:szCs w:val="22"/>
+          <w:lang w:val="vi-VN"/>
+        </w:rPr>
+        <w:t>Tổng hợp, đánh giá thông tin về các nội dung giám sát theo quy định từ các nguồn sau đây:</w:t>
+      </w:r>
+    </w:p>
+    <w:p>
+      <w:pPr>
+        <w:spacing w:line="288" w:lineRule="auto"/>
+        <w:ind w:firstLine="567"/>
+        <w:jc w:val="both"/>
+        <w:rPr>
+          <w:rFonts w:eastAsia="Calibri"/>
+          <w:sz w:val="28"/>
+          <w:szCs w:val="22"/>
+          <w:lang w:val="vi-VN"/>
+        </w:rPr>
+      </w:pPr>
+      <w:r>
+        <w:rPr>
+          <w:rFonts w:eastAsia="Calibri"/>
+          <w:sz w:val="28"/>
+          <w:szCs w:val="22"/>
+          <w:lang w:val="vi-VN"/>
+        </w:rPr>
+        <w:t>- Báo cáo, thông tin và tài liệu có liên quan đến hoạt động của Đoàn kiểm tra thuế do Đoàn kiểm tra cung cấp theo định kỳ hoặc đột xuất;</w:t>
+      </w:r>
+    </w:p>
+    <w:p>
+      <w:pPr>
+        <w:spacing w:line="288" w:lineRule="auto"/>
+        <w:ind w:firstLine="567"/>
+        <w:jc w:val="both"/>
+        <w:rPr>
+          <w:rFonts w:eastAsia="Calibri"/>
+          <w:sz w:val="28"/>
+          <w:szCs w:val="22"/>
+          <w:lang w:val="vi-VN"/>
+        </w:rPr>
+      </w:pPr>
+      <w:r>
+        <w:rPr>
+          <w:rFonts w:eastAsia="Calibri"/>
+          <w:sz w:val="28"/>
+          <w:szCs w:val="22"/>
+          <w:lang w:val="vi-VN"/>
+        </w:rPr>
+        <w:lastRenderedPageBreak/>
+        <w:t>- Kiến nghị, phản ánh hoặc khiếu nại, tố cáo của đối tượng kiểm tra, của cơ quan, tổ chức, cá nhân về hoạt động của Đoàn kiểm tra, hành vi của Trưởng đoàn và các thành viên Đoàn kiểm tra.</w:t>
+      </w:r>
+    </w:p>
+    <w:p>
+      <w:pPr>
+        <w:spacing w:line="288" w:lineRule="auto"/>
+        <w:ind w:firstLine="567"/>
+        <w:jc w:val="both"/>
+        <w:rPr>
+          <w:rFonts w:eastAsia="Calibri"/>
+          <w:sz w:val="28"/>
+          <w:szCs w:val="22"/>
+          <w:lang w:val="vi-VN"/>
+        </w:rPr>
+      </w:pPr>
+      <w:r>
+        <w:rPr>
+          <w:rFonts w:eastAsia="Calibri"/>
+          <w:sz w:val="28"/>
+          <w:szCs w:val="22"/>
+          <w:lang w:val="vi-VN"/>
+        </w:rPr>
+        <w:t>- Làm việc trực tiếp với Đoàn kiểm tra, đối tượng kiểm tra nếu xét thấy cần làm rõ hoặc bổ sung thông tin cho việc giám sát.</w:t>
+      </w:r>
+    </w:p>
+    <w:p>
+      <w:pPr>
+        <w:shd w:val="clear" w:color="auto" w:fill="FFFFFF"/>
+        <w:spacing w:before="120" w:after="120" w:line="234" w:lineRule="atLeast"/>
+        <w:ind w:firstLine="567"/>
+        <w:jc w:val="both"/>
+        <w:rPr>
+          <w:b/>
+          <w:color w:val="000000" w:themeColor="text1"/>
+          <w:sz w:val="28"/>
+          <w:szCs w:val="28"/>
+        </w:rPr>
+      </w:pPr>
+      <w:r>
+        <w:rPr>
+          <w:b/>
+          <w:color w:val="000000" w:themeColor="text1"/>
+          <w:sz w:val="28"/>
+          <w:szCs w:val="28"/>
+        </w:rPr>
+        <w:t>IV.Tổ chức thực hiện</w:t>
+      </w:r>
+    </w:p>
+    <w:p>
+      <w:pPr>
+        <w:spacing w:line="288" w:lineRule="auto"/>
+        <w:ind w:firstLine="567"/>
+        <w:jc w:val="both"/>
+        <w:rPr>
+          <w:rFonts w:eastAsia="Calibri"/>
+          <w:sz w:val="28"/>
+          <w:szCs w:val="22"/>
+          <w:lang w:val="vi-VN"/>
+        </w:rPr>
+      </w:pPr>
+      <w:r>
+        <w:rPr>
+          <w:rFonts w:eastAsia="Calibri"/>
+          <w:sz w:val="28"/>
+          <w:szCs w:val="22"/>
+          <w:lang w:val="vi-VN"/>
+        </w:rPr>
+        <w:t xml:space="preserve">- Tiến độ thực hiện: </w:t>
+      </w:r>
+      <w:r>
+        <w:rPr>
+          <w:rFonts w:eastAsia="Calibri"/>
+          <w:spacing w:val="-4"/>
+          <w:sz w:val="28"/>
+          <w:szCs w:val="22"/>
+          <w:lang w:val="nl-NL"/>
+        </w:rPr>
+        <w:t xml:space="preserve">Người được giao nhiệm vụ giám sát Đoàn </w:t>
+      </w:r>
+      <w:r>
+        <w:rPr>
+          <w:rFonts w:eastAsia="Calibri"/>
+          <w:sz w:val="28"/>
+          <w:szCs w:val="22"/>
+          <w:lang w:val="vi-VN"/>
+        </w:rPr>
+        <w:t>kiểm</w:t>
+      </w:r>
+      <w:r>
+        <w:rPr>
+          <w:rFonts w:eastAsia="Calibri"/>
+          <w:spacing w:val="-4"/>
+          <w:sz w:val="28"/>
+          <w:szCs w:val="22"/>
+          <w:lang w:val="nl-NL"/>
+        </w:rPr>
+        <w:t xml:space="preserve"> tra</w:t>
+      </w:r>
+      <w:r>
+        <w:rPr>
+          <w:rFonts w:eastAsia="Calibri"/>
+          <w:spacing w:val="4"/>
+          <w:sz w:val="28"/>
+          <w:szCs w:val="22"/>
+          <w:lang w:val="nl-NL"/>
         </w:rPr>
         <w:t xml:space="preserve"> </w:t>
       </w:r>
       <w:r>
         <w:rPr>
-          <w:color w:val="000000" w:themeColor="text1"/>
-          <w:sz w:val="28"/>
-          <w:szCs w:val="28"/>
-        </w:rPr>
-        <w:t xml:space="preserve">&lt;ngay_thang&gt; </w:t>
-      </w:r>
-      <w:r>
-        <w:rPr>
-          <w:color w:val="000000" w:themeColor="text1"/>
-          <w:sz w:val="28"/>
-          <w:szCs w:val="28"/>
-        </w:rPr>
-        <w:t xml:space="preserve">của </w:t>
-      </w:r>
-      <w:r>
-        <w:rPr>
-          <w:color w:val="000000" w:themeColor="text1"/>
-          <w:sz w:val="28"/>
-          <w:szCs w:val="28"/>
-        </w:rPr>
-        <w:t>Thuế tỉnh Quảng Trị</w:t>
-      </w:r>
-      <w:r>
-        <w:rPr>
-          <w:color w:val="000000" w:themeColor="text1"/>
-          <w:sz w:val="28"/>
-          <w:szCs w:val="28"/>
-        </w:rPr>
-        <w:t xml:space="preserve"> </w:t>
-      </w:r>
-      <w:r>
-        <w:rPr>
-          <w:color w:val="000000" w:themeColor="text1"/>
-          <w:sz w:val="28"/>
-          <w:szCs w:val="28"/>
-        </w:rPr>
-        <w:t xml:space="preserve">về việc giám sát hoạt động của Đoàn </w:t>
-      </w:r>
-      <w:r>
-        <w:rPr>
-          <w:color w:val="000000" w:themeColor="text1"/>
-          <w:sz w:val="28"/>
-          <w:szCs w:val="28"/>
+          <w:rFonts w:eastAsia="Calibri"/>
+          <w:sz w:val="28"/>
+          <w:szCs w:val="22"/>
+          <w:lang w:val="vi-VN"/>
+        </w:rPr>
+        <w:t xml:space="preserve">thực hiện việc giám sát </w:t>
+      </w:r>
+      <w:r>
+        <w:rPr>
+          <w:rFonts w:eastAsia="Calibri"/>
+          <w:spacing w:val="-4"/>
+          <w:sz w:val="28"/>
+          <w:szCs w:val="22"/>
+          <w:lang w:val="vi-VN"/>
+        </w:rPr>
+        <w:t xml:space="preserve">kể từ ngày công bố Quyết định </w:t>
+      </w:r>
+      <w:r>
+        <w:rPr>
+          <w:rFonts w:eastAsia="Calibri"/>
+          <w:sz w:val="28"/>
+          <w:szCs w:val="22"/>
+          <w:lang w:val="vi-VN"/>
         </w:rPr>
         <w:t>kiểm</w:t>
       </w:r>
       <w:r>
         <w:rPr>
-          <w:color w:val="000000" w:themeColor="text1"/>
-          <w:sz w:val="28"/>
-          <w:szCs w:val="28"/>
-        </w:rPr>
-        <w:t xml:space="preserve"> tra</w:t>
-      </w:r>
-      <w:r>
-        <w:rPr>
-          <w:color w:val="000000" w:themeColor="text1"/>
-          <w:sz w:val="28"/>
-          <w:szCs w:val="28"/>
-        </w:rPr>
-        <w:t xml:space="preserve"> thuế</w:t>
-      </w:r>
-      <w:r>
-        <w:rPr>
-          <w:color w:val="000000" w:themeColor="text1"/>
-          <w:sz w:val="28"/>
-          <w:szCs w:val="28"/>
-        </w:rPr>
-        <w:t xml:space="preserve"> </w:t>
-      </w:r>
-      <w:r>
-        <w:rPr>
-          <w:color w:val="000000" w:themeColor="text1"/>
-          <w:sz w:val="28"/>
-          <w:szCs w:val="28"/>
-        </w:rPr>
-        <w:t>tại</w:t>
-      </w:r>
-      <w:r>
-        <w:rPr>
-          <w:color w:val="000000" w:themeColor="text1"/>
-          <w:sz w:val="28"/>
-          <w:szCs w:val="28"/>
-        </w:rPr>
-        <w:t xml:space="preserve"> </w:t>
-      </w:r>
-      <w:r>
-        <w:rPr>
-          <w:color w:val="000000" w:themeColor="text1"/>
-          <w:sz w:val="28"/>
-          <w:szCs w:val="28"/>
-          <w:lang w:val="nl-NL"/>
-        </w:rPr>
-        <w:t>&lt;ten_dv&gt;</w:t>
-      </w:r>
-      <w:r>
-        <w:rPr>
-          <w:color w:val="000000" w:themeColor="text1"/>
-          <w:sz w:val="28"/>
-          <w:szCs w:val="28"/>
-        </w:rPr>
-        <w:t>; Mã số thuế: &lt;mst&gt;; Địa chỉ: &lt;dia_chi&gt;,</w:t>
-      </w:r>
-      <w:r>
-        <w:rPr>
-          <w:color w:val="000000" w:themeColor="text1"/>
-          <w:sz w:val="28"/>
-          <w:szCs w:val="28"/>
-        </w:rPr>
-        <w:t xml:space="preserve"> </w:t>
-      </w:r>
-      <w:r>
-        <w:rPr>
-          <w:color w:val="000000" w:themeColor="text1"/>
-          <w:sz w:val="28"/>
-          <w:szCs w:val="28"/>
-        </w:rPr>
-        <w:t>công chức được giao nhiệm vụ giám sát</w:t>
-      </w:r>
-      <w:r>
-        <w:rPr>
-          <w:color w:val="000000" w:themeColor="text1"/>
-          <w:sz w:val="28"/>
-          <w:szCs w:val="28"/>
-        </w:rPr>
-        <w:t xml:space="preserve"> lập kế hoạch giám sát như sau:</w:t>
-      </w:r>
-    </w:p>
-    <w:p>
-      <w:pPr>
-        <w:spacing w:before="40"/>
+          <w:rFonts w:eastAsia="Calibri"/>
+          <w:spacing w:val="-4"/>
+          <w:sz w:val="28"/>
+          <w:szCs w:val="22"/>
+          <w:lang w:val="vi-VN"/>
+        </w:rPr>
+        <w:t xml:space="preserve"> tra đến thời điểm kết thúc</w:t>
+      </w:r>
+      <w:r>
+        <w:rPr>
+          <w:rFonts w:eastAsia="Calibri"/>
+          <w:sz w:val="28"/>
+          <w:szCs w:val="22"/>
+          <w:lang w:val="vi-VN"/>
+        </w:rPr>
+        <w:t xml:space="preserve"> kiểm tra tại trụ sở người nộp thuế.</w:t>
+      </w:r>
+    </w:p>
+    <w:p>
+      <w:pPr>
+        <w:spacing w:line="288" w:lineRule="auto"/>
         <w:ind w:firstLine="567"/>
         <w:jc w:val="both"/>
         <w:rPr>
-          <w:b/>
-          <w:color w:val="000000" w:themeColor="text1"/>
-          <w:sz w:val="28"/>
-          <w:szCs w:val="28"/>
-        </w:rPr>
-      </w:pPr>
-      <w:r>
-        <w:rPr>
-          <w:b/>
-          <w:color w:val="000000" w:themeColor="text1"/>
-          <w:sz w:val="28"/>
-          <w:szCs w:val="28"/>
-        </w:rPr>
-        <w:t>I. Mục đích, yêu cầu</w:t>
-      </w:r>
-    </w:p>
-    <w:p>
-      <w:pPr>
-        <w:spacing w:before="40"/>
+          <w:rFonts w:eastAsia="Calibri"/>
+          <w:sz w:val="28"/>
+          <w:szCs w:val="22"/>
+          <w:lang w:val="vi-VN"/>
+        </w:rPr>
+      </w:pPr>
+      <w:r>
+        <w:rPr>
+          <w:rFonts w:eastAsia="Calibri"/>
+          <w:spacing w:val="-4"/>
+          <w:sz w:val="28"/>
+          <w:szCs w:val="22"/>
+          <w:lang w:val="vi-VN"/>
+        </w:rPr>
+        <w:t>- Chế độ thông tin, báo cáo: Theo quy định tại Điều 17 Quy chế</w:t>
+      </w:r>
+      <w:r>
+        <w:rPr>
+          <w:rFonts w:eastAsia="Calibri"/>
+          <w:sz w:val="28"/>
+          <w:szCs w:val="22"/>
+          <w:lang w:val="vi-VN"/>
+        </w:rPr>
+        <w:t xml:space="preserve"> giám sát hoạt động của Đoàn thanh tra, kiểm tra thuế ban hành kèm theo Quyết định số 1614/QĐ-TCT ngày 13/10/2020 của Tổng cục Thuế.</w:t>
+      </w:r>
+    </w:p>
+    <w:p>
+      <w:pPr>
+        <w:spacing w:line="288" w:lineRule="auto"/>
         <w:ind w:firstLine="567"/>
         <w:jc w:val="both"/>
         <w:rPr>
-          <w:color w:val="000000" w:themeColor="text1"/>
-          <w:sz w:val="28"/>
-          <w:szCs w:val="28"/>
-        </w:rPr>
-      </w:pPr>
-      <w:r>
-        <w:rPr>
-          <w:color w:val="000000" w:themeColor="text1"/>
-          <w:sz w:val="28"/>
-          <w:szCs w:val="28"/>
-        </w:rPr>
-        <w:t>1. Mục đích:</w:t>
-      </w:r>
-    </w:p>
-    <w:p>
-      <w:pPr>
-        <w:spacing w:before="40"/>
+          <w:rFonts w:eastAsia="Calibri"/>
+          <w:bCs/>
+          <w:sz w:val="28"/>
+          <w:szCs w:val="22"/>
+          <w:lang w:val="nl-NL"/>
+        </w:rPr>
+      </w:pPr>
+      <w:r>
+        <w:rPr>
+          <w:rFonts w:eastAsia="Calibri"/>
+          <w:bCs/>
+          <w:sz w:val="28"/>
+          <w:szCs w:val="22"/>
+          <w:lang w:val="vi-VN"/>
+        </w:rPr>
+        <w:t xml:space="preserve">- </w:t>
+      </w:r>
+      <w:r>
+        <w:rPr>
+          <w:rFonts w:eastAsia="Calibri"/>
+          <w:bCs/>
+          <w:sz w:val="28"/>
+          <w:szCs w:val="22"/>
+          <w:lang w:val="nl-NL"/>
+        </w:rPr>
+        <w:t>Điều kiện vật chất đảm bảo hoạt động giám sát: Không.</w:t>
+      </w:r>
+    </w:p>
+    <w:p>
+      <w:pPr>
+        <w:spacing w:line="288" w:lineRule="auto"/>
         <w:ind w:firstLine="567"/>
         <w:jc w:val="both"/>
         <w:rPr>
-          <w:color w:val="000000" w:themeColor="text1"/>
-          <w:sz w:val="28"/>
-          <w:szCs w:val="28"/>
-        </w:rPr>
-      </w:pPr>
-      <w:r>
-        <w:rPr>
-          <w:color w:val="000000" w:themeColor="text1"/>
-          <w:sz w:val="28"/>
-          <w:szCs w:val="28"/>
-        </w:rPr>
-        <w:t>Giám sát hoạt động của Đoàn kiểm tra thuế nhằm theo dõi, nắm bắt việc chấp hành pháp luật, tuân thủ Luật Quản lý thuế, Quy trình kiểm tra thuế và quy định của pháp luật khác; tuân thủ chuẩn mực đạo đức, quy tắc ứng xử của công chức thuế và ý thức kỷ luật của Trưởng đoàn, thành viên Đoàn kiểm tra thuế; tình hình thực hiện nhiệm vụ và triển khai hoạt động kiểm tra thuế để kịp thời có biện pháp chấn chỉnh, xử lý nhằm đảm bảo thực hiện đúng mục đích, yêu cầu, nội dung theo kế hoạch kiểm tra đã được phê duyệt.</w:t>
-      </w:r>
-    </w:p>
-    <w:p>
-      <w:pPr>
-        <w:spacing w:before="40"/>
+          <w:rFonts w:eastAsia="Calibri"/>
+          <w:bCs/>
+          <w:sz w:val="28"/>
+          <w:szCs w:val="22"/>
+          <w:lang w:val="nl-NL"/>
+        </w:rPr>
+      </w:pPr>
+      <w:r>
+        <w:rPr>
+          <w:rFonts w:eastAsia="Calibri"/>
+          <w:bCs/>
+          <w:sz w:val="28"/>
+          <w:szCs w:val="22"/>
+          <w:lang w:val="vi-VN"/>
+        </w:rPr>
+        <w:t xml:space="preserve">- </w:t>
+      </w:r>
+      <w:r>
+        <w:rPr>
+          <w:rFonts w:eastAsia="Calibri"/>
+          <w:bCs/>
+          <w:sz w:val="28"/>
+          <w:szCs w:val="22"/>
+          <w:lang w:val="nl-NL"/>
+        </w:rPr>
+        <w:t>Những vấn đề khác (nếu có): Không.</w:t>
+      </w:r>
+    </w:p>
+    <w:p>
+      <w:pPr>
+        <w:spacing w:line="288" w:lineRule="auto"/>
         <w:ind w:firstLine="567"/>
         <w:jc w:val="both"/>
         <w:rPr>
-          <w:color w:val="000000" w:themeColor="text1"/>
-          <w:sz w:val="28"/>
-          <w:szCs w:val="28"/>
-        </w:rPr>
-      </w:pPr>
-      <w:r>
-        <w:rPr>
-          <w:color w:val="000000" w:themeColor="text1"/>
-          <w:sz w:val="28"/>
-          <w:szCs w:val="28"/>
-        </w:rPr>
-        <w:t>2. Yêu cầu:</w:t>
-      </w:r>
-    </w:p>
-    <w:p>
-      <w:pPr>
-        <w:spacing w:before="40"/>
-        <w:ind w:firstLine="567"/>
-        <w:jc w:val="both"/>
-        <w:rPr>
-          <w:color w:val="000000" w:themeColor="text1"/>
-          <w:sz w:val="28"/>
-          <w:szCs w:val="28"/>
-        </w:rPr>
-      </w:pPr>
-      <w:r>
-        <w:rPr>
-          <w:color w:val="000000" w:themeColor="text1"/>
-          <w:sz w:val="28"/>
-          <w:szCs w:val="28"/>
-        </w:rPr>
-        <w:t>Nâng cao hiệu quả công tác kiểm tra thuế tại đơn vị được kiểm tra, đảm bảo tính khách quan, công khai, minh bạch, hạn chế mức thấp nhất việc rủi ro trong thực thi công vụ kiểm tra, tạo điều kiện thuận lợi cho người nộp thuế.</w:t>
-      </w:r>
-    </w:p>
-    <w:p>
-      <w:pPr>
-        <w:spacing w:before="40"/>
-        <w:ind w:firstLine="567"/>
-        <w:jc w:val="both"/>
-        <w:rPr>
-          <w:b/>
-          <w:color w:val="000000" w:themeColor="text1"/>
-          <w:sz w:val="28"/>
-          <w:szCs w:val="28"/>
-        </w:rPr>
-      </w:pPr>
-      <w:r>
-        <w:rPr>
-          <w:b/>
-          <w:color w:val="000000" w:themeColor="text1"/>
-          <w:sz w:val="28"/>
-          <w:szCs w:val="28"/>
-        </w:rPr>
-        <w:t>II. Nội dung giám sát</w:t>
-      </w:r>
+          <w:rFonts w:eastAsia="Calibri"/>
+          <w:bCs/>
+          <w:sz w:val="28"/>
+          <w:szCs w:val="22"/>
+          <w:lang w:val="nl-NL"/>
+        </w:rPr>
+      </w:pPr>
     </w:p>
     <w:p>
       <w:pPr>
         <w:shd w:val="clear" w:color="auto" w:fill="FFFFFF"/>
-        <w:spacing w:before="40"/>
-        <w:ind w:firstLine="567"/>
-        <w:jc w:val="both"/>
-        <w:rPr>
-          <w:color w:val="000000" w:themeColor="text1"/>
-          <w:sz w:val="28"/>
-          <w:szCs w:val="28"/>
-        </w:rPr>
-      </w:pPr>
-      <w:r>
-        <w:rPr>
-          <w:color w:val="000000" w:themeColor="text1"/>
-          <w:sz w:val="28"/>
-          <w:szCs w:val="28"/>
-        </w:rPr>
-        <w:t>1. Giám sát việc chấp hành pháp luật của Đoàn kiểm tra bao gồm:</w:t>
+        <w:tabs>
+          <w:tab w:val="center" w:pos="1985"/>
+          <w:tab w:val="center" w:pos="7371"/>
+        </w:tabs>
+        <w:spacing w:line="234" w:lineRule="atLeast"/>
+        <w:ind w:left="-567" w:right="-285"/>
+        <w:jc w:val="both"/>
+        <w:rPr>
+          <w:b/>
+          <w:color w:val="000000" w:themeColor="text1"/>
+          <w:sz w:val="28"/>
+          <w:szCs w:val="28"/>
+        </w:rPr>
+      </w:pPr>
+      <w:r>
+        <w:rPr>
+          <w:b/>
+          <w:color w:val="000000" w:themeColor="text1"/>
+          <w:sz w:val="28"/>
+          <w:szCs w:val="28"/>
+        </w:rPr>
+        <w:tab/>
+      </w:r>
+      <w:r>
+        <w:rPr>
+          <w:b/>
+          <w:lang w:val="vi-VN"/>
+        </w:rPr>
+        <w:t xml:space="preserve">PHÊ DUYỆT </w:t>
+      </w:r>
+      <w:r>
+        <w:rPr>
+          <w:b/>
+        </w:rPr>
+        <w:t>CỦA LÃNH ĐẠO THUẾ TỈNH</w:t>
+      </w:r>
+      <w:r>
+        <w:rPr>
+          <w:b/>
+          <w:color w:val="000000" w:themeColor="text1"/>
+          <w:sz w:val="28"/>
+          <w:szCs w:val="28"/>
+        </w:rPr>
+        <w:tab/>
+      </w:r>
+      <w:r>
+        <w:rPr>
+          <w:b/>
+          <w:lang w:val="vi-VN"/>
+        </w:rPr>
+        <w:t>NGUỜI ĐƯỢC GIAO NHIỆM VỤ</w:t>
       </w:r>
     </w:p>
     <w:p>
       <w:pPr>
         <w:shd w:val="clear" w:color="auto" w:fill="FFFFFF"/>
-        <w:spacing w:before="40"/>
-        <w:ind w:firstLine="567"/>
-        <w:jc w:val="both"/>
-        <w:rPr>
-          <w:color w:val="000000" w:themeColor="text1"/>
-          <w:sz w:val="28"/>
-          <w:szCs w:val="28"/>
-        </w:rPr>
-      </w:pPr>
-      <w:r>
-        <w:rPr>
-          <w:color w:val="000000" w:themeColor="text1"/>
-          <w:sz w:val="28"/>
-          <w:szCs w:val="28"/>
-        </w:rPr>
-        <w:t>- Giám sát việc thực hiện các quy định của Pháp luật về trình tự, thủ tục, thời hạn tiến hành kiểm tra bao gồm: Thu thập, tổng hợp, đánh giá thông tin; chế độ báo cáo thông tin, báo cáo; ghi nhật ký và các mẫu biểu theo quy định.</w:t>
-      </w:r>
-    </w:p>
-    <w:p>
-      <w:pPr>
-        <w:shd w:val="clear" w:color="auto" w:fill="FFFFFF"/>
-        <w:spacing w:before="40"/>
-        <w:ind w:firstLine="567"/>
-        <w:jc w:val="both"/>
-        <w:rPr>
-          <w:color w:val="000000" w:themeColor="text1"/>
-          <w:sz w:val="28"/>
-          <w:szCs w:val="28"/>
-        </w:rPr>
-      </w:pPr>
-      <w:r>
-        <w:rPr>
-          <w:color w:val="000000" w:themeColor="text1"/>
-          <w:sz w:val="28"/>
-          <w:szCs w:val="28"/>
-        </w:rPr>
-        <w:t>- Giám sát việc thực hiện các quyền trong hoạt động kiểm tra đối với Đoàn kiểm tra;</w:t>
-      </w:r>
-    </w:p>
-    <w:p>
-      <w:pPr>
-        <w:shd w:val="clear" w:color="auto" w:fill="FFFFFF"/>
-        <w:spacing w:before="40"/>
-        <w:ind w:firstLine="567"/>
-        <w:jc w:val="both"/>
-        <w:rPr>
-          <w:color w:val="000000" w:themeColor="text1"/>
-          <w:sz w:val="28"/>
-          <w:szCs w:val="28"/>
-        </w:rPr>
-      </w:pPr>
-      <w:r>
-        <w:rPr>
-          <w:color w:val="000000" w:themeColor="text1"/>
-          <w:sz w:val="28"/>
-          <w:szCs w:val="28"/>
-        </w:rPr>
-        <w:t>- Giám sát việc thực hiện các quy định của Pháp luật về những điều cấm trong hoạt động kiểm tra, quy tắc ứng xử của công chức thực hiện nhiệm vụ kiểm tra; ý thức chấp hành kỷ luật kiểm tra thuế và các quy định khác có liên quan.</w:t>
-      </w:r>
-    </w:p>
-    <w:p>
-      <w:pPr>
-        <w:shd w:val="clear" w:color="auto" w:fill="FFFFFF"/>
-        <w:spacing w:before="40"/>
-        <w:ind w:firstLine="567"/>
-        <w:jc w:val="both"/>
-        <w:rPr>
-          <w:color w:val="000000" w:themeColor="text1"/>
-          <w:sz w:val="28"/>
-          <w:szCs w:val="28"/>
-        </w:rPr>
-      </w:pPr>
-      <w:r>
-        <w:rPr>
-          <w:color w:val="000000" w:themeColor="text1"/>
-          <w:sz w:val="28"/>
-          <w:szCs w:val="28"/>
-        </w:rPr>
-        <w:t>2. Giám sát việc thực hiện nhiệm vụ và triển khai hoạt động kiểm tra thuế của Đoàn kiểm tra gồm:</w:t>
-      </w:r>
-    </w:p>
-    <w:p>
-      <w:pPr>
-        <w:shd w:val="clear" w:color="auto" w:fill="FFFFFF"/>
-        <w:spacing w:before="40"/>
-        <w:ind w:firstLine="567"/>
-        <w:jc w:val="both"/>
-        <w:rPr>
-          <w:color w:val="000000" w:themeColor="text1"/>
-          <w:sz w:val="28"/>
-          <w:szCs w:val="28"/>
-        </w:rPr>
-      </w:pPr>
-      <w:r>
-        <w:rPr>
-          <w:color w:val="000000" w:themeColor="text1"/>
-          <w:sz w:val="28"/>
-          <w:szCs w:val="28"/>
-        </w:rPr>
-        <w:t>- Tiến độ và kết quả đạt được so với yêu cầu theo quyết định kiểm tra, kế hoạch kiểm tra.</w:t>
-      </w:r>
-    </w:p>
-    <w:p>
-      <w:pPr>
-        <w:shd w:val="clear" w:color="auto" w:fill="FFFFFF"/>
-        <w:spacing w:before="40"/>
-        <w:ind w:firstLine="567"/>
-        <w:jc w:val="both"/>
-        <w:rPr>
-          <w:color w:val="000000" w:themeColor="text1"/>
-          <w:sz w:val="28"/>
-          <w:szCs w:val="28"/>
-        </w:rPr>
-      </w:pPr>
-      <w:r>
-        <w:rPr>
-          <w:color w:val="000000" w:themeColor="text1"/>
-          <w:sz w:val="28"/>
-          <w:szCs w:val="28"/>
-        </w:rPr>
-        <w:t>- Khó khăn, vướng mắc phát sinh trong hoạt động kiểm tra và tác động đối với việc hoàn thành kế hoạch tiến hành kiểm tra.</w:t>
-      </w:r>
-    </w:p>
-    <w:p>
-      <w:pPr>
-        <w:shd w:val="clear" w:color="auto" w:fill="FFFFFF"/>
-        <w:spacing w:before="40"/>
-        <w:ind w:firstLine="567"/>
-        <w:jc w:val="both"/>
-        <w:rPr>
-          <w:color w:val="000000" w:themeColor="text1"/>
-          <w:sz w:val="28"/>
-          <w:szCs w:val="28"/>
-        </w:rPr>
-      </w:pPr>
-      <w:r>
-        <w:rPr>
-          <w:color w:val="000000" w:themeColor="text1"/>
-          <w:sz w:val="28"/>
-          <w:szCs w:val="28"/>
-        </w:rPr>
-        <w:t>- Xử lý ý kiến khác nhau giữa Trưởng đoàn và các thành viên Đoàn kiểm tra về những vấn đề liên quan đến nội dung kiểm tra.</w:t>
-      </w:r>
-    </w:p>
-    <w:p>
-      <w:pPr>
-        <w:shd w:val="clear" w:color="auto" w:fill="FFFFFF"/>
-        <w:spacing w:before="40"/>
-        <w:ind w:firstLine="567"/>
-        <w:jc w:val="both"/>
-        <w:rPr>
-          <w:b/>
-          <w:color w:val="000000" w:themeColor="text1"/>
-          <w:sz w:val="28"/>
-          <w:szCs w:val="28"/>
-        </w:rPr>
-      </w:pPr>
-      <w:r>
-        <w:rPr>
-          <w:b/>
-          <w:color w:val="000000" w:themeColor="text1"/>
-          <w:sz w:val="28"/>
-          <w:szCs w:val="28"/>
-        </w:rPr>
-        <w:lastRenderedPageBreak/>
-        <w:t>III. Hình thức giám sát</w:t>
-      </w:r>
-    </w:p>
-    <w:p>
-      <w:pPr>
-        <w:shd w:val="clear" w:color="auto" w:fill="FFFFFF"/>
-        <w:spacing w:before="40"/>
-        <w:ind w:firstLine="567"/>
-        <w:jc w:val="both"/>
-        <w:rPr>
-          <w:color w:val="000000" w:themeColor="text1"/>
-          <w:sz w:val="28"/>
-          <w:szCs w:val="28"/>
-        </w:rPr>
-      </w:pPr>
-      <w:r>
-        <w:rPr>
-          <w:color w:val="000000" w:themeColor="text1"/>
-          <w:sz w:val="28"/>
-          <w:szCs w:val="28"/>
-        </w:rPr>
-        <w:t xml:space="preserve">Giám sát trực tiếp và gián tiếp việc thực hiện các nội dung công việc được phân công của trưởng đoàn và các thành viên Đoàn kiểm tra. </w:t>
-      </w:r>
-    </w:p>
-    <w:p>
-      <w:pPr>
-        <w:shd w:val="clear" w:color="auto" w:fill="FFFFFF"/>
-        <w:spacing w:before="40"/>
-        <w:ind w:firstLine="567"/>
-        <w:jc w:val="both"/>
-        <w:rPr>
-          <w:b/>
-          <w:color w:val="000000" w:themeColor="text1"/>
-          <w:sz w:val="28"/>
-          <w:szCs w:val="28"/>
-        </w:rPr>
-      </w:pPr>
-      <w:r>
-        <w:rPr>
-          <w:b/>
-          <w:color w:val="000000" w:themeColor="text1"/>
-          <w:sz w:val="28"/>
-          <w:szCs w:val="28"/>
-        </w:rPr>
-        <w:t>IV. Tổ chức thực hiện</w:t>
-      </w:r>
-    </w:p>
-    <w:p>
-      <w:pPr>
-        <w:shd w:val="clear" w:color="auto" w:fill="FFFFFF"/>
-        <w:spacing w:before="40"/>
-        <w:ind w:firstLine="567"/>
-        <w:jc w:val="both"/>
-        <w:rPr>
-          <w:color w:val="000000" w:themeColor="text1"/>
-          <w:sz w:val="28"/>
-          <w:szCs w:val="28"/>
-        </w:rPr>
-      </w:pPr>
-      <w:r>
-        <w:rPr>
-          <w:color w:val="000000" w:themeColor="text1"/>
-          <w:sz w:val="28"/>
-          <w:szCs w:val="28"/>
-        </w:rPr>
-        <w:t>- Tiến độ thực hiện: Thời hạn giám sát kể từ ngày công bố Quyết định kiểm tra đến thời điểm kết thúc việc kiểm tra tại trụ sở người nộp thuế;</w:t>
-      </w:r>
-    </w:p>
-    <w:p>
-      <w:pPr>
-        <w:shd w:val="clear" w:color="auto" w:fill="FFFFFF"/>
-        <w:ind w:firstLine="567"/>
-        <w:jc w:val="both"/>
-        <w:rPr>
-          <w:color w:val="000000" w:themeColor="text1"/>
-          <w:sz w:val="28"/>
-          <w:szCs w:val="28"/>
-        </w:rPr>
-      </w:pPr>
-      <w:r>
-        <w:rPr>
-          <w:color w:val="000000" w:themeColor="text1"/>
-          <w:sz w:val="28"/>
-          <w:szCs w:val="28"/>
-        </w:rPr>
-        <w:t>- Chế độ thông tin, báo cáo: Tùy theo tính chất công việc tổ giám sát sẽ báo cáo xin ý kiến chỉ đạo của lãnh đạo Phòng, lãnh đạo Chi cục hoặc báo cáo đột xuất theo yêu cầu của Lãnh đạo. Báo cáo kết quả giám sát chậm nhất 5 ngày làm việc kể từ ngày Đoàn kiểm tra có báo cáo kết quả kiểm tra và trước ngày ban hành kết luận, quyết định xử lý về thuế.</w:t>
+        <w:tabs>
+          <w:tab w:val="center" w:pos="1985"/>
+          <w:tab w:val="center" w:pos="7371"/>
+        </w:tabs>
+        <w:spacing w:line="234" w:lineRule="atLeast"/>
+        <w:ind w:left="-567" w:right="-285"/>
+        <w:jc w:val="both"/>
+        <w:rPr>
+          <w:b/>
+          <w:color w:val="000000" w:themeColor="text1"/>
+        </w:rPr>
+      </w:pPr>
+      <w:r>
+        <w:rPr>
+          <w:b/>
+          <w:color w:val="000000" w:themeColor="text1"/>
+          <w:sz w:val="28"/>
+          <w:szCs w:val="28"/>
+        </w:rPr>
+        <w:tab/>
+      </w:r>
+      <w:r>
+        <w:rPr>
+          <w:b/>
+          <w:color w:val="000000" w:themeColor="text1"/>
+          <w:lang w:val="nl-NL"/>
+        </w:rPr>
+        <w:t>&lt;LD_CUC&gt;</w:t>
+      </w:r>
+      <w:r>
+        <w:rPr>
+          <w:b/>
+          <w:color w:val="000000" w:themeColor="text1"/>
+          <w:lang w:val="nl-NL"/>
+        </w:rPr>
+        <w:tab/>
+      </w:r>
+      <w:r>
+        <w:rPr>
+          <w:b/>
+          <w:lang w:val="vi-VN"/>
+        </w:rPr>
+        <w:t>GIÁM SÁT ĐOÀN</w:t>
       </w:r>
     </w:p>
     <w:p>
@@ -1110,31 +1554,11 @@
       <w:r>
         <w:rPr>
           <w:b/>
-          <w:iCs/>
-          <w:color w:val="000000" w:themeColor="text1"/>
-          <w:sz w:val="28"/>
-          <w:szCs w:val="28"/>
-          <w:lang w:val="nl-NL"/>
-        </w:rPr>
-        <w:t>&lt;hinh_thuc_ky&gt;</w:t>
-      </w:r>
-      <w:r>
-        <w:rPr>
-          <w:b/>
           <w:color w:val="000000" w:themeColor="text1"/>
           <w:sz w:val="28"/>
           <w:szCs w:val="28"/>
         </w:rPr>
         <w:tab/>
-      </w:r>
-      <w:r>
-        <w:rPr>
-          <w:b/>
-          <w:color w:val="000000" w:themeColor="text1"/>
-          <w:sz w:val="28"/>
-          <w:lang w:val="nl-NL"/>
-        </w:rPr>
-        <w:t>&lt;LD_PHONG&gt;</w:t>
       </w:r>
     </w:p>
     <w:p>
@@ -1153,25 +1577,6 @@
           <w:szCs w:val="28"/>
         </w:rPr>
       </w:pPr>
-      <w:r>
-        <w:rPr>
-          <w:b/>
-          <w:color w:val="000000" w:themeColor="text1"/>
-          <w:sz w:val="28"/>
-          <w:szCs w:val="28"/>
-        </w:rPr>
-        <w:tab/>
-      </w:r>
-      <w:r>
-        <w:rPr>
-          <w:b/>
-          <w:color w:val="000000" w:themeColor="text1"/>
-          <w:sz w:val="28"/>
-          <w:szCs w:val="28"/>
-          <w:lang w:val="nl-NL"/>
-        </w:rPr>
-        <w:t>&lt;LD_CUC&gt;</w:t>
-      </w:r>
     </w:p>
     <w:p>
       <w:pPr>
@@ -1189,24 +1594,6 @@
           <w:szCs w:val="28"/>
         </w:rPr>
       </w:pPr>
-      <w:r>
-        <w:rPr>
-          <w:b/>
-          <w:color w:val="000000" w:themeColor="text1"/>
-          <w:sz w:val="28"/>
-          <w:szCs w:val="28"/>
-        </w:rPr>
-        <w:tab/>
-      </w:r>
-      <w:r>
-        <w:rPr>
-          <w:b/>
-          <w:color w:val="000000" w:themeColor="text1"/>
-          <w:sz w:val="28"/>
-          <w:szCs w:val="28"/>
-        </w:rPr>
-        <w:tab/>
-      </w:r>
     </w:p>
     <w:p>
       <w:pPr>
@@ -1264,17 +1651,200 @@
         <w:shd w:val="clear" w:color="auto" w:fill="FFFFFF"/>
         <w:tabs>
           <w:tab w:val="center" w:pos="1985"/>
-          <w:tab w:val="center" w:pos="7088"/>
+          <w:tab w:val="center" w:pos="7371"/>
         </w:tabs>
         <w:spacing w:line="234" w:lineRule="atLeast"/>
-        <w:jc w:val="both"/>
-        <w:rPr>
-          <w:b/>
-          <w:color w:val="000000" w:themeColor="text1"/>
-          <w:sz w:val="28"/>
-          <w:szCs w:val="28"/>
-        </w:rPr>
-      </w:pPr>
+        <w:ind w:left="-567" w:right="-285"/>
+        <w:jc w:val="both"/>
+        <w:rPr>
+          <w:b/>
+          <w:color w:val="000000" w:themeColor="text1"/>
+          <w:sz w:val="28"/>
+          <w:szCs w:val="28"/>
+        </w:rPr>
+      </w:pPr>
+      <w:r>
+        <w:rPr>
+          <w:b/>
+          <w:color w:val="000000" w:themeColor="text1"/>
+          <w:sz w:val="28"/>
+          <w:szCs w:val="28"/>
+        </w:rPr>
+        <w:tab/>
+      </w:r>
+      <w:r>
+        <w:rPr>
+          <w:b/>
+          <w:color w:val="000000" w:themeColor="text1"/>
+          <w:sz w:val="28"/>
+          <w:szCs w:val="28"/>
+          <w:lang w:val="nl-NL"/>
+        </w:rPr>
+        <w:t>&lt;ld_cuc_ten&gt;</w:t>
+      </w:r>
+      <w:r>
+        <w:rPr>
+          <w:b/>
+          <w:color w:val="000000" w:themeColor="text1"/>
+          <w:sz w:val="28"/>
+          <w:szCs w:val="28"/>
+        </w:rPr>
+        <w:tab/>
+        <w:t>&lt;ld_phong_ten&gt;</w:t>
+      </w:r>
+    </w:p>
+    <w:p>
+      <w:pPr>
+        <w:jc w:val="both"/>
+        <w:rPr>
+          <w:b/>
+          <w:bCs/>
+          <w:color w:val="000000" w:themeColor="text1"/>
+          <w:sz w:val="24"/>
+          <w:szCs w:val="24"/>
+          <w:lang w:val="nl-NL"/>
+        </w:rPr>
+      </w:pPr>
+      <w:r>
+        <w:rPr>
+          <w:b/>
+          <w:bCs/>
+          <w:i/>
+          <w:color w:val="000000" w:themeColor="text1"/>
+          <w:sz w:val="24"/>
+          <w:szCs w:val="24"/>
+          <w:lang w:val="nl-NL"/>
+        </w:rPr>
+        <w:t>Nơi nhận</w:t>
+      </w:r>
+      <w:r>
+        <w:rPr>
+          <w:b/>
+          <w:bCs/>
+          <w:color w:val="000000" w:themeColor="text1"/>
+          <w:sz w:val="24"/>
+          <w:szCs w:val="24"/>
+          <w:lang w:val="nl-NL"/>
+        </w:rPr>
+        <w:t>:</w:t>
+      </w:r>
+      <w:r>
+        <w:rPr>
+          <w:b/>
+          <w:bCs/>
+          <w:color w:val="000000" w:themeColor="text1"/>
+          <w:sz w:val="24"/>
+          <w:szCs w:val="24"/>
+          <w:lang w:val="nl-NL"/>
+        </w:rPr>
+        <w:tab/>
+      </w:r>
+      <w:r>
+        <w:rPr>
+          <w:b/>
+          <w:bCs/>
+          <w:color w:val="000000" w:themeColor="text1"/>
+          <w:sz w:val="24"/>
+          <w:szCs w:val="24"/>
+          <w:lang w:val="nl-NL"/>
+        </w:rPr>
+        <w:tab/>
+      </w:r>
+      <w:r>
+        <w:rPr>
+          <w:b/>
+          <w:bCs/>
+          <w:color w:val="000000" w:themeColor="text1"/>
+          <w:sz w:val="24"/>
+          <w:szCs w:val="24"/>
+          <w:lang w:val="nl-NL"/>
+        </w:rPr>
+        <w:tab/>
+        <w:t xml:space="preserve">                                </w:t>
+      </w:r>
+    </w:p>
+    <w:p>
+      <w:pPr>
+        <w:jc w:val="both"/>
+        <w:rPr>
+          <w:rFonts w:eastAsia="Calibri"/>
+          <w:color w:val="000000" w:themeColor="text1"/>
+          <w:sz w:val="22"/>
+          <w:szCs w:val="22"/>
+        </w:rPr>
+      </w:pPr>
+      <w:r>
+        <w:rPr>
+          <w:color w:val="000000" w:themeColor="text1"/>
+          <w:sz w:val="22"/>
+          <w:szCs w:val="22"/>
+          <w:lang w:val="vi-VN"/>
+        </w:rPr>
+        <w:t>-</w:t>
+      </w:r>
+      <w:r>
+        <w:rPr>
+          <w:color w:val="000000" w:themeColor="text1"/>
+          <w:sz w:val="22"/>
+          <w:szCs w:val="22"/>
+          <w:lang w:val="nl-NL"/>
+        </w:rPr>
+        <w:t xml:space="preserve"> </w:t>
+      </w:r>
+      <w:r>
+        <w:rPr>
+          <w:color w:val="000000" w:themeColor="text1"/>
+          <w:sz w:val="22"/>
+          <w:szCs w:val="22"/>
+        </w:rPr>
+        <w:t>Đoàn kiểm tra</w:t>
+      </w:r>
+      <w:r>
+        <w:rPr>
+          <w:rFonts w:eastAsia="Calibri"/>
+          <w:color w:val="000000" w:themeColor="text1"/>
+          <w:sz w:val="22"/>
+          <w:szCs w:val="22"/>
+        </w:rPr>
+        <w:t>;</w:t>
+      </w:r>
+    </w:p>
+    <w:p>
+      <w:pPr>
+        <w:rPr>
+          <w:color w:val="000000" w:themeColor="text1"/>
+          <w:sz w:val="22"/>
+          <w:szCs w:val="22"/>
+          <w:lang w:val="nl-NL"/>
+        </w:rPr>
+      </w:pPr>
+      <w:r>
+        <w:rPr>
+          <w:color w:val="000000" w:themeColor="text1"/>
+          <w:sz w:val="22"/>
+          <w:szCs w:val="22"/>
+          <w:lang w:val="nl-NL"/>
+        </w:rPr>
+        <w:t>- Lưu</w:t>
+      </w:r>
+      <w:r>
+        <w:rPr>
+          <w:color w:val="000000" w:themeColor="text1"/>
+          <w:sz w:val="22"/>
+          <w:szCs w:val="22"/>
+          <w:lang w:val="nl-NL"/>
+        </w:rPr>
+        <w:t xml:space="preserve"> Hồ sơ GS</w:t>
+      </w:r>
+      <w:r>
+        <w:rPr>
+          <w:color w:val="000000" w:themeColor="text1"/>
+          <w:sz w:val="22"/>
+          <w:szCs w:val="22"/>
+          <w:lang w:val="nl-NL"/>
+        </w:rPr>
+        <w:t>.</w:t>
+      </w:r>
     </w:p>
     <w:p>
       <w:pPr>
@@ -1293,243 +1863,11 @@
         </w:rPr>
       </w:pPr>
     </w:p>
-    <w:p>
-      <w:pPr>
-        <w:shd w:val="clear" w:color="auto" w:fill="FFFFFF"/>
-        <w:tabs>
-          <w:tab w:val="center" w:pos="1985"/>
-          <w:tab w:val="center" w:pos="7088"/>
-        </w:tabs>
-        <w:spacing w:line="234" w:lineRule="atLeast"/>
-        <w:jc w:val="both"/>
-        <w:rPr>
-          <w:b/>
-          <w:color w:val="000000" w:themeColor="text1"/>
-          <w:sz w:val="28"/>
-          <w:szCs w:val="28"/>
-        </w:rPr>
-      </w:pPr>
-      <w:r>
-        <w:rPr>
-          <w:b/>
-          <w:color w:val="000000" w:themeColor="text1"/>
-          <w:sz w:val="28"/>
-          <w:szCs w:val="28"/>
-        </w:rPr>
-        <w:tab/>
-      </w:r>
-      <w:r>
-        <w:rPr>
-          <w:b/>
-          <w:color w:val="000000" w:themeColor="text1"/>
-          <w:sz w:val="28"/>
-          <w:szCs w:val="28"/>
-          <w:lang w:val="nl-NL"/>
-        </w:rPr>
-        <w:t>&lt;ld_cuc_ten&gt;</w:t>
-      </w:r>
-      <w:r>
-        <w:rPr>
-          <w:b/>
-          <w:color w:val="000000" w:themeColor="text1"/>
-          <w:sz w:val="28"/>
-          <w:szCs w:val="28"/>
-        </w:rPr>
-        <w:tab/>
-        <w:t>&lt;ld_phong_ten&gt;</w:t>
-      </w:r>
-    </w:p>
-    <w:p>
-      <w:pPr>
-        <w:jc w:val="both"/>
-        <w:rPr>
-          <w:b/>
-          <w:bCs/>
-          <w:color w:val="000000" w:themeColor="text1"/>
-          <w:sz w:val="24"/>
-          <w:szCs w:val="24"/>
-          <w:lang w:val="nl-NL"/>
-        </w:rPr>
-      </w:pPr>
-      <w:r>
-        <w:rPr>
-          <w:b/>
-          <w:bCs/>
-          <w:i/>
-          <w:color w:val="000000" w:themeColor="text1"/>
-          <w:sz w:val="24"/>
-          <w:szCs w:val="24"/>
-          <w:lang w:val="nl-NL"/>
-        </w:rPr>
-        <w:t>Nơi nhận</w:t>
-      </w:r>
-      <w:r>
-        <w:rPr>
-          <w:b/>
-          <w:bCs/>
-          <w:color w:val="000000" w:themeColor="text1"/>
-          <w:sz w:val="24"/>
-          <w:szCs w:val="24"/>
-          <w:lang w:val="nl-NL"/>
-        </w:rPr>
-        <w:t>:</w:t>
-      </w:r>
-      <w:r>
-        <w:rPr>
-          <w:b/>
-          <w:bCs/>
-          <w:color w:val="000000" w:themeColor="text1"/>
-          <w:sz w:val="24"/>
-          <w:szCs w:val="24"/>
-          <w:lang w:val="nl-NL"/>
-        </w:rPr>
-        <w:tab/>
-      </w:r>
-      <w:r>
-        <w:rPr>
-          <w:b/>
-          <w:bCs/>
-          <w:color w:val="000000" w:themeColor="text1"/>
-          <w:sz w:val="24"/>
-          <w:szCs w:val="24"/>
-          <w:lang w:val="nl-NL"/>
-        </w:rPr>
-        <w:tab/>
-      </w:r>
-      <w:r>
-        <w:rPr>
-          <w:b/>
-          <w:bCs/>
-          <w:color w:val="000000" w:themeColor="text1"/>
-          <w:sz w:val="24"/>
-          <w:szCs w:val="24"/>
-          <w:lang w:val="nl-NL"/>
-        </w:rPr>
-        <w:tab/>
-        <w:t xml:space="preserve">                                </w:t>
-      </w:r>
-    </w:p>
-    <w:p>
-      <w:pPr>
-        <w:jc w:val="both"/>
-        <w:rPr>
-          <w:rFonts w:eastAsia="Calibri"/>
-          <w:color w:val="000000" w:themeColor="text1"/>
-          <w:sz w:val="22"/>
-          <w:szCs w:val="22"/>
-        </w:rPr>
-      </w:pPr>
-      <w:r>
-        <w:rPr>
-          <w:color w:val="000000" w:themeColor="text1"/>
-          <w:sz w:val="22"/>
-          <w:szCs w:val="22"/>
-          <w:lang w:val="vi-VN"/>
-        </w:rPr>
-        <w:t>-</w:t>
-      </w:r>
-      <w:r>
-        <w:rPr>
-          <w:color w:val="000000" w:themeColor="text1"/>
-          <w:sz w:val="22"/>
-          <w:szCs w:val="22"/>
-          <w:lang w:val="nl-NL"/>
-        </w:rPr>
-        <w:t xml:space="preserve"> </w:t>
-      </w:r>
-      <w:r>
-        <w:rPr>
-          <w:color w:val="000000" w:themeColor="text1"/>
-          <w:sz w:val="22"/>
-          <w:szCs w:val="22"/>
-        </w:rPr>
-        <w:t>Đoàn kiểm tra</w:t>
-      </w:r>
-      <w:r>
-        <w:rPr>
-          <w:rFonts w:eastAsia="Calibri"/>
-          <w:color w:val="000000" w:themeColor="text1"/>
-          <w:sz w:val="22"/>
-          <w:szCs w:val="22"/>
-        </w:rPr>
-        <w:t>;</w:t>
-      </w:r>
-    </w:p>
-    <w:p>
-      <w:pPr>
-        <w:rPr>
-          <w:color w:val="000000" w:themeColor="text1"/>
-          <w:sz w:val="22"/>
-          <w:szCs w:val="22"/>
-          <w:lang w:val="nl-NL"/>
-        </w:rPr>
-      </w:pPr>
-      <w:r>
-        <w:rPr>
-          <w:color w:val="000000" w:themeColor="text1"/>
-          <w:sz w:val="22"/>
-          <w:szCs w:val="22"/>
-          <w:lang w:val="nl-NL"/>
-        </w:rPr>
-        <w:t>- Lưu: Phòng KT</w:t>
-      </w:r>
-      <w:r>
-        <w:rPr>
-          <w:color w:val="000000" w:themeColor="text1"/>
-          <w:sz w:val="22"/>
-          <w:szCs w:val="22"/>
-          <w:lang w:val="nl-NL"/>
-        </w:rPr>
-        <w:t>2</w:t>
-      </w:r>
-      <w:r>
-        <w:rPr>
-          <w:color w:val="000000" w:themeColor="text1"/>
-          <w:sz w:val="22"/>
-          <w:szCs w:val="22"/>
-          <w:lang w:val="nl-NL"/>
-        </w:rPr>
-        <w:t>.</w:t>
-      </w:r>
-    </w:p>
-    <w:p>
-      <w:pPr>
-        <w:shd w:val="clear" w:color="auto" w:fill="FFFFFF"/>
-        <w:tabs>
-          <w:tab w:val="center" w:pos="1985"/>
-          <w:tab w:val="center" w:pos="7088"/>
-        </w:tabs>
-        <w:spacing w:line="234" w:lineRule="atLeast"/>
-        <w:jc w:val="both"/>
-        <w:rPr>
-          <w:b/>
-          <w:color w:val="000000" w:themeColor="text1"/>
-          <w:sz w:val="28"/>
-          <w:szCs w:val="28"/>
-        </w:rPr>
-      </w:pPr>
-    </w:p>
-    <w:p>
-      <w:pPr>
-        <w:shd w:val="clear" w:color="auto" w:fill="FFFFFF"/>
-        <w:tabs>
-          <w:tab w:val="center" w:pos="1985"/>
-          <w:tab w:val="center" w:pos="7088"/>
-        </w:tabs>
-        <w:spacing w:line="234" w:lineRule="atLeast"/>
-        <w:jc w:val="both"/>
-        <w:rPr>
-          <w:b/>
-          <w:color w:val="000000" w:themeColor="text1"/>
-          <w:sz w:val="28"/>
-          <w:szCs w:val="28"/>
-        </w:rPr>
-      </w:pPr>
-    </w:p>
+    <w:p/>
     <w:sectPr>
       <w:footerReference w:type="default" r:id="rId8"/>
-      <w:pgSz w:w="12240" w:h="15840"/>
-      <w:pgMar w:top="851" w:right="1041" w:bottom="709" w:left="1729" w:header="284" w:footer="227" w:gutter="0"/>
+      <w:pgSz w:w="11906" w:h="16838" w:code="9"/>
+      <w:pgMar w:top="1134" w:right="1134" w:bottom="1134" w:left="1701" w:header="284" w:footer="227" w:gutter="0"/>
       <w:cols w:space="720"/>
       <w:docGrid w:linePitch="360"/>
     </w:sectPr>

--- a/static/media/5.kh_giam_sat_ktr_dot_xuat.docx
+++ b/static/media/5.kh_giam_sat_ktr_dot_xuat.docx
@@ -177,7 +177,7 @@
           </mc:Choice>
           <mc:Fallback>
             <w:pict>
-              <v:line w14:anchorId="06DC1ABD" id="Line 12" o:spid="_x0000_s1026" style="position:absolute;z-index:251659264;visibility:visible;mso-wrap-style:square;mso-width-percent:0;mso-height-percent:0;mso-wrap-distance-left:9pt;mso-wrap-distance-top:0;mso-wrap-distance-right:9pt;mso-wrap-distance-bottom:0;mso-position-horizontal:absolute;mso-position-horizontal-relative:text;mso-position-vertical:absolute;mso-position-vertical-relative:text;mso-width-percent:0;mso-height-percent:0;mso-width-relative:page;mso-height-relative:page" from="52.35pt,.45pt" to="115.35pt,.45pt" o:gfxdata="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"/>
+              <v:line w14:anchorId="3AA3C8F7" id="Line 12" o:spid="_x0000_s1026" style="position:absolute;z-index:251659264;visibility:visible;mso-wrap-style:square;mso-width-percent:0;mso-height-percent:0;mso-wrap-distance-left:9pt;mso-wrap-distance-top:0;mso-wrap-distance-right:9pt;mso-wrap-distance-bottom:0;mso-position-horizontal:absolute;mso-position-horizontal-relative:text;mso-position-vertical:absolute;mso-position-vertical-relative:text;mso-width-percent:0;mso-height-percent:0;mso-width-relative:page;mso-height-relative:page" from="52.35pt,.45pt" to="115.35pt,.45pt" o:gfxdata="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"/>
             </w:pict>
           </mc:Fallback>
         </mc:AlternateContent>
@@ -252,7 +252,7 @@
           </mc:Choice>
           <mc:Fallback>
             <w:pict>
-              <v:line w14:anchorId="09C525DD" id="Line 14" o:spid="_x0000_s1026" style="position:absolute;z-index:251661312;visibility:visible;mso-wrap-style:square;mso-width-percent:0;mso-height-percent:0;mso-wrap-distance-left:9pt;mso-wrap-distance-top:0;mso-wrap-distance-right:9pt;mso-wrap-distance-bottom:0;mso-position-horizontal:absolute;mso-position-horizontal-relative:text;mso-position-vertical:absolute;mso-position-vertical-relative:text;mso-width-percent:0;mso-height-percent:0;mso-width-relative:page;mso-height-relative:page" from="245.85pt,.65pt" to="407.85pt,.65pt" o:gfxdata="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"/>
+              <v:line w14:anchorId="09AC035C" id="Line 14" o:spid="_x0000_s1026" style="position:absolute;z-index:251661312;visibility:visible;mso-wrap-style:square;mso-width-percent:0;mso-height-percent:0;mso-wrap-distance-left:9pt;mso-wrap-distance-top:0;mso-wrap-distance-right:9pt;mso-wrap-distance-bottom:0;mso-position-horizontal:absolute;mso-position-horizontal-relative:text;mso-position-vertical:absolute;mso-position-vertical-relative:text;mso-width-percent:0;mso-height-percent:0;mso-width-relative:page;mso-height-relative:page" from="245.85pt,.65pt" to="407.85pt,.65pt" o:gfxdata="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"/>
             </w:pict>
           </mc:Fallback>
         </mc:AlternateContent>
@@ -327,7 +327,7 @@
           </mc:Choice>
           <mc:Fallback>
             <w:pict>
-              <v:line w14:anchorId="6057F299" id="Line 13" o:spid="_x0000_s1026" style="position:absolute;z-index:251660288;visibility:visible;mso-wrap-style:square;mso-width-percent:0;mso-height-percent:0;mso-wrap-distance-left:9pt;mso-wrap-distance-top:0;mso-wrap-distance-right:9pt;mso-wrap-distance-bottom:0;mso-position-horizontal:absolute;mso-position-horizontal-relative:text;mso-position-vertical:absolute;mso-position-vertical-relative:text;mso-width-percent:0;mso-height-percent:0;mso-width-relative:page;mso-height-relative:page" from="34.65pt,1.9pt" to="34.65pt,1.9pt" o:gfxdata="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"/>
+              <v:line w14:anchorId="0AE61C0E" id="Line 13" o:spid="_x0000_s1026" style="position:absolute;z-index:251660288;visibility:visible;mso-wrap-style:square;mso-width-percent:0;mso-height-percent:0;mso-wrap-distance-left:9pt;mso-wrap-distance-top:0;mso-wrap-distance-right:9pt;mso-wrap-distance-bottom:0;mso-position-horizontal:absolute;mso-position-horizontal-relative:text;mso-position-vertical:absolute;mso-position-vertical-relative:text;mso-width-percent:0;mso-height-percent:0;mso-width-relative:page;mso-height-relative:page" from="34.65pt,1.9pt" to="34.65pt,1.9pt" o:gfxdata="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"/>
             </w:pict>
           </mc:Fallback>
         </mc:AlternateContent>
@@ -351,8 +351,8 @@
     <w:p>
       <w:pPr>
         <w:tabs>
-          <w:tab w:val="center" w:pos="1800"/>
-          <w:tab w:val="center" w:pos="7020"/>
+          <w:tab w:val="right" w:pos="1800"/>
+          <w:tab w:val="right" w:pos="8505"/>
         </w:tabs>
         <w:jc w:val="both"/>
         <w:rPr>
